--- a/MF0964_3 Desarrollo de elementos software para gestión de/JAVA/PATRONES DE DISEÑO/EJERCICIOS PATRONES DE DISEÑO/PATRONES DE DISEÑO ESTRUCT.docx
+++ b/MF0964_3 Desarrollo de elementos software para gestión de/JAVA/PATRONES DE DISEÑO/EJERCICIOS PATRONES DE DISEÑO/PATRONES DE DISEÑO ESTRUCT.docx
@@ -595,15 +595,193 @@
         </w:rPr>
         <w:t xml:space="preserve"> </w:t>
       </w:r>
+      <w:r>
+        <w:rPr>
+          <w:rFonts w:ascii="Consolas" w:hAnsi="Consolas"/>
+          <w:color w:val="0000C0"/>
+          <w:lang w:val="en-GB"/>
+        </w:rPr>
+        <w:t>value</w:t>
+      </w:r>
+      <w:r>
+        <w:rPr>
+          <w:rFonts w:ascii="Consolas" w:hAnsi="Consolas"/>
+          <w:color w:val="000000"/>
+          <w:lang w:val="en-GB"/>
+        </w:rPr>
+        <w:t>;</w:t>
+      </w:r>
+    </w:p>
+    <w:p>
+      <w:pPr>
+        <w:pStyle w:val="NormalWeb"/>
+        <w:shd w:val="clear" w:color="auto" w:fill="D9F2D0" w:themeFill="accent6" w:themeFillTint="33"/>
+        <w:spacing w:before="0" w:beforeAutospacing="0" w:after="0" w:afterAutospacing="0"/>
+        <w:jc w:val="both"/>
+        <w:rPr>
+          <w:rFonts w:ascii="Consolas" w:hAnsi="Consolas"/>
+          <w:color w:val="000000"/>
+          <w:lang w:val="en-GB"/>
+        </w:rPr>
+      </w:pPr>
+    </w:p>
+    <w:p>
+      <w:pPr>
+        <w:pStyle w:val="NormalWeb"/>
+        <w:shd w:val="clear" w:color="auto" w:fill="D9F2D0" w:themeFill="accent6" w:themeFillTint="33"/>
+        <w:spacing w:before="0" w:beforeAutospacing="0" w:after="0" w:afterAutospacing="0"/>
+        <w:jc w:val="both"/>
+        <w:rPr>
+          <w:rFonts w:ascii="Consolas" w:hAnsi="Consolas"/>
+          <w:color w:val="000000"/>
+          <w:lang w:val="en-GB"/>
+        </w:rPr>
+      </w:pPr>
+      <w:r>
+        <w:rPr>
+          <w:rFonts w:ascii="Consolas" w:hAnsi="Consolas"/>
+          <w:color w:val="000000"/>
+          <w:lang w:val="en-GB"/>
+        </w:rPr>
+        <w:t xml:space="preserve"> </w:t>
+      </w:r>
+      <w:r>
+        <w:rPr>
+          <w:rFonts w:ascii="Consolas" w:hAnsi="Consolas"/>
+          <w:b/>
+          <w:bCs/>
+          <w:color w:val="7F0055"/>
+          <w:lang w:val="en-GB"/>
+        </w:rPr>
+        <w:t>public</w:t>
+      </w:r>
+      <w:r>
+        <w:rPr>
+          <w:rFonts w:ascii="Consolas" w:hAnsi="Consolas"/>
+          <w:color w:val="000000"/>
+          <w:lang w:val="en-GB"/>
+        </w:rPr>
+        <w:t xml:space="preserve"> </w:t>
+      </w:r>
+      <w:proofErr w:type="spellStart"/>
       <w:proofErr w:type="gramStart"/>
       <w:r>
         <w:rPr>
           <w:rFonts w:ascii="Consolas" w:hAnsi="Consolas"/>
+          <w:color w:val="000000"/>
+          <w:lang w:val="en-GB"/>
+        </w:rPr>
+        <w:t>CelsiusTemperature</w:t>
+      </w:r>
+      <w:proofErr w:type="spellEnd"/>
+      <w:r>
+        <w:rPr>
+          <w:rFonts w:ascii="Consolas" w:hAnsi="Consolas"/>
+          <w:color w:val="000000"/>
+          <w:lang w:val="en-GB"/>
+        </w:rPr>
+        <w:t>(</w:t>
+      </w:r>
+      <w:proofErr w:type="gramEnd"/>
+      <w:r>
+        <w:rPr>
+          <w:rFonts w:ascii="Consolas" w:hAnsi="Consolas"/>
+          <w:b/>
+          <w:bCs/>
+          <w:color w:val="7F0055"/>
+          <w:lang w:val="en-GB"/>
+        </w:rPr>
+        <w:t>double</w:t>
+      </w:r>
+      <w:r>
+        <w:rPr>
+          <w:rFonts w:ascii="Consolas" w:hAnsi="Consolas"/>
+          <w:color w:val="000000"/>
+          <w:lang w:val="en-GB"/>
+        </w:rPr>
+        <w:t xml:space="preserve"> </w:t>
+      </w:r>
+      <w:r>
+        <w:rPr>
+          <w:rFonts w:ascii="Consolas" w:hAnsi="Consolas"/>
+          <w:color w:val="6A3E3E"/>
+          <w:lang w:val="en-GB"/>
+        </w:rPr>
+        <w:t>value</w:t>
+      </w:r>
+      <w:r>
+        <w:rPr>
+          <w:rFonts w:ascii="Consolas" w:hAnsi="Consolas"/>
+          <w:color w:val="000000"/>
+          <w:lang w:val="en-GB"/>
+        </w:rPr>
+        <w:t>) {</w:t>
+      </w:r>
+    </w:p>
+    <w:p>
+      <w:pPr>
+        <w:pStyle w:val="NormalWeb"/>
+        <w:shd w:val="clear" w:color="auto" w:fill="D9F2D0" w:themeFill="accent6" w:themeFillTint="33"/>
+        <w:spacing w:before="0" w:beforeAutospacing="0" w:after="0" w:afterAutospacing="0"/>
+        <w:jc w:val="both"/>
+        <w:rPr>
+          <w:rFonts w:ascii="Consolas" w:hAnsi="Consolas"/>
+          <w:color w:val="000000"/>
+          <w:lang w:val="en-GB"/>
+        </w:rPr>
+      </w:pPr>
+      <w:r>
+        <w:rPr>
+          <w:rFonts w:ascii="Consolas" w:hAnsi="Consolas"/>
+          <w:color w:val="000000"/>
+          <w:lang w:val="en-GB"/>
+        </w:rPr>
+        <w:t xml:space="preserve">     </w:t>
+      </w:r>
+      <w:proofErr w:type="spellStart"/>
+      <w:r>
+        <w:rPr>
+          <w:rFonts w:ascii="Consolas" w:hAnsi="Consolas"/>
+          <w:b/>
+          <w:bCs/>
+          <w:color w:val="7F0055"/>
+          <w:lang w:val="en-GB"/>
+        </w:rPr>
+        <w:t>this</w:t>
+      </w:r>
+      <w:r>
+        <w:rPr>
+          <w:rFonts w:ascii="Consolas" w:hAnsi="Consolas"/>
+          <w:color w:val="000000"/>
+          <w:lang w:val="en-GB"/>
+        </w:rPr>
+        <w:t>.</w:t>
+      </w:r>
+      <w:r>
+        <w:rPr>
+          <w:rFonts w:ascii="Consolas" w:hAnsi="Consolas"/>
           <w:color w:val="0000C0"/>
           <w:lang w:val="en-GB"/>
         </w:rPr>
         <w:t>value</w:t>
       </w:r>
+      <w:proofErr w:type="spellEnd"/>
+      <w:r>
+        <w:rPr>
+          <w:rFonts w:ascii="Consolas" w:hAnsi="Consolas"/>
+          <w:color w:val="000000"/>
+          <w:lang w:val="en-GB"/>
+        </w:rPr>
+        <w:t xml:space="preserve"> = </w:t>
+      </w:r>
+      <w:r>
+        <w:rPr>
+          <w:rFonts w:ascii="Consolas" w:hAnsi="Consolas"/>
+          <w:color w:val="6A3E3E"/>
+          <w:lang w:val="en-GB"/>
+        </w:rPr>
+        <w:t>value</w:t>
+      </w:r>
       <w:r>
         <w:rPr>
           <w:rFonts w:ascii="Consolas" w:hAnsi="Consolas"/>
@@ -612,188 +790,6 @@
         </w:rPr>
         <w:t>;</w:t>
       </w:r>
-      <w:proofErr w:type="gramEnd"/>
-    </w:p>
-    <w:p>
-      <w:pPr>
-        <w:pStyle w:val="NormalWeb"/>
-        <w:shd w:val="clear" w:color="auto" w:fill="D9F2D0" w:themeFill="accent6" w:themeFillTint="33"/>
-        <w:spacing w:before="0" w:beforeAutospacing="0" w:after="0" w:afterAutospacing="0"/>
-        <w:jc w:val="both"/>
-        <w:rPr>
-          <w:rFonts w:ascii="Consolas" w:hAnsi="Consolas"/>
-          <w:color w:val="000000"/>
-          <w:lang w:val="en-GB"/>
-        </w:rPr>
-      </w:pPr>
-    </w:p>
-    <w:p>
-      <w:pPr>
-        <w:pStyle w:val="NormalWeb"/>
-        <w:shd w:val="clear" w:color="auto" w:fill="D9F2D0" w:themeFill="accent6" w:themeFillTint="33"/>
-        <w:spacing w:before="0" w:beforeAutospacing="0" w:after="0" w:afterAutospacing="0"/>
-        <w:jc w:val="both"/>
-        <w:rPr>
-          <w:rFonts w:ascii="Consolas" w:hAnsi="Consolas"/>
-          <w:color w:val="000000"/>
-          <w:lang w:val="en-GB"/>
-        </w:rPr>
-      </w:pPr>
-      <w:r>
-        <w:rPr>
-          <w:rFonts w:ascii="Consolas" w:hAnsi="Consolas"/>
-          <w:color w:val="000000"/>
-          <w:lang w:val="en-GB"/>
-        </w:rPr>
-        <w:t xml:space="preserve"> </w:t>
-      </w:r>
-      <w:r>
-        <w:rPr>
-          <w:rFonts w:ascii="Consolas" w:hAnsi="Consolas"/>
-          <w:b/>
-          <w:bCs/>
-          <w:color w:val="7F0055"/>
-          <w:lang w:val="en-GB"/>
-        </w:rPr>
-        <w:t>public</w:t>
-      </w:r>
-      <w:r>
-        <w:rPr>
-          <w:rFonts w:ascii="Consolas" w:hAnsi="Consolas"/>
-          <w:color w:val="000000"/>
-          <w:lang w:val="en-GB"/>
-        </w:rPr>
-        <w:t xml:space="preserve"> </w:t>
-      </w:r>
-      <w:proofErr w:type="spellStart"/>
-      <w:proofErr w:type="gramStart"/>
-      <w:r>
-        <w:rPr>
-          <w:rFonts w:ascii="Consolas" w:hAnsi="Consolas"/>
-          <w:color w:val="000000"/>
-          <w:lang w:val="en-GB"/>
-        </w:rPr>
-        <w:t>CelsiusTemperature</w:t>
-      </w:r>
-      <w:proofErr w:type="spellEnd"/>
-      <w:r>
-        <w:rPr>
-          <w:rFonts w:ascii="Consolas" w:hAnsi="Consolas"/>
-          <w:color w:val="000000"/>
-          <w:lang w:val="en-GB"/>
-        </w:rPr>
-        <w:t>(</w:t>
-      </w:r>
-      <w:proofErr w:type="gramEnd"/>
-      <w:r>
-        <w:rPr>
-          <w:rFonts w:ascii="Consolas" w:hAnsi="Consolas"/>
-          <w:b/>
-          <w:bCs/>
-          <w:color w:val="7F0055"/>
-          <w:lang w:val="en-GB"/>
-        </w:rPr>
-        <w:t>double</w:t>
-      </w:r>
-      <w:r>
-        <w:rPr>
-          <w:rFonts w:ascii="Consolas" w:hAnsi="Consolas"/>
-          <w:color w:val="000000"/>
-          <w:lang w:val="en-GB"/>
-        </w:rPr>
-        <w:t xml:space="preserve"> </w:t>
-      </w:r>
-      <w:r>
-        <w:rPr>
-          <w:rFonts w:ascii="Consolas" w:hAnsi="Consolas"/>
-          <w:color w:val="6A3E3E"/>
-          <w:lang w:val="en-GB"/>
-        </w:rPr>
-        <w:t>value</w:t>
-      </w:r>
-      <w:r>
-        <w:rPr>
-          <w:rFonts w:ascii="Consolas" w:hAnsi="Consolas"/>
-          <w:color w:val="000000"/>
-          <w:lang w:val="en-GB"/>
-        </w:rPr>
-        <w:t>) {</w:t>
-      </w:r>
-    </w:p>
-    <w:p>
-      <w:pPr>
-        <w:pStyle w:val="NormalWeb"/>
-        <w:shd w:val="clear" w:color="auto" w:fill="D9F2D0" w:themeFill="accent6" w:themeFillTint="33"/>
-        <w:spacing w:before="0" w:beforeAutospacing="0" w:after="0" w:afterAutospacing="0"/>
-        <w:jc w:val="both"/>
-        <w:rPr>
-          <w:rFonts w:ascii="Consolas" w:hAnsi="Consolas"/>
-          <w:color w:val="000000"/>
-          <w:lang w:val="en-GB"/>
-        </w:rPr>
-      </w:pPr>
-      <w:r>
-        <w:rPr>
-          <w:rFonts w:ascii="Consolas" w:hAnsi="Consolas"/>
-          <w:color w:val="000000"/>
-          <w:lang w:val="en-GB"/>
-        </w:rPr>
-        <w:t xml:space="preserve">     </w:t>
-      </w:r>
-      <w:proofErr w:type="spellStart"/>
-      <w:r>
-        <w:rPr>
-          <w:rFonts w:ascii="Consolas" w:hAnsi="Consolas"/>
-          <w:b/>
-          <w:bCs/>
-          <w:color w:val="7F0055"/>
-          <w:lang w:val="en-GB"/>
-        </w:rPr>
-        <w:t>this</w:t>
-      </w:r>
-      <w:r>
-        <w:rPr>
-          <w:rFonts w:ascii="Consolas" w:hAnsi="Consolas"/>
-          <w:color w:val="000000"/>
-          <w:lang w:val="en-GB"/>
-        </w:rPr>
-        <w:t>.</w:t>
-      </w:r>
-      <w:r>
-        <w:rPr>
-          <w:rFonts w:ascii="Consolas" w:hAnsi="Consolas"/>
-          <w:color w:val="0000C0"/>
-          <w:lang w:val="en-GB"/>
-        </w:rPr>
-        <w:t>value</w:t>
-      </w:r>
-      <w:proofErr w:type="spellEnd"/>
-      <w:r>
-        <w:rPr>
-          <w:rFonts w:ascii="Consolas" w:hAnsi="Consolas"/>
-          <w:color w:val="000000"/>
-          <w:lang w:val="en-GB"/>
-        </w:rPr>
-        <w:t xml:space="preserve"> = </w:t>
-      </w:r>
-      <w:proofErr w:type="gramStart"/>
-      <w:r>
-        <w:rPr>
-          <w:rFonts w:ascii="Consolas" w:hAnsi="Consolas"/>
-          <w:color w:val="6A3E3E"/>
-          <w:lang w:val="en-GB"/>
-        </w:rPr>
-        <w:t>value</w:t>
-      </w:r>
-      <w:r>
-        <w:rPr>
-          <w:rFonts w:ascii="Consolas" w:hAnsi="Consolas"/>
-          <w:color w:val="000000"/>
-          <w:lang w:val="en-GB"/>
-        </w:rPr>
-        <w:t>;</w:t>
-      </w:r>
-      <w:proofErr w:type="gramEnd"/>
     </w:p>
     <w:p>
       <w:pPr>
@@ -953,7 +949,6 @@
         </w:rPr>
         <w:t xml:space="preserve"> </w:t>
       </w:r>
-      <w:proofErr w:type="gramStart"/>
       <w:r>
         <w:rPr>
           <w:rFonts w:ascii="Consolas" w:hAnsi="Consolas"/>
@@ -970,7 +965,6 @@
         </w:rPr>
         <w:t>;</w:t>
       </w:r>
-      <w:proofErr w:type="gramEnd"/>
     </w:p>
     <w:p>
       <w:pPr>
@@ -1067,27 +1061,7 @@
           <w:bCs/>
           <w:color w:val="000000"/>
         </w:rPr>
-        <w:t xml:space="preserve">Creamos la </w:t>
-      </w:r>
-      <w:proofErr w:type="gramStart"/>
-      <w:r>
-        <w:rPr>
-          <w:rFonts w:ascii="Consolas" w:hAnsi="Consolas"/>
-          <w:b/>
-          <w:bCs/>
-          <w:color w:val="000000"/>
-        </w:rPr>
-        <w:t>interface</w:t>
-      </w:r>
-      <w:proofErr w:type="gramEnd"/>
-      <w:r>
-        <w:rPr>
-          <w:rFonts w:ascii="Consolas" w:hAnsi="Consolas"/>
-          <w:b/>
-          <w:bCs/>
-          <w:color w:val="000000"/>
-        </w:rPr>
-        <w:t xml:space="preserve"> </w:t>
+        <w:t xml:space="preserve">Creamos la interface </w:t>
       </w:r>
       <w:proofErr w:type="spellStart"/>
       <w:r>
@@ -1411,7 +1385,6 @@
         <w:t>celsius</w:t>
       </w:r>
       <w:proofErr w:type="spellEnd"/>
-      <w:proofErr w:type="gramStart"/>
       <w:r>
         <w:rPr>
           <w:rFonts w:ascii="Consolas" w:hAnsi="Consolas"/>
@@ -1420,7 +1393,6 @@
         </w:rPr>
         <w:t>);</w:t>
       </w:r>
-      <w:proofErr w:type="gramEnd"/>
     </w:p>
     <w:p>
       <w:pPr>
@@ -2445,16 +2417,200 @@
         <w:t xml:space="preserve"> </w:t>
       </w:r>
       <w:proofErr w:type="spellStart"/>
+      <w:r>
+        <w:rPr>
+          <w:rFonts w:ascii="Consolas" w:hAnsi="Consolas"/>
+          <w:color w:val="0000C0"/>
+          <w:lang w:val="en-GB"/>
+        </w:rPr>
+        <w:t>celsiusTemperature</w:t>
+      </w:r>
+      <w:proofErr w:type="spellEnd"/>
+      <w:r>
+        <w:rPr>
+          <w:rFonts w:ascii="Consolas" w:hAnsi="Consolas"/>
+          <w:color w:val="000000"/>
+          <w:lang w:val="en-GB"/>
+        </w:rPr>
+        <w:t>;</w:t>
+      </w:r>
+    </w:p>
+    <w:p>
+      <w:pPr>
+        <w:pStyle w:val="NormalWeb"/>
+        <w:shd w:val="clear" w:color="auto" w:fill="D9F2D0" w:themeFill="accent6" w:themeFillTint="33"/>
+        <w:spacing w:before="0" w:beforeAutospacing="0" w:after="0" w:afterAutospacing="0"/>
+        <w:jc w:val="both"/>
+        <w:rPr>
+          <w:rFonts w:ascii="Consolas" w:hAnsi="Consolas"/>
+          <w:color w:val="000000"/>
+          <w:lang w:val="en-GB"/>
+        </w:rPr>
+      </w:pPr>
+    </w:p>
+    <w:p>
+      <w:pPr>
+        <w:pStyle w:val="NormalWeb"/>
+        <w:shd w:val="clear" w:color="auto" w:fill="D9F2D0" w:themeFill="accent6" w:themeFillTint="33"/>
+        <w:spacing w:before="0" w:beforeAutospacing="0" w:after="0" w:afterAutospacing="0"/>
+        <w:jc w:val="both"/>
+        <w:rPr>
+          <w:rFonts w:ascii="Consolas" w:hAnsi="Consolas"/>
+          <w:color w:val="000000"/>
+          <w:lang w:val="en-GB"/>
+        </w:rPr>
+      </w:pPr>
+      <w:r>
+        <w:rPr>
+          <w:rFonts w:ascii="Consolas" w:hAnsi="Consolas"/>
+          <w:color w:val="000000"/>
+          <w:lang w:val="en-GB"/>
+        </w:rPr>
+        <w:t xml:space="preserve"> </w:t>
+      </w:r>
+      <w:r>
+        <w:rPr>
+          <w:rFonts w:ascii="Consolas" w:hAnsi="Consolas"/>
+          <w:b/>
+          <w:bCs/>
+          <w:color w:val="7F0055"/>
+          <w:lang w:val="en-GB"/>
+        </w:rPr>
+        <w:t>public</w:t>
+      </w:r>
+      <w:r>
+        <w:rPr>
+          <w:rFonts w:ascii="Consolas" w:hAnsi="Consolas"/>
+          <w:color w:val="000000"/>
+          <w:lang w:val="en-GB"/>
+        </w:rPr>
+        <w:t xml:space="preserve"> </w:t>
+      </w:r>
+      <w:proofErr w:type="spellStart"/>
       <w:proofErr w:type="gramStart"/>
       <w:r>
         <w:rPr>
           <w:rFonts w:ascii="Consolas" w:hAnsi="Consolas"/>
+          <w:color w:val="000000"/>
+          <w:lang w:val="en-GB"/>
+        </w:rPr>
+        <w:t>TemperatureAdapter</w:t>
+      </w:r>
+      <w:proofErr w:type="spellEnd"/>
+      <w:r>
+        <w:rPr>
+          <w:rFonts w:ascii="Consolas" w:hAnsi="Consolas"/>
+          <w:color w:val="000000"/>
+          <w:lang w:val="en-GB"/>
+        </w:rPr>
+        <w:t>(</w:t>
+      </w:r>
+      <w:proofErr w:type="spellStart"/>
+      <w:proofErr w:type="gramEnd"/>
+      <w:r>
+        <w:rPr>
+          <w:rFonts w:ascii="Consolas" w:hAnsi="Consolas"/>
+          <w:color w:val="000000"/>
+          <w:lang w:val="en-GB"/>
+        </w:rPr>
+        <w:t>CelsiusTemperature</w:t>
+      </w:r>
+      <w:proofErr w:type="spellEnd"/>
+      <w:r>
+        <w:rPr>
+          <w:rFonts w:ascii="Consolas" w:hAnsi="Consolas"/>
+          <w:color w:val="000000"/>
+          <w:lang w:val="en-GB"/>
+        </w:rPr>
+        <w:t xml:space="preserve"> </w:t>
+      </w:r>
+      <w:proofErr w:type="spellStart"/>
+      <w:r>
+        <w:rPr>
+          <w:rFonts w:ascii="Consolas" w:hAnsi="Consolas"/>
+          <w:color w:val="6A3E3E"/>
+          <w:lang w:val="en-GB"/>
+        </w:rPr>
+        <w:t>celsiusTemperature</w:t>
+      </w:r>
+      <w:proofErr w:type="spellEnd"/>
+      <w:r>
+        <w:rPr>
+          <w:rFonts w:ascii="Consolas" w:hAnsi="Consolas"/>
+          <w:color w:val="000000"/>
+          <w:lang w:val="en-GB"/>
+        </w:rPr>
+        <w:t>) {</w:t>
+      </w:r>
+    </w:p>
+    <w:p>
+      <w:pPr>
+        <w:pStyle w:val="NormalWeb"/>
+        <w:shd w:val="clear" w:color="auto" w:fill="D9F2D0" w:themeFill="accent6" w:themeFillTint="33"/>
+        <w:spacing w:before="0" w:beforeAutospacing="0" w:after="0" w:afterAutospacing="0"/>
+        <w:jc w:val="both"/>
+        <w:rPr>
+          <w:rFonts w:ascii="Consolas" w:hAnsi="Consolas"/>
+          <w:color w:val="000000"/>
+          <w:lang w:val="en-GB"/>
+        </w:rPr>
+      </w:pPr>
+      <w:r>
+        <w:rPr>
+          <w:rFonts w:ascii="Consolas" w:hAnsi="Consolas"/>
+          <w:color w:val="000000"/>
+          <w:lang w:val="en-GB"/>
+        </w:rPr>
+        <w:t xml:space="preserve">     </w:t>
+      </w:r>
+      <w:proofErr w:type="spellStart"/>
+      <w:proofErr w:type="gramStart"/>
+      <w:r>
+        <w:rPr>
+          <w:rFonts w:ascii="Consolas" w:hAnsi="Consolas"/>
+          <w:b/>
+          <w:bCs/>
+          <w:color w:val="7F0055"/>
+          <w:lang w:val="en-GB"/>
+        </w:rPr>
+        <w:t>this</w:t>
+      </w:r>
+      <w:r>
+        <w:rPr>
+          <w:rFonts w:ascii="Consolas" w:hAnsi="Consolas"/>
+          <w:color w:val="000000"/>
+          <w:lang w:val="en-GB"/>
+        </w:rPr>
+        <w:t>.</w:t>
+      </w:r>
+      <w:r>
+        <w:rPr>
+          <w:rFonts w:ascii="Consolas" w:hAnsi="Consolas"/>
           <w:color w:val="0000C0"/>
           <w:lang w:val="en-GB"/>
         </w:rPr>
         <w:t>celsiusTemperature</w:t>
       </w:r>
       <w:proofErr w:type="spellEnd"/>
+      <w:proofErr w:type="gramEnd"/>
+      <w:r>
+        <w:rPr>
+          <w:rFonts w:ascii="Consolas" w:hAnsi="Consolas"/>
+          <w:color w:val="000000"/>
+          <w:lang w:val="en-GB"/>
+        </w:rPr>
+        <w:t xml:space="preserve"> = </w:t>
+      </w:r>
+      <w:proofErr w:type="spellStart"/>
+      <w:r>
+        <w:rPr>
+          <w:rFonts w:ascii="Consolas" w:hAnsi="Consolas"/>
+          <w:color w:val="6A3E3E"/>
+          <w:lang w:val="en-GB"/>
+        </w:rPr>
+        <w:t>celsiusTemperature</w:t>
+      </w:r>
+      <w:proofErr w:type="spellEnd"/>
       <w:r>
         <w:rPr>
           <w:rFonts w:ascii="Consolas" w:hAnsi="Consolas"/>
@@ -2463,7 +2619,182 @@
         </w:rPr>
         <w:t>;</w:t>
       </w:r>
+    </w:p>
+    <w:p>
+      <w:pPr>
+        <w:pStyle w:val="NormalWeb"/>
+        <w:shd w:val="clear" w:color="auto" w:fill="D9F2D0" w:themeFill="accent6" w:themeFillTint="33"/>
+        <w:spacing w:before="0" w:beforeAutospacing="0" w:after="0" w:afterAutospacing="0"/>
+        <w:jc w:val="both"/>
+        <w:rPr>
+          <w:rFonts w:ascii="Consolas" w:hAnsi="Consolas"/>
+          <w:color w:val="000000"/>
+          <w:lang w:val="en-GB"/>
+        </w:rPr>
+      </w:pPr>
+      <w:r>
+        <w:rPr>
+          <w:rFonts w:ascii="Consolas" w:hAnsi="Consolas"/>
+          <w:color w:val="000000"/>
+          <w:lang w:val="en-GB"/>
+        </w:rPr>
+        <w:t xml:space="preserve"> }</w:t>
+      </w:r>
+    </w:p>
+    <w:p>
+      <w:pPr>
+        <w:pStyle w:val="NormalWeb"/>
+        <w:shd w:val="clear" w:color="auto" w:fill="D9F2D0" w:themeFill="accent6" w:themeFillTint="33"/>
+        <w:spacing w:before="0" w:beforeAutospacing="0" w:after="0" w:afterAutospacing="0"/>
+        <w:jc w:val="both"/>
+        <w:rPr>
+          <w:rFonts w:ascii="Consolas" w:hAnsi="Consolas"/>
+          <w:color w:val="000000"/>
+          <w:lang w:val="en-GB"/>
+        </w:rPr>
+      </w:pPr>
+    </w:p>
+    <w:p>
+      <w:pPr>
+        <w:pStyle w:val="NormalWeb"/>
+        <w:shd w:val="clear" w:color="auto" w:fill="D9F2D0" w:themeFill="accent6" w:themeFillTint="33"/>
+        <w:spacing w:before="0" w:beforeAutospacing="0" w:after="0" w:afterAutospacing="0"/>
+        <w:jc w:val="both"/>
+        <w:rPr>
+          <w:rFonts w:ascii="Consolas" w:hAnsi="Consolas"/>
+          <w:color w:val="000000"/>
+          <w:lang w:val="en-GB"/>
+        </w:rPr>
+      </w:pPr>
+      <w:r>
+        <w:rPr>
+          <w:rFonts w:ascii="Consolas" w:hAnsi="Consolas"/>
+          <w:color w:val="000000"/>
+          <w:lang w:val="en-GB"/>
+        </w:rPr>
+        <w:t xml:space="preserve"> </w:t>
+      </w:r>
+      <w:r>
+        <w:rPr>
+          <w:rFonts w:ascii="Consolas" w:hAnsi="Consolas"/>
+          <w:color w:val="646464"/>
+          <w:lang w:val="en-GB"/>
+        </w:rPr>
+        <w:t>@Override</w:t>
+      </w:r>
+    </w:p>
+    <w:p>
+      <w:pPr>
+        <w:pStyle w:val="NormalWeb"/>
+        <w:shd w:val="clear" w:color="auto" w:fill="D9F2D0" w:themeFill="accent6" w:themeFillTint="33"/>
+        <w:spacing w:before="0" w:beforeAutospacing="0" w:after="0" w:afterAutospacing="0"/>
+        <w:jc w:val="both"/>
+        <w:rPr>
+          <w:rFonts w:ascii="Consolas" w:hAnsi="Consolas"/>
+          <w:color w:val="000000"/>
+          <w:lang w:val="en-GB"/>
+        </w:rPr>
+      </w:pPr>
+      <w:r>
+        <w:rPr>
+          <w:rFonts w:ascii="Consolas" w:hAnsi="Consolas"/>
+          <w:color w:val="000000"/>
+          <w:lang w:val="en-GB"/>
+        </w:rPr>
+        <w:t xml:space="preserve"> </w:t>
+      </w:r>
+      <w:r>
+        <w:rPr>
+          <w:rFonts w:ascii="Consolas" w:hAnsi="Consolas"/>
+          <w:b/>
+          <w:bCs/>
+          <w:color w:val="7F0055"/>
+          <w:lang w:val="en-GB"/>
+        </w:rPr>
+        <w:t>public</w:t>
+      </w:r>
+      <w:r>
+        <w:rPr>
+          <w:rFonts w:ascii="Consolas" w:hAnsi="Consolas"/>
+          <w:color w:val="000000"/>
+          <w:lang w:val="en-GB"/>
+        </w:rPr>
+        <w:t xml:space="preserve"> </w:t>
+      </w:r>
+      <w:r>
+        <w:rPr>
+          <w:rFonts w:ascii="Consolas" w:hAnsi="Consolas"/>
+          <w:b/>
+          <w:bCs/>
+          <w:color w:val="7F0055"/>
+          <w:lang w:val="en-GB"/>
+        </w:rPr>
+        <w:t>double</w:t>
+      </w:r>
+      <w:r>
+        <w:rPr>
+          <w:rFonts w:ascii="Consolas" w:hAnsi="Consolas"/>
+          <w:color w:val="000000"/>
+          <w:lang w:val="en-GB"/>
+        </w:rPr>
+        <w:t xml:space="preserve"> </w:t>
+      </w:r>
+      <w:proofErr w:type="spellStart"/>
+      <w:proofErr w:type="gramStart"/>
+      <w:r>
+        <w:rPr>
+          <w:rFonts w:ascii="Consolas" w:hAnsi="Consolas"/>
+          <w:color w:val="000000"/>
+          <w:lang w:val="en-GB"/>
+        </w:rPr>
+        <w:t>convertCelsiusToFahrenheit</w:t>
+      </w:r>
+      <w:proofErr w:type="spellEnd"/>
+      <w:r>
+        <w:rPr>
+          <w:rFonts w:ascii="Consolas" w:hAnsi="Consolas"/>
+          <w:color w:val="000000"/>
+          <w:lang w:val="en-GB"/>
+        </w:rPr>
+        <w:t>(</w:t>
+      </w:r>
       <w:proofErr w:type="gramEnd"/>
+      <w:r>
+        <w:rPr>
+          <w:rFonts w:ascii="Consolas" w:hAnsi="Consolas"/>
+          <w:b/>
+          <w:bCs/>
+          <w:color w:val="7F0055"/>
+          <w:lang w:val="en-GB"/>
+        </w:rPr>
+        <w:t>double</w:t>
+      </w:r>
+      <w:r>
+        <w:rPr>
+          <w:rFonts w:ascii="Consolas" w:hAnsi="Consolas"/>
+          <w:color w:val="000000"/>
+          <w:lang w:val="en-GB"/>
+        </w:rPr>
+        <w:t xml:space="preserve"> </w:t>
+      </w:r>
+      <w:proofErr w:type="spellStart"/>
+      <w:r>
+        <w:rPr>
+          <w:rFonts w:ascii="Consolas" w:hAnsi="Consolas"/>
+          <w:color w:val="6A3E3E"/>
+          <w:lang w:val="en-GB"/>
+        </w:rPr>
+        <w:t>celsius</w:t>
+      </w:r>
+      <w:proofErr w:type="spellEnd"/>
+      <w:r>
+        <w:rPr>
+          <w:rFonts w:ascii="Consolas" w:hAnsi="Consolas"/>
+          <w:color w:val="000000"/>
+          <w:lang w:val="en-GB"/>
+        </w:rPr>
+        <w:t>) {</w:t>
+      </w:r>
     </w:p>
     <w:p>
       <w:pPr>
@@ -2477,19 +2808,24 @@
           <w:lang w:val="en-GB"/>
         </w:rPr>
       </w:pPr>
-    </w:p>
-    <w:p>
-      <w:pPr>
-        <w:pStyle w:val="NormalWeb"/>
-        <w:shd w:val="clear" w:color="auto" w:fill="D9F2D0" w:themeFill="accent6" w:themeFillTint="33"/>
-        <w:spacing w:before="0" w:beforeAutospacing="0" w:after="0" w:afterAutospacing="0"/>
-        <w:jc w:val="both"/>
-        <w:rPr>
-          <w:rFonts w:ascii="Consolas" w:hAnsi="Consolas"/>
-          <w:color w:val="000000"/>
-          <w:lang w:val="en-GB"/>
-        </w:rPr>
-      </w:pPr>
+      <w:r>
+        <w:rPr>
+          <w:rFonts w:ascii="Consolas" w:hAnsi="Consolas"/>
+          <w:color w:val="000000"/>
+          <w:lang w:val="en-GB"/>
+        </w:rPr>
+        <w:t xml:space="preserve">     </w:t>
+      </w:r>
+      <w:r>
+        <w:rPr>
+          <w:rFonts w:ascii="Consolas" w:hAnsi="Consolas"/>
+          <w:b/>
+          <w:bCs/>
+          <w:color w:val="7F0055"/>
+          <w:lang w:val="en-GB"/>
+        </w:rPr>
+        <w:t>return</w:t>
+      </w:r>
       <w:r>
         <w:rPr>
           <w:rFonts w:ascii="Consolas" w:hAnsi="Consolas"/>
@@ -2506,17 +2842,16 @@
           <w:color w:val="7F0055"/>
           <w:lang w:val="en-GB"/>
         </w:rPr>
-        <w:t>public</w:t>
-      </w:r>
-      <w:r>
-        <w:rPr>
-          <w:rFonts w:ascii="Consolas" w:hAnsi="Consolas"/>
-          <w:color w:val="000000"/>
-          <w:lang w:val="en-GB"/>
-        </w:rPr>
-        <w:t xml:space="preserve"> </w:t>
-      </w:r>
-      <w:proofErr w:type="spellStart"/>
+        <w:t>new</w:t>
+      </w:r>
+      <w:r>
+        <w:rPr>
+          <w:rFonts w:ascii="Consolas" w:hAnsi="Consolas"/>
+          <w:color w:val="000000"/>
+          <w:lang w:val="en-GB"/>
+        </w:rPr>
+        <w:t xml:space="preserve"> CelsiusToFahrenheitConverter(</w:t>
+      </w:r>
       <w:proofErr w:type="gramStart"/>
       <w:r>
         <w:rPr>
@@ -2524,9 +2859,9 @@
           <w:color w:val="000000"/>
           <w:lang w:val="en-GB"/>
         </w:rPr>
-        <w:t>TemperatureAdapter</w:t>
-      </w:r>
-      <w:proofErr w:type="spellEnd"/>
+        <w:t>).convertCelsiusToFahrenheit</w:t>
+      </w:r>
+      <w:proofErr w:type="gramEnd"/>
       <w:r>
         <w:rPr>
           <w:rFonts w:ascii="Consolas" w:hAnsi="Consolas"/>
@@ -2535,399 +2870,22 @@
         </w:rPr>
         <w:t>(</w:t>
       </w:r>
-      <w:proofErr w:type="spellStart"/>
-      <w:proofErr w:type="gramEnd"/>
-      <w:r>
-        <w:rPr>
-          <w:rFonts w:ascii="Consolas" w:hAnsi="Consolas"/>
-          <w:color w:val="000000"/>
-          <w:lang w:val="en-GB"/>
-        </w:rPr>
-        <w:t>CelsiusTemperature</w:t>
-      </w:r>
-      <w:proofErr w:type="spellEnd"/>
-      <w:r>
-        <w:rPr>
-          <w:rFonts w:ascii="Consolas" w:hAnsi="Consolas"/>
-          <w:color w:val="000000"/>
-          <w:lang w:val="en-GB"/>
-        </w:rPr>
-        <w:t xml:space="preserve"> </w:t>
-      </w:r>
-      <w:proofErr w:type="spellStart"/>
-      <w:r>
-        <w:rPr>
-          <w:rFonts w:ascii="Consolas" w:hAnsi="Consolas"/>
-          <w:color w:val="6A3E3E"/>
+      <w:r>
+        <w:rPr>
+          <w:rFonts w:ascii="Consolas" w:hAnsi="Consolas"/>
+          <w:color w:val="0000C0"/>
           <w:lang w:val="en-GB"/>
         </w:rPr>
         <w:t>celsiusTemperature</w:t>
       </w:r>
-      <w:proofErr w:type="spellEnd"/>
-      <w:r>
-        <w:rPr>
-          <w:rFonts w:ascii="Consolas" w:hAnsi="Consolas"/>
-          <w:color w:val="000000"/>
-          <w:lang w:val="en-GB"/>
-        </w:rPr>
-        <w:t>) {</w:t>
-      </w:r>
-    </w:p>
-    <w:p>
-      <w:pPr>
-        <w:pStyle w:val="NormalWeb"/>
-        <w:shd w:val="clear" w:color="auto" w:fill="D9F2D0" w:themeFill="accent6" w:themeFillTint="33"/>
-        <w:spacing w:before="0" w:beforeAutospacing="0" w:after="0" w:afterAutospacing="0"/>
-        <w:jc w:val="both"/>
-        <w:rPr>
-          <w:rFonts w:ascii="Consolas" w:hAnsi="Consolas"/>
-          <w:color w:val="000000"/>
-          <w:lang w:val="en-GB"/>
-        </w:rPr>
-      </w:pPr>
-      <w:r>
-        <w:rPr>
-          <w:rFonts w:ascii="Consolas" w:hAnsi="Consolas"/>
-          <w:color w:val="000000"/>
-          <w:lang w:val="en-GB"/>
-        </w:rPr>
-        <w:t xml:space="preserve">     </w:t>
-      </w:r>
-      <w:proofErr w:type="spellStart"/>
-      <w:proofErr w:type="gramStart"/>
-      <w:r>
-        <w:rPr>
-          <w:rFonts w:ascii="Consolas" w:hAnsi="Consolas"/>
-          <w:b/>
-          <w:bCs/>
-          <w:color w:val="7F0055"/>
-          <w:lang w:val="en-GB"/>
-        </w:rPr>
-        <w:t>this</w:t>
-      </w:r>
-      <w:r>
-        <w:rPr>
-          <w:rFonts w:ascii="Consolas" w:hAnsi="Consolas"/>
-          <w:color w:val="000000"/>
-          <w:lang w:val="en-GB"/>
-        </w:rPr>
-        <w:t>.</w:t>
-      </w:r>
-      <w:r>
-        <w:rPr>
-          <w:rFonts w:ascii="Consolas" w:hAnsi="Consolas"/>
-          <w:color w:val="0000C0"/>
-          <w:lang w:val="en-GB"/>
-        </w:rPr>
-        <w:t>celsiusTemperature</w:t>
-      </w:r>
-      <w:proofErr w:type="spellEnd"/>
-      <w:proofErr w:type="gramEnd"/>
-      <w:r>
-        <w:rPr>
-          <w:rFonts w:ascii="Consolas" w:hAnsi="Consolas"/>
-          <w:color w:val="000000"/>
-          <w:lang w:val="en-GB"/>
-        </w:rPr>
-        <w:t xml:space="preserve"> = </w:t>
-      </w:r>
-      <w:proofErr w:type="spellStart"/>
-      <w:proofErr w:type="gramStart"/>
-      <w:r>
-        <w:rPr>
-          <w:rFonts w:ascii="Consolas" w:hAnsi="Consolas"/>
-          <w:color w:val="6A3E3E"/>
-          <w:lang w:val="en-GB"/>
-        </w:rPr>
-        <w:t>celsiusTemperature</w:t>
-      </w:r>
-      <w:proofErr w:type="spellEnd"/>
-      <w:r>
-        <w:rPr>
-          <w:rFonts w:ascii="Consolas" w:hAnsi="Consolas"/>
-          <w:color w:val="000000"/>
-          <w:lang w:val="en-GB"/>
-        </w:rPr>
-        <w:t>;</w:t>
-      </w:r>
-      <w:proofErr w:type="gramEnd"/>
-    </w:p>
-    <w:p>
-      <w:pPr>
-        <w:pStyle w:val="NormalWeb"/>
-        <w:shd w:val="clear" w:color="auto" w:fill="D9F2D0" w:themeFill="accent6" w:themeFillTint="33"/>
-        <w:spacing w:before="0" w:beforeAutospacing="0" w:after="0" w:afterAutospacing="0"/>
-        <w:jc w:val="both"/>
-        <w:rPr>
-          <w:rFonts w:ascii="Consolas" w:hAnsi="Consolas"/>
-          <w:color w:val="000000"/>
-          <w:lang w:val="en-GB"/>
-        </w:rPr>
-      </w:pPr>
-      <w:r>
-        <w:rPr>
-          <w:rFonts w:ascii="Consolas" w:hAnsi="Consolas"/>
-          <w:color w:val="000000"/>
-          <w:lang w:val="en-GB"/>
-        </w:rPr>
-        <w:t xml:space="preserve"> }</w:t>
-      </w:r>
-    </w:p>
-    <w:p>
-      <w:pPr>
-        <w:pStyle w:val="NormalWeb"/>
-        <w:shd w:val="clear" w:color="auto" w:fill="D9F2D0" w:themeFill="accent6" w:themeFillTint="33"/>
-        <w:spacing w:before="0" w:beforeAutospacing="0" w:after="0" w:afterAutospacing="0"/>
-        <w:jc w:val="both"/>
-        <w:rPr>
-          <w:rFonts w:ascii="Consolas" w:hAnsi="Consolas"/>
-          <w:color w:val="000000"/>
-          <w:lang w:val="en-GB"/>
-        </w:rPr>
-      </w:pPr>
-    </w:p>
-    <w:p>
-      <w:pPr>
-        <w:pStyle w:val="NormalWeb"/>
-        <w:shd w:val="clear" w:color="auto" w:fill="D9F2D0" w:themeFill="accent6" w:themeFillTint="33"/>
-        <w:spacing w:before="0" w:beforeAutospacing="0" w:after="0" w:afterAutospacing="0"/>
-        <w:jc w:val="both"/>
-        <w:rPr>
-          <w:rFonts w:ascii="Consolas" w:hAnsi="Consolas"/>
-          <w:color w:val="000000"/>
-          <w:lang w:val="en-GB"/>
-        </w:rPr>
-      </w:pPr>
-      <w:r>
-        <w:rPr>
-          <w:rFonts w:ascii="Consolas" w:hAnsi="Consolas"/>
-          <w:color w:val="000000"/>
-          <w:lang w:val="en-GB"/>
-        </w:rPr>
-        <w:t xml:space="preserve"> </w:t>
-      </w:r>
-      <w:r>
-        <w:rPr>
-          <w:rFonts w:ascii="Consolas" w:hAnsi="Consolas"/>
-          <w:color w:val="646464"/>
-          <w:lang w:val="en-GB"/>
-        </w:rPr>
-        <w:t>@Override</w:t>
-      </w:r>
-    </w:p>
-    <w:p>
-      <w:pPr>
-        <w:pStyle w:val="NormalWeb"/>
-        <w:shd w:val="clear" w:color="auto" w:fill="D9F2D0" w:themeFill="accent6" w:themeFillTint="33"/>
-        <w:spacing w:before="0" w:beforeAutospacing="0" w:after="0" w:afterAutospacing="0"/>
-        <w:jc w:val="both"/>
-        <w:rPr>
-          <w:rFonts w:ascii="Consolas" w:hAnsi="Consolas"/>
-          <w:color w:val="000000"/>
-          <w:lang w:val="en-GB"/>
-        </w:rPr>
-      </w:pPr>
-      <w:r>
-        <w:rPr>
-          <w:rFonts w:ascii="Consolas" w:hAnsi="Consolas"/>
-          <w:color w:val="000000"/>
-          <w:lang w:val="en-GB"/>
-        </w:rPr>
-        <w:t xml:space="preserve"> </w:t>
-      </w:r>
-      <w:r>
-        <w:rPr>
-          <w:rFonts w:ascii="Consolas" w:hAnsi="Consolas"/>
-          <w:b/>
-          <w:bCs/>
-          <w:color w:val="7F0055"/>
-          <w:lang w:val="en-GB"/>
-        </w:rPr>
-        <w:t>public</w:t>
-      </w:r>
-      <w:r>
-        <w:rPr>
-          <w:rFonts w:ascii="Consolas" w:hAnsi="Consolas"/>
-          <w:color w:val="000000"/>
-          <w:lang w:val="en-GB"/>
-        </w:rPr>
-        <w:t xml:space="preserve"> </w:t>
-      </w:r>
-      <w:r>
-        <w:rPr>
-          <w:rFonts w:ascii="Consolas" w:hAnsi="Consolas"/>
-          <w:b/>
-          <w:bCs/>
-          <w:color w:val="7F0055"/>
-          <w:lang w:val="en-GB"/>
-        </w:rPr>
-        <w:t>double</w:t>
-      </w:r>
-      <w:r>
-        <w:rPr>
-          <w:rFonts w:ascii="Consolas" w:hAnsi="Consolas"/>
-          <w:color w:val="000000"/>
-          <w:lang w:val="en-GB"/>
-        </w:rPr>
-        <w:t xml:space="preserve"> </w:t>
-      </w:r>
-      <w:proofErr w:type="spellStart"/>
-      <w:proofErr w:type="gramStart"/>
-      <w:r>
-        <w:rPr>
-          <w:rFonts w:ascii="Consolas" w:hAnsi="Consolas"/>
-          <w:color w:val="000000"/>
-          <w:lang w:val="en-GB"/>
-        </w:rPr>
-        <w:t>convertCelsiusToFahrenheit</w:t>
-      </w:r>
-      <w:proofErr w:type="spellEnd"/>
-      <w:r>
-        <w:rPr>
-          <w:rFonts w:ascii="Consolas" w:hAnsi="Consolas"/>
-          <w:color w:val="000000"/>
-          <w:lang w:val="en-GB"/>
-        </w:rPr>
-        <w:t>(</w:t>
-      </w:r>
-      <w:proofErr w:type="gramEnd"/>
-      <w:r>
-        <w:rPr>
-          <w:rFonts w:ascii="Consolas" w:hAnsi="Consolas"/>
-          <w:b/>
-          <w:bCs/>
-          <w:color w:val="7F0055"/>
-          <w:lang w:val="en-GB"/>
-        </w:rPr>
-        <w:t>double</w:t>
-      </w:r>
-      <w:r>
-        <w:rPr>
-          <w:rFonts w:ascii="Consolas" w:hAnsi="Consolas"/>
-          <w:color w:val="000000"/>
-          <w:lang w:val="en-GB"/>
-        </w:rPr>
-        <w:t xml:space="preserve"> </w:t>
-      </w:r>
-      <w:proofErr w:type="spellStart"/>
-      <w:r>
-        <w:rPr>
-          <w:rFonts w:ascii="Consolas" w:hAnsi="Consolas"/>
-          <w:color w:val="6A3E3E"/>
-          <w:lang w:val="en-GB"/>
-        </w:rPr>
-        <w:t>celsius</w:t>
-      </w:r>
-      <w:proofErr w:type="spellEnd"/>
-      <w:r>
-        <w:rPr>
-          <w:rFonts w:ascii="Consolas" w:hAnsi="Consolas"/>
-          <w:color w:val="000000"/>
-          <w:lang w:val="en-GB"/>
-        </w:rPr>
-        <w:t>) {</w:t>
-      </w:r>
-    </w:p>
-    <w:p>
-      <w:pPr>
-        <w:pStyle w:val="NormalWeb"/>
-        <w:shd w:val="clear" w:color="auto" w:fill="D9F2D0" w:themeFill="accent6" w:themeFillTint="33"/>
-        <w:spacing w:before="0" w:beforeAutospacing="0" w:after="0" w:afterAutospacing="0"/>
-        <w:jc w:val="both"/>
-        <w:rPr>
-          <w:rFonts w:ascii="Consolas" w:hAnsi="Consolas"/>
-          <w:color w:val="000000"/>
-          <w:lang w:val="en-GB"/>
-        </w:rPr>
-      </w:pPr>
-      <w:r>
-        <w:rPr>
-          <w:rFonts w:ascii="Consolas" w:hAnsi="Consolas"/>
-          <w:color w:val="000000"/>
-          <w:lang w:val="en-GB"/>
-        </w:rPr>
-        <w:t xml:space="preserve">     </w:t>
-      </w:r>
-      <w:r>
-        <w:rPr>
-          <w:rFonts w:ascii="Consolas" w:hAnsi="Consolas"/>
-          <w:b/>
-          <w:bCs/>
-          <w:color w:val="7F0055"/>
-          <w:lang w:val="en-GB"/>
-        </w:rPr>
-        <w:t>return</w:t>
-      </w:r>
-      <w:r>
-        <w:rPr>
-          <w:rFonts w:ascii="Consolas" w:hAnsi="Consolas"/>
-          <w:color w:val="000000"/>
-          <w:lang w:val="en-GB"/>
-        </w:rPr>
-        <w:t xml:space="preserve"> </w:t>
-      </w:r>
-      <w:r>
-        <w:rPr>
-          <w:rFonts w:ascii="Consolas" w:hAnsi="Consolas"/>
-          <w:b/>
-          <w:bCs/>
-          <w:color w:val="7F0055"/>
-          <w:lang w:val="en-GB"/>
-        </w:rPr>
-        <w:t>new</w:t>
-      </w:r>
-      <w:r>
-        <w:rPr>
-          <w:rFonts w:ascii="Consolas" w:hAnsi="Consolas"/>
-          <w:color w:val="000000"/>
-          <w:lang w:val="en-GB"/>
-        </w:rPr>
-        <w:t xml:space="preserve"> CelsiusToFahrenheitConverter(</w:t>
-      </w:r>
-      <w:proofErr w:type="gramStart"/>
-      <w:r>
-        <w:rPr>
-          <w:rFonts w:ascii="Consolas" w:hAnsi="Consolas"/>
-          <w:color w:val="000000"/>
-          <w:lang w:val="en-GB"/>
-        </w:rPr>
-        <w:t>).convertCelsiusToFahrenheit</w:t>
-      </w:r>
-      <w:proofErr w:type="gramEnd"/>
-      <w:r>
-        <w:rPr>
-          <w:rFonts w:ascii="Consolas" w:hAnsi="Consolas"/>
-          <w:color w:val="000000"/>
-          <w:lang w:val="en-GB"/>
-        </w:rPr>
-        <w:t>(</w:t>
-      </w:r>
-      <w:r>
-        <w:rPr>
-          <w:rFonts w:ascii="Consolas" w:hAnsi="Consolas"/>
-          <w:color w:val="0000C0"/>
-          <w:lang w:val="en-GB"/>
-        </w:rPr>
-        <w:t>celsiusTemperature</w:t>
-      </w:r>
-      <w:r>
-        <w:rPr>
-          <w:rFonts w:ascii="Consolas" w:hAnsi="Consolas"/>
-          <w:color w:val="000000"/>
-          <w:lang w:val="en-GB"/>
-        </w:rPr>
-        <w:t>.getValue()</w:t>
-      </w:r>
-      <w:proofErr w:type="gramStart"/>
-      <w:r>
-        <w:rPr>
-          <w:rFonts w:ascii="Consolas" w:hAnsi="Consolas"/>
-          <w:color w:val="000000"/>
-          <w:lang w:val="en-GB"/>
-        </w:rPr>
-        <w:t>);</w:t>
-      </w:r>
-      <w:proofErr w:type="gramEnd"/>
+      <w:r>
+        <w:rPr>
+          <w:rFonts w:ascii="Consolas" w:hAnsi="Consolas"/>
+          <w:color w:val="000000"/>
+          <w:lang w:val="en-GB"/>
+        </w:rPr>
+        <w:t>.getValue());</w:t>
+      </w:r>
     </w:p>
     <w:p>
       <w:pPr>
@@ -3451,299 +3409,295 @@
         </w:rPr>
         <w:t>temp</w:t>
       </w:r>
+      <w:r>
+        <w:rPr>
+          <w:rFonts w:ascii="Consolas" w:hAnsi="Consolas"/>
+          <w:color w:val="000000"/>
+          <w:lang w:val="en-GB"/>
+        </w:rPr>
+        <w:t>);</w:t>
+      </w:r>
+    </w:p>
+    <w:p>
+      <w:pPr>
+        <w:pStyle w:val="NormalWeb"/>
+        <w:shd w:val="clear" w:color="auto" w:fill="D9F2D0" w:themeFill="accent6" w:themeFillTint="33"/>
+        <w:spacing w:before="0" w:beforeAutospacing="0" w:after="0" w:afterAutospacing="0"/>
+        <w:jc w:val="both"/>
+        <w:rPr>
+          <w:rFonts w:ascii="Consolas" w:hAnsi="Consolas"/>
+          <w:color w:val="000000"/>
+          <w:lang w:val="en-GB"/>
+        </w:rPr>
+      </w:pPr>
+    </w:p>
+    <w:p>
+      <w:pPr>
+        <w:pStyle w:val="NormalWeb"/>
+        <w:shd w:val="clear" w:color="auto" w:fill="D9F2D0" w:themeFill="accent6" w:themeFillTint="33"/>
+        <w:spacing w:before="0" w:beforeAutospacing="0" w:after="0" w:afterAutospacing="0"/>
+        <w:jc w:val="both"/>
+        <w:rPr>
+          <w:rFonts w:ascii="Consolas" w:hAnsi="Consolas"/>
+          <w:color w:val="000000"/>
+        </w:rPr>
+      </w:pPr>
+      <w:r>
+        <w:rPr>
+          <w:rFonts w:ascii="Consolas" w:hAnsi="Consolas"/>
+          <w:color w:val="000000"/>
+          <w:lang w:val="en-GB"/>
+        </w:rPr>
+        <w:t xml:space="preserve">     </w:t>
+      </w:r>
+      <w:r>
+        <w:rPr>
+          <w:rFonts w:ascii="Consolas" w:hAnsi="Consolas"/>
+          <w:color w:val="3F7F5F"/>
+        </w:rPr>
+        <w:t>// Crear un adaptador y pasar la temperatura en Celsius</w:t>
+      </w:r>
+    </w:p>
+    <w:p>
+      <w:pPr>
+        <w:pStyle w:val="NormalWeb"/>
+        <w:shd w:val="clear" w:color="auto" w:fill="D9F2D0" w:themeFill="accent6" w:themeFillTint="33"/>
+        <w:spacing w:before="0" w:beforeAutospacing="0" w:after="0" w:afterAutospacing="0"/>
+        <w:jc w:val="both"/>
+        <w:rPr>
+          <w:rFonts w:ascii="Consolas" w:hAnsi="Consolas"/>
+          <w:color w:val="000000"/>
+          <w:lang w:val="en-GB"/>
+        </w:rPr>
+      </w:pPr>
+      <w:r>
+        <w:rPr>
+          <w:rFonts w:ascii="Consolas" w:hAnsi="Consolas"/>
+          <w:color w:val="000000"/>
+        </w:rPr>
+        <w:t xml:space="preserve">     </w:t>
+      </w:r>
+      <w:proofErr w:type="spellStart"/>
+      <w:r>
+        <w:rPr>
+          <w:rFonts w:ascii="Consolas" w:hAnsi="Consolas"/>
+          <w:color w:val="000000"/>
+          <w:lang w:val="en-GB"/>
+        </w:rPr>
+        <w:t>TemperatureAdapter</w:t>
+      </w:r>
+      <w:proofErr w:type="spellEnd"/>
+      <w:r>
+        <w:rPr>
+          <w:rFonts w:ascii="Consolas" w:hAnsi="Consolas"/>
+          <w:color w:val="000000"/>
+          <w:lang w:val="en-GB"/>
+        </w:rPr>
+        <w:t xml:space="preserve"> </w:t>
+      </w:r>
+      <w:r>
+        <w:rPr>
+          <w:rFonts w:ascii="Consolas" w:hAnsi="Consolas"/>
+          <w:color w:val="6A3E3E"/>
+          <w:lang w:val="en-GB"/>
+        </w:rPr>
+        <w:t>adapter</w:t>
+      </w:r>
+      <w:r>
+        <w:rPr>
+          <w:rFonts w:ascii="Consolas" w:hAnsi="Consolas"/>
+          <w:color w:val="000000"/>
+          <w:lang w:val="en-GB"/>
+        </w:rPr>
+        <w:t xml:space="preserve"> = </w:t>
+      </w:r>
+      <w:r>
+        <w:rPr>
+          <w:rFonts w:ascii="Consolas" w:hAnsi="Consolas"/>
+          <w:b/>
+          <w:bCs/>
+          <w:color w:val="7F0055"/>
+          <w:lang w:val="en-GB"/>
+        </w:rPr>
+        <w:t>new</w:t>
+      </w:r>
+      <w:r>
+        <w:rPr>
+          <w:rFonts w:ascii="Consolas" w:hAnsi="Consolas"/>
+          <w:color w:val="000000"/>
+          <w:lang w:val="en-GB"/>
+        </w:rPr>
+        <w:t xml:space="preserve"> </w:t>
+      </w:r>
+      <w:proofErr w:type="spellStart"/>
+      <w:r>
+        <w:rPr>
+          <w:rFonts w:ascii="Consolas" w:hAnsi="Consolas"/>
+          <w:color w:val="000000"/>
+          <w:lang w:val="en-GB"/>
+        </w:rPr>
+        <w:t>TemperatureAdapter</w:t>
+      </w:r>
+      <w:proofErr w:type="spellEnd"/>
+      <w:r>
+        <w:rPr>
+          <w:rFonts w:ascii="Consolas" w:hAnsi="Consolas"/>
+          <w:color w:val="000000"/>
+          <w:lang w:val="en-GB"/>
+        </w:rPr>
+        <w:t>(</w:t>
+      </w:r>
+      <w:proofErr w:type="spellStart"/>
+      <w:r>
+        <w:rPr>
+          <w:rFonts w:ascii="Consolas" w:hAnsi="Consolas"/>
+          <w:color w:val="6A3E3E"/>
+          <w:lang w:val="en-GB"/>
+        </w:rPr>
+        <w:t>celsiusTemp</w:t>
+      </w:r>
+      <w:proofErr w:type="spellEnd"/>
+      <w:r>
+        <w:rPr>
+          <w:rFonts w:ascii="Consolas" w:hAnsi="Consolas"/>
+          <w:color w:val="000000"/>
+          <w:lang w:val="en-GB"/>
+        </w:rPr>
+        <w:t>);</w:t>
+      </w:r>
+    </w:p>
+    <w:p>
+      <w:pPr>
+        <w:pStyle w:val="NormalWeb"/>
+        <w:shd w:val="clear" w:color="auto" w:fill="D9F2D0" w:themeFill="accent6" w:themeFillTint="33"/>
+        <w:spacing w:before="0" w:beforeAutospacing="0" w:after="0" w:afterAutospacing="0"/>
+        <w:jc w:val="both"/>
+        <w:rPr>
+          <w:rFonts w:ascii="Consolas" w:hAnsi="Consolas"/>
+          <w:color w:val="000000"/>
+          <w:lang w:val="en-GB"/>
+        </w:rPr>
+      </w:pPr>
+    </w:p>
+    <w:p>
+      <w:pPr>
+        <w:pStyle w:val="NormalWeb"/>
+        <w:shd w:val="clear" w:color="auto" w:fill="D9F2D0" w:themeFill="accent6" w:themeFillTint="33"/>
+        <w:spacing w:before="0" w:beforeAutospacing="0" w:after="0" w:afterAutospacing="0"/>
+        <w:jc w:val="both"/>
+        <w:rPr>
+          <w:rFonts w:ascii="Consolas" w:hAnsi="Consolas"/>
+          <w:color w:val="000000"/>
+        </w:rPr>
+      </w:pPr>
+      <w:r>
+        <w:rPr>
+          <w:rFonts w:ascii="Consolas" w:hAnsi="Consolas"/>
+          <w:color w:val="000000"/>
+          <w:lang w:val="en-GB"/>
+        </w:rPr>
+        <w:t xml:space="preserve">     </w:t>
+      </w:r>
+      <w:r>
+        <w:rPr>
+          <w:rFonts w:ascii="Consolas" w:hAnsi="Consolas"/>
+          <w:color w:val="3F7F5F"/>
+        </w:rPr>
+        <w:t>// Utilizar el adaptador para convertir la temperatura a Fahrenheit</w:t>
+      </w:r>
+    </w:p>
+    <w:p>
+      <w:pPr>
+        <w:pStyle w:val="NormalWeb"/>
+        <w:shd w:val="clear" w:color="auto" w:fill="D9F2D0" w:themeFill="accent6" w:themeFillTint="33"/>
+        <w:spacing w:before="0" w:beforeAutospacing="0" w:after="0" w:afterAutospacing="0"/>
+        <w:jc w:val="both"/>
+        <w:rPr>
+          <w:rFonts w:ascii="Consolas" w:hAnsi="Consolas"/>
+          <w:color w:val="000000"/>
+          <w:lang w:val="en-GB"/>
+        </w:rPr>
+      </w:pPr>
+      <w:r>
+        <w:rPr>
+          <w:rFonts w:ascii="Consolas" w:hAnsi="Consolas"/>
+          <w:color w:val="000000"/>
+        </w:rPr>
+        <w:t xml:space="preserve">     </w:t>
+      </w:r>
+      <w:r>
+        <w:rPr>
+          <w:rFonts w:ascii="Consolas" w:hAnsi="Consolas"/>
+          <w:b/>
+          <w:bCs/>
+          <w:color w:val="7F0055"/>
+          <w:lang w:val="en-GB"/>
+        </w:rPr>
+        <w:t>double</w:t>
+      </w:r>
+      <w:r>
+        <w:rPr>
+          <w:rFonts w:ascii="Consolas" w:hAnsi="Consolas"/>
+          <w:color w:val="000000"/>
+          <w:lang w:val="en-GB"/>
+        </w:rPr>
+        <w:t xml:space="preserve"> </w:t>
+      </w:r>
+      <w:proofErr w:type="spellStart"/>
+      <w:r>
+        <w:rPr>
+          <w:rFonts w:ascii="Consolas" w:hAnsi="Consolas"/>
+          <w:color w:val="6A3E3E"/>
+          <w:lang w:val="en-GB"/>
+        </w:rPr>
+        <w:t>fahrenheitTemp</w:t>
+      </w:r>
+      <w:proofErr w:type="spellEnd"/>
+      <w:r>
+        <w:rPr>
+          <w:rFonts w:ascii="Consolas" w:hAnsi="Consolas"/>
+          <w:color w:val="000000"/>
+          <w:lang w:val="en-GB"/>
+        </w:rPr>
+        <w:t xml:space="preserve"> = </w:t>
+      </w:r>
+      <w:proofErr w:type="spellStart"/>
       <w:proofErr w:type="gramStart"/>
       <w:r>
         <w:rPr>
           <w:rFonts w:ascii="Consolas" w:hAnsi="Consolas"/>
-          <w:color w:val="000000"/>
-          <w:lang w:val="en-GB"/>
-        </w:rPr>
-        <w:t>);</w:t>
-      </w:r>
+          <w:color w:val="6A3E3E"/>
+          <w:lang w:val="en-GB"/>
+        </w:rPr>
+        <w:t>adapter</w:t>
+      </w:r>
+      <w:r>
+        <w:rPr>
+          <w:rFonts w:ascii="Consolas" w:hAnsi="Consolas"/>
+          <w:color w:val="000000"/>
+          <w:lang w:val="en-GB"/>
+        </w:rPr>
+        <w:t>.convertCelsiusToFahrenheit</w:t>
+      </w:r>
+      <w:proofErr w:type="spellEnd"/>
       <w:proofErr w:type="gramEnd"/>
-    </w:p>
-    <w:p>
-      <w:pPr>
-        <w:pStyle w:val="NormalWeb"/>
-        <w:shd w:val="clear" w:color="auto" w:fill="D9F2D0" w:themeFill="accent6" w:themeFillTint="33"/>
-        <w:spacing w:before="0" w:beforeAutospacing="0" w:after="0" w:afterAutospacing="0"/>
-        <w:jc w:val="both"/>
-        <w:rPr>
-          <w:rFonts w:ascii="Consolas" w:hAnsi="Consolas"/>
-          <w:color w:val="000000"/>
-          <w:lang w:val="en-GB"/>
-        </w:rPr>
-      </w:pPr>
-    </w:p>
-    <w:p>
-      <w:pPr>
-        <w:pStyle w:val="NormalWeb"/>
-        <w:shd w:val="clear" w:color="auto" w:fill="D9F2D0" w:themeFill="accent6" w:themeFillTint="33"/>
-        <w:spacing w:before="0" w:beforeAutospacing="0" w:after="0" w:afterAutospacing="0"/>
-        <w:jc w:val="both"/>
-        <w:rPr>
-          <w:rFonts w:ascii="Consolas" w:hAnsi="Consolas"/>
-          <w:color w:val="000000"/>
-        </w:rPr>
-      </w:pPr>
-      <w:r>
-        <w:rPr>
-          <w:rFonts w:ascii="Consolas" w:hAnsi="Consolas"/>
-          <w:color w:val="000000"/>
-          <w:lang w:val="en-GB"/>
-        </w:rPr>
-        <w:t xml:space="preserve">     </w:t>
-      </w:r>
-      <w:r>
-        <w:rPr>
-          <w:rFonts w:ascii="Consolas" w:hAnsi="Consolas"/>
-          <w:color w:val="3F7F5F"/>
-        </w:rPr>
-        <w:t>// Crear un adaptador y pasar la temperatura en Celsius</w:t>
-      </w:r>
-    </w:p>
-    <w:p>
-      <w:pPr>
-        <w:pStyle w:val="NormalWeb"/>
-        <w:shd w:val="clear" w:color="auto" w:fill="D9F2D0" w:themeFill="accent6" w:themeFillTint="33"/>
-        <w:spacing w:before="0" w:beforeAutospacing="0" w:after="0" w:afterAutospacing="0"/>
-        <w:jc w:val="both"/>
-        <w:rPr>
-          <w:rFonts w:ascii="Consolas" w:hAnsi="Consolas"/>
-          <w:color w:val="000000"/>
-          <w:lang w:val="en-GB"/>
-        </w:rPr>
-      </w:pPr>
-      <w:r>
-        <w:rPr>
-          <w:rFonts w:ascii="Consolas" w:hAnsi="Consolas"/>
-          <w:color w:val="000000"/>
-        </w:rPr>
-        <w:t xml:space="preserve">     </w:t>
-      </w:r>
-      <w:proofErr w:type="spellStart"/>
-      <w:r>
-        <w:rPr>
-          <w:rFonts w:ascii="Consolas" w:hAnsi="Consolas"/>
-          <w:color w:val="000000"/>
-          <w:lang w:val="en-GB"/>
-        </w:rPr>
-        <w:t>TemperatureAdapter</w:t>
-      </w:r>
-      <w:proofErr w:type="spellEnd"/>
-      <w:r>
-        <w:rPr>
-          <w:rFonts w:ascii="Consolas" w:hAnsi="Consolas"/>
-          <w:color w:val="000000"/>
-          <w:lang w:val="en-GB"/>
-        </w:rPr>
-        <w:t xml:space="preserve"> </w:t>
-      </w:r>
+      <w:r>
+        <w:rPr>
+          <w:rFonts w:ascii="Consolas" w:hAnsi="Consolas"/>
+          <w:color w:val="000000"/>
+          <w:lang w:val="en-GB"/>
+        </w:rPr>
+        <w:t>(</w:t>
+      </w:r>
+      <w:proofErr w:type="spellStart"/>
       <w:r>
         <w:rPr>
           <w:rFonts w:ascii="Consolas" w:hAnsi="Consolas"/>
           <w:color w:val="6A3E3E"/>
           <w:lang w:val="en-GB"/>
         </w:rPr>
-        <w:t>adapter</w:t>
-      </w:r>
-      <w:r>
-        <w:rPr>
-          <w:rFonts w:ascii="Consolas" w:hAnsi="Consolas"/>
-          <w:color w:val="000000"/>
-          <w:lang w:val="en-GB"/>
-        </w:rPr>
-        <w:t xml:space="preserve"> = </w:t>
-      </w:r>
-      <w:r>
-        <w:rPr>
-          <w:rFonts w:ascii="Consolas" w:hAnsi="Consolas"/>
-          <w:b/>
-          <w:bCs/>
-          <w:color w:val="7F0055"/>
-          <w:lang w:val="en-GB"/>
-        </w:rPr>
-        <w:t>new</w:t>
-      </w:r>
-      <w:r>
-        <w:rPr>
-          <w:rFonts w:ascii="Consolas" w:hAnsi="Consolas"/>
-          <w:color w:val="000000"/>
-          <w:lang w:val="en-GB"/>
-        </w:rPr>
-        <w:t xml:space="preserve"> </w:t>
-      </w:r>
-      <w:proofErr w:type="spellStart"/>
-      <w:r>
-        <w:rPr>
-          <w:rFonts w:ascii="Consolas" w:hAnsi="Consolas"/>
-          <w:color w:val="000000"/>
-          <w:lang w:val="en-GB"/>
-        </w:rPr>
-        <w:t>TemperatureAdapter</w:t>
-      </w:r>
-      <w:proofErr w:type="spellEnd"/>
-      <w:r>
-        <w:rPr>
-          <w:rFonts w:ascii="Consolas" w:hAnsi="Consolas"/>
-          <w:color w:val="000000"/>
-          <w:lang w:val="en-GB"/>
-        </w:rPr>
-        <w:t>(</w:t>
-      </w:r>
-      <w:proofErr w:type="spellStart"/>
-      <w:r>
-        <w:rPr>
-          <w:rFonts w:ascii="Consolas" w:hAnsi="Consolas"/>
-          <w:color w:val="6A3E3E"/>
-          <w:lang w:val="en-GB"/>
-        </w:rPr>
         <w:t>celsiusTemp</w:t>
       </w:r>
-      <w:proofErr w:type="spellEnd"/>
-      <w:proofErr w:type="gramStart"/>
-      <w:r>
-        <w:rPr>
-          <w:rFonts w:ascii="Consolas" w:hAnsi="Consolas"/>
-          <w:color w:val="000000"/>
-          <w:lang w:val="en-GB"/>
-        </w:rPr>
-        <w:t>);</w:t>
-      </w:r>
-      <w:proofErr w:type="gramEnd"/>
-    </w:p>
-    <w:p>
-      <w:pPr>
-        <w:pStyle w:val="NormalWeb"/>
-        <w:shd w:val="clear" w:color="auto" w:fill="D9F2D0" w:themeFill="accent6" w:themeFillTint="33"/>
-        <w:spacing w:before="0" w:beforeAutospacing="0" w:after="0" w:afterAutospacing="0"/>
-        <w:jc w:val="both"/>
-        <w:rPr>
-          <w:rFonts w:ascii="Consolas" w:hAnsi="Consolas"/>
-          <w:color w:val="000000"/>
-          <w:lang w:val="en-GB"/>
-        </w:rPr>
-      </w:pPr>
-    </w:p>
-    <w:p>
-      <w:pPr>
-        <w:pStyle w:val="NormalWeb"/>
-        <w:shd w:val="clear" w:color="auto" w:fill="D9F2D0" w:themeFill="accent6" w:themeFillTint="33"/>
-        <w:spacing w:before="0" w:beforeAutospacing="0" w:after="0" w:afterAutospacing="0"/>
-        <w:jc w:val="both"/>
-        <w:rPr>
-          <w:rFonts w:ascii="Consolas" w:hAnsi="Consolas"/>
-          <w:color w:val="000000"/>
-        </w:rPr>
-      </w:pPr>
-      <w:r>
-        <w:rPr>
-          <w:rFonts w:ascii="Consolas" w:hAnsi="Consolas"/>
-          <w:color w:val="000000"/>
-          <w:lang w:val="en-GB"/>
-        </w:rPr>
-        <w:t xml:space="preserve">     </w:t>
-      </w:r>
-      <w:r>
-        <w:rPr>
-          <w:rFonts w:ascii="Consolas" w:hAnsi="Consolas"/>
-          <w:color w:val="3F7F5F"/>
-        </w:rPr>
-        <w:t>// Utilizar el adaptador para convertir la temperatura a Fahrenheit</w:t>
-      </w:r>
-    </w:p>
-    <w:p>
-      <w:pPr>
-        <w:pStyle w:val="NormalWeb"/>
-        <w:shd w:val="clear" w:color="auto" w:fill="D9F2D0" w:themeFill="accent6" w:themeFillTint="33"/>
-        <w:spacing w:before="0" w:beforeAutospacing="0" w:after="0" w:afterAutospacing="0"/>
-        <w:jc w:val="both"/>
-        <w:rPr>
-          <w:rFonts w:ascii="Consolas" w:hAnsi="Consolas"/>
-          <w:color w:val="000000"/>
-          <w:lang w:val="en-GB"/>
-        </w:rPr>
-      </w:pPr>
-      <w:r>
-        <w:rPr>
-          <w:rFonts w:ascii="Consolas" w:hAnsi="Consolas"/>
-          <w:color w:val="000000"/>
-        </w:rPr>
-        <w:t xml:space="preserve">     </w:t>
-      </w:r>
-      <w:r>
-        <w:rPr>
-          <w:rFonts w:ascii="Consolas" w:hAnsi="Consolas"/>
-          <w:b/>
-          <w:bCs/>
-          <w:color w:val="7F0055"/>
-          <w:lang w:val="en-GB"/>
-        </w:rPr>
-        <w:t>double</w:t>
-      </w:r>
-      <w:r>
-        <w:rPr>
-          <w:rFonts w:ascii="Consolas" w:hAnsi="Consolas"/>
-          <w:color w:val="000000"/>
-          <w:lang w:val="en-GB"/>
-        </w:rPr>
-        <w:t xml:space="preserve"> </w:t>
-      </w:r>
-      <w:proofErr w:type="spellStart"/>
-      <w:r>
-        <w:rPr>
-          <w:rFonts w:ascii="Consolas" w:hAnsi="Consolas"/>
-          <w:color w:val="6A3E3E"/>
-          <w:lang w:val="en-GB"/>
-        </w:rPr>
-        <w:t>fahrenheitTemp</w:t>
-      </w:r>
-      <w:proofErr w:type="spellEnd"/>
-      <w:r>
-        <w:rPr>
-          <w:rFonts w:ascii="Consolas" w:hAnsi="Consolas"/>
-          <w:color w:val="000000"/>
-          <w:lang w:val="en-GB"/>
-        </w:rPr>
-        <w:t xml:space="preserve"> = </w:t>
-      </w:r>
-      <w:proofErr w:type="spellStart"/>
-      <w:proofErr w:type="gramStart"/>
-      <w:r>
-        <w:rPr>
-          <w:rFonts w:ascii="Consolas" w:hAnsi="Consolas"/>
-          <w:color w:val="6A3E3E"/>
-          <w:lang w:val="en-GB"/>
-        </w:rPr>
-        <w:t>adapter</w:t>
-      </w:r>
-      <w:r>
-        <w:rPr>
-          <w:rFonts w:ascii="Consolas" w:hAnsi="Consolas"/>
-          <w:color w:val="000000"/>
-          <w:lang w:val="en-GB"/>
-        </w:rPr>
-        <w:t>.convertCelsiusToFahrenheit</w:t>
-      </w:r>
-      <w:proofErr w:type="spellEnd"/>
-      <w:proofErr w:type="gramEnd"/>
-      <w:r>
-        <w:rPr>
-          <w:rFonts w:ascii="Consolas" w:hAnsi="Consolas"/>
-          <w:color w:val="000000"/>
-          <w:lang w:val="en-GB"/>
-        </w:rPr>
-        <w:t>(</w:t>
-      </w:r>
-      <w:proofErr w:type="spellStart"/>
-      <w:r>
-        <w:rPr>
-          <w:rFonts w:ascii="Consolas" w:hAnsi="Consolas"/>
-          <w:color w:val="6A3E3E"/>
-          <w:lang w:val="en-GB"/>
-        </w:rPr>
-        <w:t>celsiusTemp</w:t>
-      </w:r>
       <w:r>
         <w:rPr>
           <w:rFonts w:ascii="Consolas" w:hAnsi="Consolas"/>
@@ -3759,18 +3713,8 @@
           <w:color w:val="000000"/>
           <w:lang w:val="en-GB"/>
         </w:rPr>
-        <w:t>()</w:t>
-      </w:r>
-      <w:proofErr w:type="gramStart"/>
-      <w:r>
-        <w:rPr>
-          <w:rFonts w:ascii="Consolas" w:hAnsi="Consolas"/>
-          <w:color w:val="000000"/>
-          <w:lang w:val="en-GB"/>
-        </w:rPr>
-        <w:t>);</w:t>
-      </w:r>
-      <w:proofErr w:type="gramEnd"/>
+        <w:t>());</w:t>
+      </w:r>
     </w:p>
     <w:p>
       <w:pPr>
@@ -4424,23 +4368,13 @@
           <w:szCs w:val="22"/>
         </w:rPr>
       </w:pPr>
-      <w:proofErr w:type="gramStart"/>
-      <w:r>
-        <w:rPr>
-          <w:rFonts w:ascii="Consolas" w:hAnsi="Consolas"/>
-          <w:sz w:val="22"/>
-          <w:szCs w:val="22"/>
-        </w:rPr>
-        <w:t>interface</w:t>
-      </w:r>
-      <w:proofErr w:type="gramEnd"/>
-      <w:r>
-        <w:rPr>
-          <w:rFonts w:ascii="Consolas" w:hAnsi="Consolas"/>
-          <w:sz w:val="22"/>
-          <w:szCs w:val="22"/>
-        </w:rPr>
-        <w:t xml:space="preserve"> Mensaje {</w:t>
+      <w:r>
+        <w:rPr>
+          <w:rFonts w:ascii="Consolas" w:hAnsi="Consolas"/>
+          <w:sz w:val="22"/>
+          <w:szCs w:val="22"/>
+        </w:rPr>
+        <w:t>interface Mensaje {</w:t>
       </w:r>
     </w:p>
     <w:p>
@@ -8778,7 +8712,249 @@
           <w:szCs w:val="22"/>
           <w:lang w:val="en-GB"/>
         </w:rPr>
-        <w:t>."</w:t>
+        <w:t>.");</w:t>
+      </w:r>
+    </w:p>
+    <w:p>
+      <w:pPr>
+        <w:shd w:val="clear" w:color="auto" w:fill="D9F2D0" w:themeFill="accent6" w:themeFillTint="33"/>
+        <w:tabs>
+          <w:tab w:val="left" w:pos="2492"/>
+        </w:tabs>
+        <w:spacing w:after="0"/>
+        <w:jc w:val="both"/>
+        <w:rPr>
+          <w:rFonts w:ascii="Consolas" w:hAnsi="Consolas"/>
+          <w:b/>
+          <w:bCs/>
+          <w:sz w:val="22"/>
+          <w:szCs w:val="22"/>
+        </w:rPr>
+      </w:pPr>
+      <w:r>
+        <w:rPr>
+          <w:rFonts w:ascii="Consolas" w:hAnsi="Consolas"/>
+          <w:b/>
+          <w:bCs/>
+          <w:sz w:val="22"/>
+          <w:szCs w:val="22"/>
+          <w:lang w:val="en-GB"/>
+        </w:rPr>
+        <w:t xml:space="preserve">    </w:t>
+      </w:r>
+      <w:r>
+        <w:rPr>
+          <w:rFonts w:ascii="Consolas" w:hAnsi="Consolas"/>
+          <w:b/>
+          <w:bCs/>
+          <w:sz w:val="22"/>
+          <w:szCs w:val="22"/>
+        </w:rPr>
+        <w:t>}</w:t>
+      </w:r>
+    </w:p>
+    <w:p>
+      <w:pPr>
+        <w:shd w:val="clear" w:color="auto" w:fill="D9F2D0" w:themeFill="accent6" w:themeFillTint="33"/>
+        <w:tabs>
+          <w:tab w:val="left" w:pos="2492"/>
+        </w:tabs>
+        <w:spacing w:after="0"/>
+        <w:jc w:val="both"/>
+        <w:rPr>
+          <w:rFonts w:ascii="Consolas" w:hAnsi="Consolas"/>
+          <w:b/>
+          <w:bCs/>
+          <w:sz w:val="22"/>
+          <w:szCs w:val="22"/>
+        </w:rPr>
+      </w:pPr>
+      <w:r>
+        <w:rPr>
+          <w:rFonts w:ascii="Consolas" w:hAnsi="Consolas"/>
+          <w:b/>
+          <w:bCs/>
+          <w:sz w:val="22"/>
+          <w:szCs w:val="22"/>
+        </w:rPr>
+        <w:t>}</w:t>
+      </w:r>
+    </w:p>
+    <w:p>
+      <w:pPr>
+        <w:tabs>
+          <w:tab w:val="left" w:pos="2492"/>
+        </w:tabs>
+        <w:jc w:val="both"/>
+        <w:rPr>
+          <w:b/>
+          <w:bCs/>
+          <w:sz w:val="22"/>
+          <w:szCs w:val="22"/>
+        </w:rPr>
+      </w:pPr>
+      <w:r>
+        <w:rPr>
+          <w:b/>
+          <w:bCs/>
+          <w:sz w:val="22"/>
+          <w:szCs w:val="22"/>
+        </w:rPr>
+        <w:t>AireAcondicionado.java</w:t>
+      </w:r>
+    </w:p>
+    <w:p>
+      <w:pPr>
+        <w:shd w:val="clear" w:color="auto" w:fill="D9F2D0" w:themeFill="accent6" w:themeFillTint="33"/>
+        <w:tabs>
+          <w:tab w:val="left" w:pos="2492"/>
+        </w:tabs>
+        <w:spacing w:after="0"/>
+        <w:jc w:val="both"/>
+        <w:rPr>
+          <w:rFonts w:ascii="Consolas" w:hAnsi="Consolas"/>
+          <w:b/>
+          <w:bCs/>
+          <w:sz w:val="22"/>
+          <w:szCs w:val="22"/>
+        </w:rPr>
+      </w:pPr>
+      <w:proofErr w:type="spellStart"/>
+      <w:r>
+        <w:rPr>
+          <w:rFonts w:ascii="Consolas" w:hAnsi="Consolas"/>
+          <w:b/>
+          <w:bCs/>
+          <w:sz w:val="22"/>
+          <w:szCs w:val="22"/>
+        </w:rPr>
+        <w:t>public</w:t>
+      </w:r>
+      <w:proofErr w:type="spellEnd"/>
+      <w:r>
+        <w:rPr>
+          <w:rFonts w:ascii="Consolas" w:hAnsi="Consolas"/>
+          <w:b/>
+          <w:bCs/>
+          <w:sz w:val="22"/>
+          <w:szCs w:val="22"/>
+        </w:rPr>
+        <w:t xml:space="preserve"> </w:t>
+      </w:r>
+      <w:proofErr w:type="spellStart"/>
+      <w:r>
+        <w:rPr>
+          <w:rFonts w:ascii="Consolas" w:hAnsi="Consolas"/>
+          <w:b/>
+          <w:bCs/>
+          <w:sz w:val="22"/>
+          <w:szCs w:val="22"/>
+        </w:rPr>
+        <w:t>class</w:t>
+      </w:r>
+      <w:proofErr w:type="spellEnd"/>
+      <w:r>
+        <w:rPr>
+          <w:rFonts w:ascii="Consolas" w:hAnsi="Consolas"/>
+          <w:b/>
+          <w:bCs/>
+          <w:sz w:val="22"/>
+          <w:szCs w:val="22"/>
+        </w:rPr>
+        <w:t xml:space="preserve"> </w:t>
+      </w:r>
+      <w:proofErr w:type="spellStart"/>
+      <w:r>
+        <w:rPr>
+          <w:rFonts w:ascii="Consolas" w:hAnsi="Consolas"/>
+          <w:b/>
+          <w:bCs/>
+          <w:sz w:val="22"/>
+          <w:szCs w:val="22"/>
+        </w:rPr>
+        <w:t>AireAcondicionado</w:t>
+      </w:r>
+      <w:proofErr w:type="spellEnd"/>
+      <w:r>
+        <w:rPr>
+          <w:rFonts w:ascii="Consolas" w:hAnsi="Consolas"/>
+          <w:b/>
+          <w:bCs/>
+          <w:sz w:val="22"/>
+          <w:szCs w:val="22"/>
+        </w:rPr>
+        <w:t xml:space="preserve"> {</w:t>
+      </w:r>
+    </w:p>
+    <w:p>
+      <w:pPr>
+        <w:shd w:val="clear" w:color="auto" w:fill="D9F2D0" w:themeFill="accent6" w:themeFillTint="33"/>
+        <w:tabs>
+          <w:tab w:val="left" w:pos="2492"/>
+        </w:tabs>
+        <w:spacing w:after="0"/>
+        <w:jc w:val="both"/>
+        <w:rPr>
+          <w:rFonts w:ascii="Consolas" w:hAnsi="Consolas"/>
+          <w:b/>
+          <w:bCs/>
+          <w:sz w:val="22"/>
+          <w:szCs w:val="22"/>
+        </w:rPr>
+      </w:pPr>
+      <w:r>
+        <w:rPr>
+          <w:rFonts w:ascii="Consolas" w:hAnsi="Consolas"/>
+          <w:b/>
+          <w:bCs/>
+          <w:sz w:val="22"/>
+          <w:szCs w:val="22"/>
+        </w:rPr>
+        <w:t xml:space="preserve">    </w:t>
+      </w:r>
+      <w:proofErr w:type="spellStart"/>
+      <w:r>
+        <w:rPr>
+          <w:rFonts w:ascii="Consolas" w:hAnsi="Consolas"/>
+          <w:b/>
+          <w:bCs/>
+          <w:sz w:val="22"/>
+          <w:szCs w:val="22"/>
+        </w:rPr>
+        <w:t>public</w:t>
+      </w:r>
+      <w:proofErr w:type="spellEnd"/>
+      <w:r>
+        <w:rPr>
+          <w:rFonts w:ascii="Consolas" w:hAnsi="Consolas"/>
+          <w:b/>
+          <w:bCs/>
+          <w:sz w:val="22"/>
+          <w:szCs w:val="22"/>
+        </w:rPr>
+        <w:t xml:space="preserve"> </w:t>
+      </w:r>
+      <w:proofErr w:type="spellStart"/>
+      <w:r>
+        <w:rPr>
+          <w:rFonts w:ascii="Consolas" w:hAnsi="Consolas"/>
+          <w:b/>
+          <w:bCs/>
+          <w:sz w:val="22"/>
+          <w:szCs w:val="22"/>
+        </w:rPr>
+        <w:t>void</w:t>
+      </w:r>
+      <w:proofErr w:type="spellEnd"/>
+      <w:r>
+        <w:rPr>
+          <w:rFonts w:ascii="Consolas" w:hAnsi="Consolas"/>
+          <w:b/>
+          <w:bCs/>
+          <w:sz w:val="22"/>
+          <w:szCs w:val="22"/>
+        </w:rPr>
+        <w:t xml:space="preserve"> </w:t>
       </w:r>
       <w:proofErr w:type="gramStart"/>
       <w:r>
@@ -8788,253 +8964,919 @@
           <w:bCs/>
           <w:sz w:val="22"/>
           <w:szCs w:val="22"/>
+        </w:rPr>
+        <w:t>encender(</w:t>
+      </w:r>
+      <w:proofErr w:type="gramEnd"/>
+      <w:r>
+        <w:rPr>
+          <w:rFonts w:ascii="Consolas" w:hAnsi="Consolas"/>
+          <w:b/>
+          <w:bCs/>
+          <w:sz w:val="22"/>
+          <w:szCs w:val="22"/>
+        </w:rPr>
+        <w:t>) {</w:t>
+      </w:r>
+    </w:p>
+    <w:p>
+      <w:pPr>
+        <w:shd w:val="clear" w:color="auto" w:fill="D9F2D0" w:themeFill="accent6" w:themeFillTint="33"/>
+        <w:tabs>
+          <w:tab w:val="left" w:pos="2492"/>
+        </w:tabs>
+        <w:spacing w:after="0"/>
+        <w:jc w:val="both"/>
+        <w:rPr>
+          <w:rFonts w:ascii="Consolas" w:hAnsi="Consolas"/>
+          <w:b/>
+          <w:bCs/>
+          <w:sz w:val="22"/>
+          <w:szCs w:val="22"/>
+        </w:rPr>
+      </w:pPr>
+      <w:r>
+        <w:rPr>
+          <w:rFonts w:ascii="Consolas" w:hAnsi="Consolas"/>
+          <w:b/>
+          <w:bCs/>
+          <w:sz w:val="22"/>
+          <w:szCs w:val="22"/>
+        </w:rPr>
+        <w:t xml:space="preserve">        </w:t>
+      </w:r>
+      <w:proofErr w:type="spellStart"/>
+      <w:r>
+        <w:rPr>
+          <w:rFonts w:ascii="Consolas" w:hAnsi="Consolas"/>
+          <w:b/>
+          <w:bCs/>
+          <w:sz w:val="22"/>
+          <w:szCs w:val="22"/>
+        </w:rPr>
+        <w:t>System.out.println</w:t>
+      </w:r>
+      <w:proofErr w:type="spellEnd"/>
+      <w:r>
+        <w:rPr>
+          <w:rFonts w:ascii="Consolas" w:hAnsi="Consolas"/>
+          <w:b/>
+          <w:bCs/>
+          <w:sz w:val="22"/>
+          <w:szCs w:val="22"/>
+        </w:rPr>
+        <w:t>("Aire acondicionado encendido.");</w:t>
+      </w:r>
+    </w:p>
+    <w:p>
+      <w:pPr>
+        <w:shd w:val="clear" w:color="auto" w:fill="D9F2D0" w:themeFill="accent6" w:themeFillTint="33"/>
+        <w:tabs>
+          <w:tab w:val="left" w:pos="2492"/>
+        </w:tabs>
+        <w:spacing w:after="0"/>
+        <w:jc w:val="both"/>
+        <w:rPr>
+          <w:rFonts w:ascii="Consolas" w:hAnsi="Consolas"/>
+          <w:b/>
+          <w:bCs/>
+          <w:sz w:val="22"/>
+          <w:szCs w:val="22"/>
+        </w:rPr>
+      </w:pPr>
+      <w:r>
+        <w:rPr>
+          <w:rFonts w:ascii="Consolas" w:hAnsi="Consolas"/>
+          <w:b/>
+          <w:bCs/>
+          <w:sz w:val="22"/>
+          <w:szCs w:val="22"/>
+        </w:rPr>
+        <w:t xml:space="preserve">    }</w:t>
+      </w:r>
+    </w:p>
+    <w:p>
+      <w:pPr>
+        <w:shd w:val="clear" w:color="auto" w:fill="D9F2D0" w:themeFill="accent6" w:themeFillTint="33"/>
+        <w:tabs>
+          <w:tab w:val="left" w:pos="2492"/>
+        </w:tabs>
+        <w:spacing w:after="0"/>
+        <w:jc w:val="both"/>
+        <w:rPr>
+          <w:rFonts w:ascii="Consolas" w:hAnsi="Consolas"/>
+          <w:b/>
+          <w:bCs/>
+          <w:sz w:val="22"/>
+          <w:szCs w:val="22"/>
+        </w:rPr>
+      </w:pPr>
+    </w:p>
+    <w:p>
+      <w:pPr>
+        <w:shd w:val="clear" w:color="auto" w:fill="D9F2D0" w:themeFill="accent6" w:themeFillTint="33"/>
+        <w:tabs>
+          <w:tab w:val="left" w:pos="2492"/>
+        </w:tabs>
+        <w:spacing w:after="0"/>
+        <w:jc w:val="both"/>
+        <w:rPr>
+          <w:rFonts w:ascii="Consolas" w:hAnsi="Consolas"/>
+          <w:b/>
+          <w:bCs/>
+          <w:sz w:val="22"/>
+          <w:szCs w:val="22"/>
+        </w:rPr>
+      </w:pPr>
+      <w:r>
+        <w:rPr>
+          <w:rFonts w:ascii="Consolas" w:hAnsi="Consolas"/>
+          <w:b/>
+          <w:bCs/>
+          <w:sz w:val="22"/>
+          <w:szCs w:val="22"/>
+        </w:rPr>
+        <w:t xml:space="preserve">    </w:t>
+      </w:r>
+      <w:proofErr w:type="spellStart"/>
+      <w:r>
+        <w:rPr>
+          <w:rFonts w:ascii="Consolas" w:hAnsi="Consolas"/>
+          <w:b/>
+          <w:bCs/>
+          <w:sz w:val="22"/>
+          <w:szCs w:val="22"/>
+        </w:rPr>
+        <w:t>public</w:t>
+      </w:r>
+      <w:proofErr w:type="spellEnd"/>
+      <w:r>
+        <w:rPr>
+          <w:rFonts w:ascii="Consolas" w:hAnsi="Consolas"/>
+          <w:b/>
+          <w:bCs/>
+          <w:sz w:val="22"/>
+          <w:szCs w:val="22"/>
+        </w:rPr>
+        <w:t xml:space="preserve"> </w:t>
+      </w:r>
+      <w:proofErr w:type="spellStart"/>
+      <w:r>
+        <w:rPr>
+          <w:rFonts w:ascii="Consolas" w:hAnsi="Consolas"/>
+          <w:b/>
+          <w:bCs/>
+          <w:sz w:val="22"/>
+          <w:szCs w:val="22"/>
+        </w:rPr>
+        <w:t>void</w:t>
+      </w:r>
+      <w:proofErr w:type="spellEnd"/>
+      <w:r>
+        <w:rPr>
+          <w:rFonts w:ascii="Consolas" w:hAnsi="Consolas"/>
+          <w:b/>
+          <w:bCs/>
+          <w:sz w:val="22"/>
+          <w:szCs w:val="22"/>
+        </w:rPr>
+        <w:t xml:space="preserve"> </w:t>
+      </w:r>
+      <w:proofErr w:type="gramStart"/>
+      <w:r>
+        <w:rPr>
+          <w:rFonts w:ascii="Consolas" w:hAnsi="Consolas"/>
+          <w:b/>
+          <w:bCs/>
+          <w:sz w:val="22"/>
+          <w:szCs w:val="22"/>
+        </w:rPr>
+        <w:t>apagar(</w:t>
+      </w:r>
+      <w:proofErr w:type="gramEnd"/>
+      <w:r>
+        <w:rPr>
+          <w:rFonts w:ascii="Consolas" w:hAnsi="Consolas"/>
+          <w:b/>
+          <w:bCs/>
+          <w:sz w:val="22"/>
+          <w:szCs w:val="22"/>
+        </w:rPr>
+        <w:t>) {</w:t>
+      </w:r>
+    </w:p>
+    <w:p>
+      <w:pPr>
+        <w:shd w:val="clear" w:color="auto" w:fill="D9F2D0" w:themeFill="accent6" w:themeFillTint="33"/>
+        <w:tabs>
+          <w:tab w:val="left" w:pos="2492"/>
+        </w:tabs>
+        <w:spacing w:after="0"/>
+        <w:jc w:val="both"/>
+        <w:rPr>
+          <w:rFonts w:ascii="Consolas" w:hAnsi="Consolas"/>
+          <w:b/>
+          <w:bCs/>
+          <w:sz w:val="22"/>
+          <w:szCs w:val="22"/>
+        </w:rPr>
+      </w:pPr>
+      <w:r>
+        <w:rPr>
+          <w:rFonts w:ascii="Consolas" w:hAnsi="Consolas"/>
+          <w:b/>
+          <w:bCs/>
+          <w:sz w:val="22"/>
+          <w:szCs w:val="22"/>
+        </w:rPr>
+        <w:t xml:space="preserve">        </w:t>
+      </w:r>
+      <w:proofErr w:type="spellStart"/>
+      <w:r>
+        <w:rPr>
+          <w:rFonts w:ascii="Consolas" w:hAnsi="Consolas"/>
+          <w:b/>
+          <w:bCs/>
+          <w:sz w:val="22"/>
+          <w:szCs w:val="22"/>
+        </w:rPr>
+        <w:t>System.out.println</w:t>
+      </w:r>
+      <w:proofErr w:type="spellEnd"/>
+      <w:r>
+        <w:rPr>
+          <w:rFonts w:ascii="Consolas" w:hAnsi="Consolas"/>
+          <w:b/>
+          <w:bCs/>
+          <w:sz w:val="22"/>
+          <w:szCs w:val="22"/>
+        </w:rPr>
+        <w:t>("Aire acondicionado apagado.");</w:t>
+      </w:r>
+    </w:p>
+    <w:p>
+      <w:pPr>
+        <w:shd w:val="clear" w:color="auto" w:fill="D9F2D0" w:themeFill="accent6" w:themeFillTint="33"/>
+        <w:tabs>
+          <w:tab w:val="left" w:pos="2492"/>
+        </w:tabs>
+        <w:spacing w:after="0"/>
+        <w:jc w:val="both"/>
+        <w:rPr>
+          <w:rFonts w:ascii="Consolas" w:hAnsi="Consolas"/>
+          <w:b/>
+          <w:bCs/>
+          <w:sz w:val="22"/>
+          <w:szCs w:val="22"/>
+          <w:lang w:val="en-GB"/>
+        </w:rPr>
+      </w:pPr>
+      <w:r>
+        <w:rPr>
+          <w:rFonts w:ascii="Consolas" w:hAnsi="Consolas"/>
+          <w:b/>
+          <w:bCs/>
+          <w:sz w:val="22"/>
+          <w:szCs w:val="22"/>
+        </w:rPr>
+        <w:t xml:space="preserve">    </w:t>
+      </w:r>
+      <w:r>
+        <w:rPr>
+          <w:rFonts w:ascii="Consolas" w:hAnsi="Consolas"/>
+          <w:b/>
+          <w:bCs/>
+          <w:sz w:val="22"/>
+          <w:szCs w:val="22"/>
+          <w:lang w:val="en-GB"/>
+        </w:rPr>
+        <w:t>}</w:t>
+      </w:r>
+    </w:p>
+    <w:p>
+      <w:pPr>
+        <w:shd w:val="clear" w:color="auto" w:fill="D9F2D0" w:themeFill="accent6" w:themeFillTint="33"/>
+        <w:tabs>
+          <w:tab w:val="left" w:pos="2492"/>
+        </w:tabs>
+        <w:spacing w:after="0"/>
+        <w:jc w:val="both"/>
+        <w:rPr>
+          <w:rFonts w:ascii="Consolas" w:hAnsi="Consolas"/>
+          <w:b/>
+          <w:bCs/>
+          <w:sz w:val="22"/>
+          <w:szCs w:val="22"/>
+          <w:lang w:val="en-GB"/>
+        </w:rPr>
+      </w:pPr>
+      <w:r>
+        <w:rPr>
+          <w:rFonts w:ascii="Consolas" w:hAnsi="Consolas"/>
+          <w:b/>
+          <w:bCs/>
+          <w:sz w:val="22"/>
+          <w:szCs w:val="22"/>
+          <w:lang w:val="en-GB"/>
+        </w:rPr>
+        <w:t>}</w:t>
+      </w:r>
+    </w:p>
+    <w:p>
+      <w:pPr>
+        <w:tabs>
+          <w:tab w:val="left" w:pos="2492"/>
+        </w:tabs>
+        <w:jc w:val="both"/>
+        <w:rPr>
+          <w:b/>
+          <w:bCs/>
+          <w:sz w:val="22"/>
+          <w:szCs w:val="22"/>
+          <w:lang w:val="en-GB"/>
+        </w:rPr>
+      </w:pPr>
+      <w:r>
+        <w:rPr>
+          <w:b/>
+          <w:bCs/>
+          <w:sz w:val="22"/>
+          <w:szCs w:val="22"/>
+          <w:lang w:val="en-GB"/>
+        </w:rPr>
+        <w:t>Clase Facade</w:t>
+      </w:r>
+    </w:p>
+    <w:p>
+      <w:pPr>
+        <w:tabs>
+          <w:tab w:val="left" w:pos="2492"/>
+        </w:tabs>
+        <w:jc w:val="both"/>
+        <w:rPr>
+          <w:b/>
+          <w:bCs/>
+          <w:sz w:val="22"/>
+          <w:szCs w:val="22"/>
+          <w:lang w:val="en-GB"/>
+        </w:rPr>
+      </w:pPr>
+      <w:r>
+        <w:rPr>
+          <w:b/>
+          <w:bCs/>
+          <w:sz w:val="22"/>
+          <w:szCs w:val="22"/>
+          <w:lang w:val="en-GB"/>
+        </w:rPr>
+        <w:t>FacadeAuto.java</w:t>
+      </w:r>
+    </w:p>
+    <w:p>
+      <w:pPr>
+        <w:shd w:val="clear" w:color="auto" w:fill="D9F2D0" w:themeFill="accent6" w:themeFillTint="33"/>
+        <w:tabs>
+          <w:tab w:val="left" w:pos="2492"/>
+        </w:tabs>
+        <w:spacing w:after="0"/>
+        <w:jc w:val="both"/>
+        <w:rPr>
+          <w:rFonts w:ascii="Consolas" w:hAnsi="Consolas"/>
+          <w:b/>
+          <w:bCs/>
+          <w:sz w:val="22"/>
+          <w:szCs w:val="22"/>
+          <w:lang w:val="en-GB"/>
+        </w:rPr>
+      </w:pPr>
+      <w:r>
+        <w:rPr>
+          <w:rFonts w:ascii="Consolas" w:hAnsi="Consolas"/>
+          <w:b/>
+          <w:bCs/>
+          <w:sz w:val="22"/>
+          <w:szCs w:val="22"/>
+          <w:lang w:val="en-GB"/>
+        </w:rPr>
+        <w:t xml:space="preserve">public class </w:t>
+      </w:r>
+      <w:proofErr w:type="spellStart"/>
+      <w:r>
+        <w:rPr>
+          <w:rFonts w:ascii="Consolas" w:hAnsi="Consolas"/>
+          <w:b/>
+          <w:bCs/>
+          <w:sz w:val="22"/>
+          <w:szCs w:val="22"/>
+          <w:lang w:val="en-GB"/>
+        </w:rPr>
+        <w:t>FacadeAuto</w:t>
+      </w:r>
+      <w:proofErr w:type="spellEnd"/>
+      <w:r>
+        <w:rPr>
+          <w:rFonts w:ascii="Consolas" w:hAnsi="Consolas"/>
+          <w:b/>
+          <w:bCs/>
+          <w:sz w:val="22"/>
+          <w:szCs w:val="22"/>
+          <w:lang w:val="en-GB"/>
+        </w:rPr>
+        <w:t xml:space="preserve"> {</w:t>
+      </w:r>
+    </w:p>
+    <w:p>
+      <w:pPr>
+        <w:shd w:val="clear" w:color="auto" w:fill="D9F2D0" w:themeFill="accent6" w:themeFillTint="33"/>
+        <w:tabs>
+          <w:tab w:val="left" w:pos="2492"/>
+        </w:tabs>
+        <w:spacing w:after="0"/>
+        <w:jc w:val="both"/>
+        <w:rPr>
+          <w:rFonts w:ascii="Consolas" w:hAnsi="Consolas"/>
+          <w:b/>
+          <w:bCs/>
+          <w:sz w:val="22"/>
+          <w:szCs w:val="22"/>
+        </w:rPr>
+      </w:pPr>
+      <w:r>
+        <w:rPr>
+          <w:rFonts w:ascii="Consolas" w:hAnsi="Consolas"/>
+          <w:b/>
+          <w:bCs/>
+          <w:sz w:val="22"/>
+          <w:szCs w:val="22"/>
+          <w:lang w:val="en-GB"/>
+        </w:rPr>
+        <w:tab/>
+      </w:r>
+      <w:r>
+        <w:rPr>
+          <w:rFonts w:ascii="Consolas" w:hAnsi="Consolas"/>
+          <w:b/>
+          <w:bCs/>
+          <w:sz w:val="22"/>
+          <w:szCs w:val="22"/>
+        </w:rPr>
+        <w:t>//asociamos</w:t>
+      </w:r>
+    </w:p>
+    <w:p>
+      <w:pPr>
+        <w:shd w:val="clear" w:color="auto" w:fill="D9F2D0" w:themeFill="accent6" w:themeFillTint="33"/>
+        <w:tabs>
+          <w:tab w:val="left" w:pos="2492"/>
+        </w:tabs>
+        <w:spacing w:after="0"/>
+        <w:jc w:val="both"/>
+        <w:rPr>
+          <w:rFonts w:ascii="Consolas" w:hAnsi="Consolas"/>
+          <w:b/>
+          <w:bCs/>
+          <w:sz w:val="22"/>
+          <w:szCs w:val="22"/>
+        </w:rPr>
+      </w:pPr>
+      <w:r>
+        <w:rPr>
+          <w:rFonts w:ascii="Consolas" w:hAnsi="Consolas"/>
+          <w:b/>
+          <w:bCs/>
+          <w:sz w:val="22"/>
+          <w:szCs w:val="22"/>
+        </w:rPr>
+        <w:t xml:space="preserve">    </w:t>
+      </w:r>
+      <w:proofErr w:type="spellStart"/>
+      <w:r>
+        <w:rPr>
+          <w:rFonts w:ascii="Consolas" w:hAnsi="Consolas"/>
+          <w:b/>
+          <w:bCs/>
+          <w:sz w:val="22"/>
+          <w:szCs w:val="22"/>
+        </w:rPr>
+        <w:t>private</w:t>
+      </w:r>
+      <w:proofErr w:type="spellEnd"/>
+      <w:r>
+        <w:rPr>
+          <w:rFonts w:ascii="Consolas" w:hAnsi="Consolas"/>
+          <w:b/>
+          <w:bCs/>
+          <w:sz w:val="22"/>
+          <w:szCs w:val="22"/>
+        </w:rPr>
+        <w:t xml:space="preserve"> Motor </w:t>
+      </w:r>
+      <w:proofErr w:type="spellStart"/>
+      <w:r>
+        <w:rPr>
+          <w:rFonts w:ascii="Consolas" w:hAnsi="Consolas"/>
+          <w:b/>
+          <w:bCs/>
+          <w:sz w:val="22"/>
+          <w:szCs w:val="22"/>
+        </w:rPr>
+        <w:t>motor</w:t>
+      </w:r>
+      <w:proofErr w:type="spellEnd"/>
+      <w:r>
+        <w:rPr>
+          <w:rFonts w:ascii="Consolas" w:hAnsi="Consolas"/>
+          <w:b/>
+          <w:bCs/>
+          <w:sz w:val="22"/>
+          <w:szCs w:val="22"/>
+        </w:rPr>
+        <w:t>;</w:t>
+      </w:r>
+      <w:r>
+        <w:rPr>
+          <w:rFonts w:ascii="Consolas" w:hAnsi="Consolas"/>
+          <w:b/>
+          <w:bCs/>
+          <w:sz w:val="22"/>
+          <w:szCs w:val="22"/>
+        </w:rPr>
+        <w:t xml:space="preserve"> </w:t>
+      </w:r>
+    </w:p>
+    <w:p>
+      <w:pPr>
+        <w:shd w:val="clear" w:color="auto" w:fill="D9F2D0" w:themeFill="accent6" w:themeFillTint="33"/>
+        <w:tabs>
+          <w:tab w:val="left" w:pos="2492"/>
+        </w:tabs>
+        <w:spacing w:after="0"/>
+        <w:jc w:val="both"/>
+        <w:rPr>
+          <w:rFonts w:ascii="Consolas" w:hAnsi="Consolas"/>
+          <w:b/>
+          <w:bCs/>
+          <w:sz w:val="22"/>
+          <w:szCs w:val="22"/>
+        </w:rPr>
+      </w:pPr>
+      <w:r>
+        <w:rPr>
+          <w:rFonts w:ascii="Consolas" w:hAnsi="Consolas"/>
+          <w:b/>
+          <w:bCs/>
+          <w:sz w:val="22"/>
+          <w:szCs w:val="22"/>
+        </w:rPr>
+        <w:t xml:space="preserve">    </w:t>
+      </w:r>
+      <w:proofErr w:type="spellStart"/>
+      <w:r>
+        <w:rPr>
+          <w:rFonts w:ascii="Consolas" w:hAnsi="Consolas"/>
+          <w:b/>
+          <w:bCs/>
+          <w:sz w:val="22"/>
+          <w:szCs w:val="22"/>
+        </w:rPr>
+        <w:t>private</w:t>
+      </w:r>
+      <w:proofErr w:type="spellEnd"/>
+      <w:r>
+        <w:rPr>
+          <w:rFonts w:ascii="Consolas" w:hAnsi="Consolas"/>
+          <w:b/>
+          <w:bCs/>
+          <w:sz w:val="22"/>
+          <w:szCs w:val="22"/>
+        </w:rPr>
+        <w:t xml:space="preserve"> </w:t>
+      </w:r>
+      <w:proofErr w:type="spellStart"/>
+      <w:r>
+        <w:rPr>
+          <w:rFonts w:ascii="Consolas" w:hAnsi="Consolas"/>
+          <w:b/>
+          <w:bCs/>
+          <w:sz w:val="22"/>
+          <w:szCs w:val="22"/>
+        </w:rPr>
+        <w:t>BombaCombustible</w:t>
+      </w:r>
+      <w:proofErr w:type="spellEnd"/>
+      <w:r>
+        <w:rPr>
+          <w:rFonts w:ascii="Consolas" w:hAnsi="Consolas"/>
+          <w:b/>
+          <w:bCs/>
+          <w:sz w:val="22"/>
+          <w:szCs w:val="22"/>
+        </w:rPr>
+        <w:t xml:space="preserve"> </w:t>
+      </w:r>
+      <w:proofErr w:type="spellStart"/>
+      <w:r>
+        <w:rPr>
+          <w:rFonts w:ascii="Consolas" w:hAnsi="Consolas"/>
+          <w:b/>
+          <w:bCs/>
+          <w:sz w:val="22"/>
+          <w:szCs w:val="22"/>
+        </w:rPr>
+        <w:t>bombaCombustible</w:t>
+      </w:r>
+      <w:proofErr w:type="spellEnd"/>
+      <w:r>
+        <w:rPr>
+          <w:rFonts w:ascii="Consolas" w:hAnsi="Consolas"/>
+          <w:b/>
+          <w:bCs/>
+          <w:sz w:val="22"/>
+          <w:szCs w:val="22"/>
+        </w:rPr>
+        <w:t>;</w:t>
+      </w:r>
+    </w:p>
+    <w:p>
+      <w:pPr>
+        <w:shd w:val="clear" w:color="auto" w:fill="D9F2D0" w:themeFill="accent6" w:themeFillTint="33"/>
+        <w:tabs>
+          <w:tab w:val="left" w:pos="2492"/>
+        </w:tabs>
+        <w:spacing w:after="0"/>
+        <w:jc w:val="both"/>
+        <w:rPr>
+          <w:rFonts w:ascii="Consolas" w:hAnsi="Consolas"/>
+          <w:b/>
+          <w:bCs/>
+          <w:sz w:val="22"/>
+          <w:szCs w:val="22"/>
+        </w:rPr>
+      </w:pPr>
+      <w:r>
+        <w:rPr>
+          <w:rFonts w:ascii="Consolas" w:hAnsi="Consolas"/>
+          <w:b/>
+          <w:bCs/>
+          <w:sz w:val="22"/>
+          <w:szCs w:val="22"/>
+        </w:rPr>
+        <w:t xml:space="preserve">    </w:t>
+      </w:r>
+      <w:proofErr w:type="spellStart"/>
+      <w:r>
+        <w:rPr>
+          <w:rFonts w:ascii="Consolas" w:hAnsi="Consolas"/>
+          <w:b/>
+          <w:bCs/>
+          <w:sz w:val="22"/>
+          <w:szCs w:val="22"/>
+        </w:rPr>
+        <w:t>private</w:t>
+      </w:r>
+      <w:proofErr w:type="spellEnd"/>
+      <w:r>
+        <w:rPr>
+          <w:rFonts w:ascii="Consolas" w:hAnsi="Consolas"/>
+          <w:b/>
+          <w:bCs/>
+          <w:sz w:val="22"/>
+          <w:szCs w:val="22"/>
+        </w:rPr>
+        <w:t xml:space="preserve"> </w:t>
+      </w:r>
+      <w:proofErr w:type="spellStart"/>
+      <w:r>
+        <w:rPr>
+          <w:rFonts w:ascii="Consolas" w:hAnsi="Consolas"/>
+          <w:b/>
+          <w:bCs/>
+          <w:sz w:val="22"/>
+          <w:szCs w:val="22"/>
+        </w:rPr>
+        <w:t>AireAcondicionado</w:t>
+      </w:r>
+      <w:proofErr w:type="spellEnd"/>
+      <w:r>
+        <w:rPr>
+          <w:rFonts w:ascii="Consolas" w:hAnsi="Consolas"/>
+          <w:b/>
+          <w:bCs/>
+          <w:sz w:val="22"/>
+          <w:szCs w:val="22"/>
+        </w:rPr>
+        <w:t xml:space="preserve"> </w:t>
+      </w:r>
+      <w:proofErr w:type="spellStart"/>
+      <w:r>
+        <w:rPr>
+          <w:rFonts w:ascii="Consolas" w:hAnsi="Consolas"/>
+          <w:b/>
+          <w:bCs/>
+          <w:sz w:val="22"/>
+          <w:szCs w:val="22"/>
+        </w:rPr>
+        <w:t>aireAcondicionado</w:t>
+      </w:r>
+      <w:proofErr w:type="spellEnd"/>
+      <w:r>
+        <w:rPr>
+          <w:rFonts w:ascii="Consolas" w:hAnsi="Consolas"/>
+          <w:b/>
+          <w:bCs/>
+          <w:sz w:val="22"/>
+          <w:szCs w:val="22"/>
+        </w:rPr>
+        <w:t>;</w:t>
+      </w:r>
+    </w:p>
+    <w:p>
+      <w:pPr>
+        <w:shd w:val="clear" w:color="auto" w:fill="D9F2D0" w:themeFill="accent6" w:themeFillTint="33"/>
+        <w:tabs>
+          <w:tab w:val="left" w:pos="2492"/>
+        </w:tabs>
+        <w:spacing w:after="0"/>
+        <w:jc w:val="both"/>
+        <w:rPr>
+          <w:rFonts w:ascii="Consolas" w:hAnsi="Consolas"/>
+          <w:b/>
+          <w:bCs/>
+          <w:sz w:val="22"/>
+          <w:szCs w:val="22"/>
+        </w:rPr>
+      </w:pPr>
+    </w:p>
+    <w:p>
+      <w:pPr>
+        <w:shd w:val="clear" w:color="auto" w:fill="D9F2D0" w:themeFill="accent6" w:themeFillTint="33"/>
+        <w:tabs>
+          <w:tab w:val="left" w:pos="2492"/>
+        </w:tabs>
+        <w:spacing w:after="0"/>
+        <w:jc w:val="both"/>
+        <w:rPr>
+          <w:rFonts w:ascii="Consolas" w:hAnsi="Consolas"/>
+          <w:b/>
+          <w:bCs/>
+          <w:sz w:val="22"/>
+          <w:szCs w:val="22"/>
+        </w:rPr>
+      </w:pPr>
+      <w:r>
+        <w:rPr>
+          <w:rFonts w:ascii="Consolas" w:hAnsi="Consolas"/>
+          <w:b/>
+          <w:bCs/>
+          <w:sz w:val="22"/>
+          <w:szCs w:val="22"/>
+        </w:rPr>
+        <w:t xml:space="preserve">    </w:t>
+      </w:r>
+      <w:r>
+        <w:rPr>
+          <w:rFonts w:ascii="Consolas" w:hAnsi="Consolas"/>
+          <w:b/>
+          <w:bCs/>
+          <w:sz w:val="22"/>
+          <w:szCs w:val="22"/>
+        </w:rPr>
+        <w:t>public FacadeAuto() {</w:t>
+      </w:r>
+    </w:p>
+    <w:p>
+      <w:pPr>
+        <w:shd w:val="clear" w:color="auto" w:fill="D9F2D0" w:themeFill="accent6" w:themeFillTint="33"/>
+        <w:tabs>
+          <w:tab w:val="left" w:pos="2492"/>
+        </w:tabs>
+        <w:spacing w:after="0"/>
+        <w:jc w:val="both"/>
+        <w:rPr>
+          <w:rFonts w:ascii="Consolas" w:hAnsi="Consolas"/>
+          <w:b/>
+          <w:bCs/>
+          <w:sz w:val="22"/>
+          <w:szCs w:val="22"/>
+          <w:lang w:val="en-GB"/>
+        </w:rPr>
+      </w:pPr>
+      <w:r>
+        <w:rPr>
+          <w:rFonts w:ascii="Consolas" w:hAnsi="Consolas"/>
+          <w:b/>
+          <w:bCs/>
+          <w:sz w:val="22"/>
+          <w:szCs w:val="22"/>
+        </w:rPr>
+        <w:t xml:space="preserve">        </w:t>
+      </w:r>
+      <w:proofErr w:type="spellStart"/>
+      <w:proofErr w:type="gramStart"/>
+      <w:r>
+        <w:rPr>
+          <w:rFonts w:ascii="Consolas" w:hAnsi="Consolas"/>
+          <w:b/>
+          <w:bCs/>
+          <w:sz w:val="22"/>
+          <w:szCs w:val="22"/>
+          <w:lang w:val="en-GB"/>
+        </w:rPr>
+        <w:t>this.motor</w:t>
+      </w:r>
+      <w:proofErr w:type="spellEnd"/>
+      <w:proofErr w:type="gramEnd"/>
+      <w:r>
+        <w:rPr>
+          <w:rFonts w:ascii="Consolas" w:hAnsi="Consolas"/>
+          <w:b/>
+          <w:bCs/>
+          <w:sz w:val="22"/>
+          <w:szCs w:val="22"/>
+          <w:lang w:val="en-GB"/>
+        </w:rPr>
+        <w:t xml:space="preserve"> = new </w:t>
+      </w:r>
+      <w:proofErr w:type="gramStart"/>
+      <w:r>
+        <w:rPr>
+          <w:rFonts w:ascii="Consolas" w:hAnsi="Consolas"/>
+          <w:b/>
+          <w:bCs/>
+          <w:sz w:val="22"/>
+          <w:szCs w:val="22"/>
+          <w:lang w:val="en-GB"/>
+        </w:rPr>
+        <w:t>Motor(</w:t>
+      </w:r>
+      <w:proofErr w:type="gramEnd"/>
+      <w:r>
+        <w:rPr>
+          <w:rFonts w:ascii="Consolas" w:hAnsi="Consolas"/>
+          <w:b/>
+          <w:bCs/>
+          <w:sz w:val="22"/>
+          <w:szCs w:val="22"/>
           <w:lang w:val="en-GB"/>
         </w:rPr>
         <w:t>);</w:t>
       </w:r>
+    </w:p>
+    <w:p>
+      <w:pPr>
+        <w:shd w:val="clear" w:color="auto" w:fill="D9F2D0" w:themeFill="accent6" w:themeFillTint="33"/>
+        <w:tabs>
+          <w:tab w:val="left" w:pos="2492"/>
+        </w:tabs>
+        <w:spacing w:after="0"/>
+        <w:jc w:val="both"/>
+        <w:rPr>
+          <w:rFonts w:ascii="Consolas" w:hAnsi="Consolas"/>
+          <w:b/>
+          <w:bCs/>
+          <w:sz w:val="22"/>
+          <w:szCs w:val="22"/>
+          <w:lang w:val="en-GB"/>
+        </w:rPr>
+      </w:pPr>
+      <w:r>
+        <w:rPr>
+          <w:rFonts w:ascii="Consolas" w:hAnsi="Consolas"/>
+          <w:b/>
+          <w:bCs/>
+          <w:sz w:val="22"/>
+          <w:szCs w:val="22"/>
+          <w:lang w:val="en-GB"/>
+        </w:rPr>
+        <w:t xml:space="preserve">        </w:t>
+      </w:r>
+      <w:proofErr w:type="spellStart"/>
+      <w:proofErr w:type="gramStart"/>
+      <w:r>
+        <w:rPr>
+          <w:rFonts w:ascii="Consolas" w:hAnsi="Consolas"/>
+          <w:b/>
+          <w:bCs/>
+          <w:sz w:val="22"/>
+          <w:szCs w:val="22"/>
+          <w:lang w:val="en-GB"/>
+        </w:rPr>
+        <w:t>this.bombaCombustible</w:t>
+      </w:r>
+      <w:proofErr w:type="spellEnd"/>
       <w:proofErr w:type="gramEnd"/>
-    </w:p>
-    <w:p>
-      <w:pPr>
-        <w:shd w:val="clear" w:color="auto" w:fill="D9F2D0" w:themeFill="accent6" w:themeFillTint="33"/>
-        <w:tabs>
-          <w:tab w:val="left" w:pos="2492"/>
-        </w:tabs>
-        <w:spacing w:after="0"/>
-        <w:jc w:val="both"/>
-        <w:rPr>
-          <w:rFonts w:ascii="Consolas" w:hAnsi="Consolas"/>
-          <w:b/>
-          <w:bCs/>
-          <w:sz w:val="22"/>
-          <w:szCs w:val="22"/>
-        </w:rPr>
-      </w:pPr>
-      <w:r>
-        <w:rPr>
-          <w:rFonts w:ascii="Consolas" w:hAnsi="Consolas"/>
-          <w:b/>
-          <w:bCs/>
-          <w:sz w:val="22"/>
-          <w:szCs w:val="22"/>
-          <w:lang w:val="en-GB"/>
-        </w:rPr>
-        <w:t xml:space="preserve">    </w:t>
-      </w:r>
-      <w:r>
-        <w:rPr>
-          <w:rFonts w:ascii="Consolas" w:hAnsi="Consolas"/>
-          <w:b/>
-          <w:bCs/>
-          <w:sz w:val="22"/>
-          <w:szCs w:val="22"/>
-        </w:rPr>
-        <w:t>}</w:t>
-      </w:r>
-    </w:p>
-    <w:p>
-      <w:pPr>
-        <w:shd w:val="clear" w:color="auto" w:fill="D9F2D0" w:themeFill="accent6" w:themeFillTint="33"/>
-        <w:tabs>
-          <w:tab w:val="left" w:pos="2492"/>
-        </w:tabs>
-        <w:spacing w:after="0"/>
-        <w:jc w:val="both"/>
-        <w:rPr>
-          <w:rFonts w:ascii="Consolas" w:hAnsi="Consolas"/>
-          <w:b/>
-          <w:bCs/>
-          <w:sz w:val="22"/>
-          <w:szCs w:val="22"/>
-        </w:rPr>
-      </w:pPr>
-      <w:r>
-        <w:rPr>
-          <w:rFonts w:ascii="Consolas" w:hAnsi="Consolas"/>
-          <w:b/>
-          <w:bCs/>
-          <w:sz w:val="22"/>
-          <w:szCs w:val="22"/>
-        </w:rPr>
-        <w:t>}</w:t>
-      </w:r>
-    </w:p>
-    <w:p>
-      <w:pPr>
-        <w:tabs>
-          <w:tab w:val="left" w:pos="2492"/>
-        </w:tabs>
-        <w:jc w:val="both"/>
-        <w:rPr>
-          <w:b/>
-          <w:bCs/>
-          <w:sz w:val="22"/>
-          <w:szCs w:val="22"/>
-        </w:rPr>
-      </w:pPr>
-      <w:r>
-        <w:rPr>
-          <w:b/>
-          <w:bCs/>
-          <w:sz w:val="22"/>
-          <w:szCs w:val="22"/>
-        </w:rPr>
-        <w:t>AireAcondicionado.java</w:t>
-      </w:r>
-    </w:p>
-    <w:p>
-      <w:pPr>
-        <w:shd w:val="clear" w:color="auto" w:fill="D9F2D0" w:themeFill="accent6" w:themeFillTint="33"/>
-        <w:tabs>
-          <w:tab w:val="left" w:pos="2492"/>
-        </w:tabs>
-        <w:spacing w:after="0"/>
-        <w:jc w:val="both"/>
-        <w:rPr>
-          <w:rFonts w:ascii="Consolas" w:hAnsi="Consolas"/>
-          <w:b/>
-          <w:bCs/>
-          <w:sz w:val="22"/>
-          <w:szCs w:val="22"/>
-        </w:rPr>
-      </w:pPr>
-      <w:proofErr w:type="spellStart"/>
-      <w:r>
-        <w:rPr>
-          <w:rFonts w:ascii="Consolas" w:hAnsi="Consolas"/>
-          <w:b/>
-          <w:bCs/>
-          <w:sz w:val="22"/>
-          <w:szCs w:val="22"/>
-        </w:rPr>
-        <w:t>public</w:t>
-      </w:r>
-      <w:proofErr w:type="spellEnd"/>
-      <w:r>
-        <w:rPr>
-          <w:rFonts w:ascii="Consolas" w:hAnsi="Consolas"/>
-          <w:b/>
-          <w:bCs/>
-          <w:sz w:val="22"/>
-          <w:szCs w:val="22"/>
-        </w:rPr>
-        <w:t xml:space="preserve"> </w:t>
-      </w:r>
-      <w:proofErr w:type="spellStart"/>
-      <w:r>
-        <w:rPr>
-          <w:rFonts w:ascii="Consolas" w:hAnsi="Consolas"/>
-          <w:b/>
-          <w:bCs/>
-          <w:sz w:val="22"/>
-          <w:szCs w:val="22"/>
-        </w:rPr>
-        <w:t>class</w:t>
-      </w:r>
-      <w:proofErr w:type="spellEnd"/>
-      <w:r>
-        <w:rPr>
-          <w:rFonts w:ascii="Consolas" w:hAnsi="Consolas"/>
-          <w:b/>
-          <w:bCs/>
-          <w:sz w:val="22"/>
-          <w:szCs w:val="22"/>
-        </w:rPr>
-        <w:t xml:space="preserve"> </w:t>
-      </w:r>
-      <w:proofErr w:type="spellStart"/>
-      <w:r>
-        <w:rPr>
-          <w:rFonts w:ascii="Consolas" w:hAnsi="Consolas"/>
-          <w:b/>
-          <w:bCs/>
-          <w:sz w:val="22"/>
-          <w:szCs w:val="22"/>
-        </w:rPr>
-        <w:t>AireAcondicionado</w:t>
-      </w:r>
-      <w:proofErr w:type="spellEnd"/>
-      <w:r>
-        <w:rPr>
-          <w:rFonts w:ascii="Consolas" w:hAnsi="Consolas"/>
-          <w:b/>
-          <w:bCs/>
-          <w:sz w:val="22"/>
-          <w:szCs w:val="22"/>
-        </w:rPr>
-        <w:t xml:space="preserve"> {</w:t>
-      </w:r>
-    </w:p>
-    <w:p>
-      <w:pPr>
-        <w:shd w:val="clear" w:color="auto" w:fill="D9F2D0" w:themeFill="accent6" w:themeFillTint="33"/>
-        <w:tabs>
-          <w:tab w:val="left" w:pos="2492"/>
-        </w:tabs>
-        <w:spacing w:after="0"/>
-        <w:jc w:val="both"/>
-        <w:rPr>
-          <w:rFonts w:ascii="Consolas" w:hAnsi="Consolas"/>
-          <w:b/>
-          <w:bCs/>
-          <w:sz w:val="22"/>
-          <w:szCs w:val="22"/>
-        </w:rPr>
-      </w:pPr>
-      <w:r>
-        <w:rPr>
-          <w:rFonts w:ascii="Consolas" w:hAnsi="Consolas"/>
-          <w:b/>
-          <w:bCs/>
-          <w:sz w:val="22"/>
-          <w:szCs w:val="22"/>
-        </w:rPr>
-        <w:t xml:space="preserve">    </w:t>
-      </w:r>
-      <w:proofErr w:type="spellStart"/>
-      <w:r>
-        <w:rPr>
-          <w:rFonts w:ascii="Consolas" w:hAnsi="Consolas"/>
-          <w:b/>
-          <w:bCs/>
-          <w:sz w:val="22"/>
-          <w:szCs w:val="22"/>
-        </w:rPr>
-        <w:t>public</w:t>
-      </w:r>
-      <w:proofErr w:type="spellEnd"/>
-      <w:r>
-        <w:rPr>
-          <w:rFonts w:ascii="Consolas" w:hAnsi="Consolas"/>
-          <w:b/>
-          <w:bCs/>
-          <w:sz w:val="22"/>
-          <w:szCs w:val="22"/>
-        </w:rPr>
-        <w:t xml:space="preserve"> </w:t>
-      </w:r>
-      <w:proofErr w:type="spellStart"/>
-      <w:r>
-        <w:rPr>
-          <w:rFonts w:ascii="Consolas" w:hAnsi="Consolas"/>
-          <w:b/>
-          <w:bCs/>
-          <w:sz w:val="22"/>
-          <w:szCs w:val="22"/>
-        </w:rPr>
-        <w:t>void</w:t>
-      </w:r>
-      <w:proofErr w:type="spellEnd"/>
-      <w:r>
-        <w:rPr>
-          <w:rFonts w:ascii="Consolas" w:hAnsi="Consolas"/>
-          <w:b/>
-          <w:bCs/>
-          <w:sz w:val="22"/>
-          <w:szCs w:val="22"/>
-        </w:rPr>
-        <w:t xml:space="preserve"> </w:t>
-      </w:r>
+      <w:r>
+        <w:rPr>
+          <w:rFonts w:ascii="Consolas" w:hAnsi="Consolas"/>
+          <w:b/>
+          <w:bCs/>
+          <w:sz w:val="22"/>
+          <w:szCs w:val="22"/>
+          <w:lang w:val="en-GB"/>
+        </w:rPr>
+        <w:t xml:space="preserve"> = new </w:t>
+      </w:r>
+      <w:proofErr w:type="spellStart"/>
       <w:proofErr w:type="gramStart"/>
       <w:r>
         <w:rPr>
@@ -9043,8 +9885,21 @@
           <w:bCs/>
           <w:sz w:val="22"/>
           <w:szCs w:val="22"/>
-        </w:rPr>
-        <w:t>encender(</w:t>
+          <w:lang w:val="en-GB"/>
+        </w:rPr>
+        <w:t>BombaCombustible</w:t>
+      </w:r>
+      <w:proofErr w:type="spellEnd"/>
+      <w:r>
+        <w:rPr>
+          <w:rFonts w:ascii="Consolas" w:hAnsi="Consolas"/>
+          <w:b/>
+          <w:bCs/>
+          <w:sz w:val="22"/>
+          <w:szCs w:val="22"/>
+          <w:lang w:val="en-GB"/>
+        </w:rPr>
+        <w:t>(</w:t>
       </w:r>
       <w:proofErr w:type="gramEnd"/>
       <w:r>
@@ -9054,922 +9909,10 @@
           <w:bCs/>
           <w:sz w:val="22"/>
           <w:szCs w:val="22"/>
-        </w:rPr>
-        <w:t>) {</w:t>
-      </w:r>
-    </w:p>
-    <w:p>
-      <w:pPr>
-        <w:shd w:val="clear" w:color="auto" w:fill="D9F2D0" w:themeFill="accent6" w:themeFillTint="33"/>
-        <w:tabs>
-          <w:tab w:val="left" w:pos="2492"/>
-        </w:tabs>
-        <w:spacing w:after="0"/>
-        <w:jc w:val="both"/>
-        <w:rPr>
-          <w:rFonts w:ascii="Consolas" w:hAnsi="Consolas"/>
-          <w:b/>
-          <w:bCs/>
-          <w:sz w:val="22"/>
-          <w:szCs w:val="22"/>
-        </w:rPr>
-      </w:pPr>
-      <w:r>
-        <w:rPr>
-          <w:rFonts w:ascii="Consolas" w:hAnsi="Consolas"/>
-          <w:b/>
-          <w:bCs/>
-          <w:sz w:val="22"/>
-          <w:szCs w:val="22"/>
-        </w:rPr>
-        <w:t xml:space="preserve">        </w:t>
-      </w:r>
-      <w:proofErr w:type="spellStart"/>
-      <w:r>
-        <w:rPr>
-          <w:rFonts w:ascii="Consolas" w:hAnsi="Consolas"/>
-          <w:b/>
-          <w:bCs/>
-          <w:sz w:val="22"/>
-          <w:szCs w:val="22"/>
-        </w:rPr>
-        <w:t>System.out.println</w:t>
-      </w:r>
-      <w:proofErr w:type="spellEnd"/>
-      <w:r>
-        <w:rPr>
-          <w:rFonts w:ascii="Consolas" w:hAnsi="Consolas"/>
-          <w:b/>
-          <w:bCs/>
-          <w:sz w:val="22"/>
-          <w:szCs w:val="22"/>
-        </w:rPr>
-        <w:t>("Aire acondicionado encendido.");</w:t>
-      </w:r>
-    </w:p>
-    <w:p>
-      <w:pPr>
-        <w:shd w:val="clear" w:color="auto" w:fill="D9F2D0" w:themeFill="accent6" w:themeFillTint="33"/>
-        <w:tabs>
-          <w:tab w:val="left" w:pos="2492"/>
-        </w:tabs>
-        <w:spacing w:after="0"/>
-        <w:jc w:val="both"/>
-        <w:rPr>
-          <w:rFonts w:ascii="Consolas" w:hAnsi="Consolas"/>
-          <w:b/>
-          <w:bCs/>
-          <w:sz w:val="22"/>
-          <w:szCs w:val="22"/>
-        </w:rPr>
-      </w:pPr>
-      <w:r>
-        <w:rPr>
-          <w:rFonts w:ascii="Consolas" w:hAnsi="Consolas"/>
-          <w:b/>
-          <w:bCs/>
-          <w:sz w:val="22"/>
-          <w:szCs w:val="22"/>
-        </w:rPr>
-        <w:t xml:space="preserve">    }</w:t>
-      </w:r>
-    </w:p>
-    <w:p>
-      <w:pPr>
-        <w:shd w:val="clear" w:color="auto" w:fill="D9F2D0" w:themeFill="accent6" w:themeFillTint="33"/>
-        <w:tabs>
-          <w:tab w:val="left" w:pos="2492"/>
-        </w:tabs>
-        <w:spacing w:after="0"/>
-        <w:jc w:val="both"/>
-        <w:rPr>
-          <w:rFonts w:ascii="Consolas" w:hAnsi="Consolas"/>
-          <w:b/>
-          <w:bCs/>
-          <w:sz w:val="22"/>
-          <w:szCs w:val="22"/>
-        </w:rPr>
-      </w:pPr>
-    </w:p>
-    <w:p>
-      <w:pPr>
-        <w:shd w:val="clear" w:color="auto" w:fill="D9F2D0" w:themeFill="accent6" w:themeFillTint="33"/>
-        <w:tabs>
-          <w:tab w:val="left" w:pos="2492"/>
-        </w:tabs>
-        <w:spacing w:after="0"/>
-        <w:jc w:val="both"/>
-        <w:rPr>
-          <w:rFonts w:ascii="Consolas" w:hAnsi="Consolas"/>
-          <w:b/>
-          <w:bCs/>
-          <w:sz w:val="22"/>
-          <w:szCs w:val="22"/>
-        </w:rPr>
-      </w:pPr>
-      <w:r>
-        <w:rPr>
-          <w:rFonts w:ascii="Consolas" w:hAnsi="Consolas"/>
-          <w:b/>
-          <w:bCs/>
-          <w:sz w:val="22"/>
-          <w:szCs w:val="22"/>
-        </w:rPr>
-        <w:t xml:space="preserve">    </w:t>
-      </w:r>
-      <w:proofErr w:type="spellStart"/>
-      <w:r>
-        <w:rPr>
-          <w:rFonts w:ascii="Consolas" w:hAnsi="Consolas"/>
-          <w:b/>
-          <w:bCs/>
-          <w:sz w:val="22"/>
-          <w:szCs w:val="22"/>
-        </w:rPr>
-        <w:t>public</w:t>
-      </w:r>
-      <w:proofErr w:type="spellEnd"/>
-      <w:r>
-        <w:rPr>
-          <w:rFonts w:ascii="Consolas" w:hAnsi="Consolas"/>
-          <w:b/>
-          <w:bCs/>
-          <w:sz w:val="22"/>
-          <w:szCs w:val="22"/>
-        </w:rPr>
-        <w:t xml:space="preserve"> </w:t>
-      </w:r>
-      <w:proofErr w:type="spellStart"/>
-      <w:r>
-        <w:rPr>
-          <w:rFonts w:ascii="Consolas" w:hAnsi="Consolas"/>
-          <w:b/>
-          <w:bCs/>
-          <w:sz w:val="22"/>
-          <w:szCs w:val="22"/>
-        </w:rPr>
-        <w:t>void</w:t>
-      </w:r>
-      <w:proofErr w:type="spellEnd"/>
-      <w:r>
-        <w:rPr>
-          <w:rFonts w:ascii="Consolas" w:hAnsi="Consolas"/>
-          <w:b/>
-          <w:bCs/>
-          <w:sz w:val="22"/>
-          <w:szCs w:val="22"/>
-        </w:rPr>
-        <w:t xml:space="preserve"> </w:t>
-      </w:r>
-      <w:proofErr w:type="gramStart"/>
-      <w:r>
-        <w:rPr>
-          <w:rFonts w:ascii="Consolas" w:hAnsi="Consolas"/>
-          <w:b/>
-          <w:bCs/>
-          <w:sz w:val="22"/>
-          <w:szCs w:val="22"/>
-        </w:rPr>
-        <w:t>apagar(</w:t>
-      </w:r>
-      <w:proofErr w:type="gramEnd"/>
-      <w:r>
-        <w:rPr>
-          <w:rFonts w:ascii="Consolas" w:hAnsi="Consolas"/>
-          <w:b/>
-          <w:bCs/>
-          <w:sz w:val="22"/>
-          <w:szCs w:val="22"/>
-        </w:rPr>
-        <w:t>) {</w:t>
-      </w:r>
-    </w:p>
-    <w:p>
-      <w:pPr>
-        <w:shd w:val="clear" w:color="auto" w:fill="D9F2D0" w:themeFill="accent6" w:themeFillTint="33"/>
-        <w:tabs>
-          <w:tab w:val="left" w:pos="2492"/>
-        </w:tabs>
-        <w:spacing w:after="0"/>
-        <w:jc w:val="both"/>
-        <w:rPr>
-          <w:rFonts w:ascii="Consolas" w:hAnsi="Consolas"/>
-          <w:b/>
-          <w:bCs/>
-          <w:sz w:val="22"/>
-          <w:szCs w:val="22"/>
-        </w:rPr>
-      </w:pPr>
-      <w:r>
-        <w:rPr>
-          <w:rFonts w:ascii="Consolas" w:hAnsi="Consolas"/>
-          <w:b/>
-          <w:bCs/>
-          <w:sz w:val="22"/>
-          <w:szCs w:val="22"/>
-        </w:rPr>
-        <w:t xml:space="preserve">        </w:t>
-      </w:r>
-      <w:proofErr w:type="spellStart"/>
-      <w:r>
-        <w:rPr>
-          <w:rFonts w:ascii="Consolas" w:hAnsi="Consolas"/>
-          <w:b/>
-          <w:bCs/>
-          <w:sz w:val="22"/>
-          <w:szCs w:val="22"/>
-        </w:rPr>
-        <w:t>System.out.println</w:t>
-      </w:r>
-      <w:proofErr w:type="spellEnd"/>
-      <w:r>
-        <w:rPr>
-          <w:rFonts w:ascii="Consolas" w:hAnsi="Consolas"/>
-          <w:b/>
-          <w:bCs/>
-          <w:sz w:val="22"/>
-          <w:szCs w:val="22"/>
-        </w:rPr>
-        <w:t>("Aire acondicionado apagado.");</w:t>
-      </w:r>
-    </w:p>
-    <w:p>
-      <w:pPr>
-        <w:shd w:val="clear" w:color="auto" w:fill="D9F2D0" w:themeFill="accent6" w:themeFillTint="33"/>
-        <w:tabs>
-          <w:tab w:val="left" w:pos="2492"/>
-        </w:tabs>
-        <w:spacing w:after="0"/>
-        <w:jc w:val="both"/>
-        <w:rPr>
-          <w:rFonts w:ascii="Consolas" w:hAnsi="Consolas"/>
-          <w:b/>
-          <w:bCs/>
-          <w:sz w:val="22"/>
-          <w:szCs w:val="22"/>
-          <w:lang w:val="en-GB"/>
-        </w:rPr>
-      </w:pPr>
-      <w:r>
-        <w:rPr>
-          <w:rFonts w:ascii="Consolas" w:hAnsi="Consolas"/>
-          <w:b/>
-          <w:bCs/>
-          <w:sz w:val="22"/>
-          <w:szCs w:val="22"/>
-        </w:rPr>
-        <w:t xml:space="preserve">    </w:t>
-      </w:r>
-      <w:r>
-        <w:rPr>
-          <w:rFonts w:ascii="Consolas" w:hAnsi="Consolas"/>
-          <w:b/>
-          <w:bCs/>
-          <w:sz w:val="22"/>
-          <w:szCs w:val="22"/>
-          <w:lang w:val="en-GB"/>
-        </w:rPr>
-        <w:t>}</w:t>
-      </w:r>
-    </w:p>
-    <w:p>
-      <w:pPr>
-        <w:shd w:val="clear" w:color="auto" w:fill="D9F2D0" w:themeFill="accent6" w:themeFillTint="33"/>
-        <w:tabs>
-          <w:tab w:val="left" w:pos="2492"/>
-        </w:tabs>
-        <w:spacing w:after="0"/>
-        <w:jc w:val="both"/>
-        <w:rPr>
-          <w:rFonts w:ascii="Consolas" w:hAnsi="Consolas"/>
-          <w:b/>
-          <w:bCs/>
-          <w:sz w:val="22"/>
-          <w:szCs w:val="22"/>
-          <w:lang w:val="en-GB"/>
-        </w:rPr>
-      </w:pPr>
-      <w:r>
-        <w:rPr>
-          <w:rFonts w:ascii="Consolas" w:hAnsi="Consolas"/>
-          <w:b/>
-          <w:bCs/>
-          <w:sz w:val="22"/>
-          <w:szCs w:val="22"/>
-          <w:lang w:val="en-GB"/>
-        </w:rPr>
-        <w:t>}</w:t>
-      </w:r>
-    </w:p>
-    <w:p>
-      <w:pPr>
-        <w:tabs>
-          <w:tab w:val="left" w:pos="2492"/>
-        </w:tabs>
-        <w:jc w:val="both"/>
-        <w:rPr>
-          <w:b/>
-          <w:bCs/>
-          <w:sz w:val="22"/>
-          <w:szCs w:val="22"/>
-          <w:lang w:val="en-GB"/>
-        </w:rPr>
-      </w:pPr>
-      <w:r>
-        <w:rPr>
-          <w:b/>
-          <w:bCs/>
-          <w:sz w:val="22"/>
-          <w:szCs w:val="22"/>
-          <w:lang w:val="en-GB"/>
-        </w:rPr>
-        <w:t>Clase Facade</w:t>
-      </w:r>
-    </w:p>
-    <w:p>
-      <w:pPr>
-        <w:tabs>
-          <w:tab w:val="left" w:pos="2492"/>
-        </w:tabs>
-        <w:jc w:val="both"/>
-        <w:rPr>
-          <w:b/>
-          <w:bCs/>
-          <w:sz w:val="22"/>
-          <w:szCs w:val="22"/>
-          <w:lang w:val="en-GB"/>
-        </w:rPr>
-      </w:pPr>
-      <w:r>
-        <w:rPr>
-          <w:b/>
-          <w:bCs/>
-          <w:sz w:val="22"/>
-          <w:szCs w:val="22"/>
-          <w:lang w:val="en-GB"/>
-        </w:rPr>
-        <w:t>FacadeAuto.java</w:t>
-      </w:r>
-    </w:p>
-    <w:p>
-      <w:pPr>
-        <w:shd w:val="clear" w:color="auto" w:fill="D9F2D0" w:themeFill="accent6" w:themeFillTint="33"/>
-        <w:tabs>
-          <w:tab w:val="left" w:pos="2492"/>
-        </w:tabs>
-        <w:spacing w:after="0"/>
-        <w:jc w:val="both"/>
-        <w:rPr>
-          <w:rFonts w:ascii="Consolas" w:hAnsi="Consolas"/>
-          <w:b/>
-          <w:bCs/>
-          <w:sz w:val="22"/>
-          <w:szCs w:val="22"/>
-          <w:lang w:val="en-GB"/>
-        </w:rPr>
-      </w:pPr>
-      <w:r>
-        <w:rPr>
-          <w:rFonts w:ascii="Consolas" w:hAnsi="Consolas"/>
-          <w:b/>
-          <w:bCs/>
-          <w:sz w:val="22"/>
-          <w:szCs w:val="22"/>
-          <w:lang w:val="en-GB"/>
-        </w:rPr>
-        <w:t xml:space="preserve">public class </w:t>
-      </w:r>
-      <w:proofErr w:type="spellStart"/>
-      <w:r>
-        <w:rPr>
-          <w:rFonts w:ascii="Consolas" w:hAnsi="Consolas"/>
-          <w:b/>
-          <w:bCs/>
-          <w:sz w:val="22"/>
-          <w:szCs w:val="22"/>
-          <w:lang w:val="en-GB"/>
-        </w:rPr>
-        <w:t>FacadeAuto</w:t>
-      </w:r>
-      <w:proofErr w:type="spellEnd"/>
-      <w:r>
-        <w:rPr>
-          <w:rFonts w:ascii="Consolas" w:hAnsi="Consolas"/>
-          <w:b/>
-          <w:bCs/>
-          <w:sz w:val="22"/>
-          <w:szCs w:val="22"/>
-          <w:lang w:val="en-GB"/>
-        </w:rPr>
-        <w:t xml:space="preserve"> {</w:t>
-      </w:r>
-    </w:p>
-    <w:p>
-      <w:pPr>
-        <w:shd w:val="clear" w:color="auto" w:fill="D9F2D0" w:themeFill="accent6" w:themeFillTint="33"/>
-        <w:tabs>
-          <w:tab w:val="left" w:pos="2492"/>
-        </w:tabs>
-        <w:spacing w:after="0"/>
-        <w:jc w:val="both"/>
-        <w:rPr>
-          <w:rFonts w:ascii="Consolas" w:hAnsi="Consolas"/>
-          <w:b/>
-          <w:bCs/>
-          <w:sz w:val="22"/>
-          <w:szCs w:val="22"/>
-        </w:rPr>
-      </w:pPr>
-      <w:r>
-        <w:rPr>
-          <w:rFonts w:ascii="Consolas" w:hAnsi="Consolas"/>
-          <w:b/>
-          <w:bCs/>
-          <w:sz w:val="22"/>
-          <w:szCs w:val="22"/>
-          <w:lang w:val="en-GB"/>
-        </w:rPr>
-        <w:tab/>
-      </w:r>
-      <w:r>
-        <w:rPr>
-          <w:rFonts w:ascii="Consolas" w:hAnsi="Consolas"/>
-          <w:b/>
-          <w:bCs/>
-          <w:sz w:val="22"/>
-          <w:szCs w:val="22"/>
-        </w:rPr>
-        <w:t>//asociamos</w:t>
-      </w:r>
-    </w:p>
-    <w:p>
-      <w:pPr>
-        <w:shd w:val="clear" w:color="auto" w:fill="D9F2D0" w:themeFill="accent6" w:themeFillTint="33"/>
-        <w:tabs>
-          <w:tab w:val="left" w:pos="2492"/>
-        </w:tabs>
-        <w:spacing w:after="0"/>
-        <w:jc w:val="both"/>
-        <w:rPr>
-          <w:rFonts w:ascii="Consolas" w:hAnsi="Consolas"/>
-          <w:b/>
-          <w:bCs/>
-          <w:sz w:val="22"/>
-          <w:szCs w:val="22"/>
-        </w:rPr>
-      </w:pPr>
-      <w:r>
-        <w:rPr>
-          <w:rFonts w:ascii="Consolas" w:hAnsi="Consolas"/>
-          <w:b/>
-          <w:bCs/>
-          <w:sz w:val="22"/>
-          <w:szCs w:val="22"/>
-        </w:rPr>
-        <w:t xml:space="preserve">    </w:t>
-      </w:r>
-      <w:proofErr w:type="spellStart"/>
-      <w:r>
-        <w:rPr>
-          <w:rFonts w:ascii="Consolas" w:hAnsi="Consolas"/>
-          <w:b/>
-          <w:bCs/>
-          <w:sz w:val="22"/>
-          <w:szCs w:val="22"/>
-        </w:rPr>
-        <w:t>private</w:t>
-      </w:r>
-      <w:proofErr w:type="spellEnd"/>
-      <w:r>
-        <w:rPr>
-          <w:rFonts w:ascii="Consolas" w:hAnsi="Consolas"/>
-          <w:b/>
-          <w:bCs/>
-          <w:sz w:val="22"/>
-          <w:szCs w:val="22"/>
-        </w:rPr>
-        <w:t xml:space="preserve"> Motor </w:t>
-      </w:r>
-      <w:proofErr w:type="spellStart"/>
-      <w:r>
-        <w:rPr>
-          <w:rFonts w:ascii="Consolas" w:hAnsi="Consolas"/>
-          <w:b/>
-          <w:bCs/>
-          <w:sz w:val="22"/>
-          <w:szCs w:val="22"/>
-        </w:rPr>
-        <w:t>motor</w:t>
-      </w:r>
-      <w:proofErr w:type="spellEnd"/>
-      <w:r>
-        <w:rPr>
-          <w:rFonts w:ascii="Consolas" w:hAnsi="Consolas"/>
-          <w:b/>
-          <w:bCs/>
-          <w:sz w:val="22"/>
-          <w:szCs w:val="22"/>
-        </w:rPr>
-        <w:t>;</w:t>
-      </w:r>
-      <w:r>
-        <w:rPr>
-          <w:rFonts w:ascii="Consolas" w:hAnsi="Consolas"/>
-          <w:b/>
-          <w:bCs/>
-          <w:sz w:val="22"/>
-          <w:szCs w:val="22"/>
-        </w:rPr>
-        <w:t xml:space="preserve"> </w:t>
-      </w:r>
-    </w:p>
-    <w:p>
-      <w:pPr>
-        <w:shd w:val="clear" w:color="auto" w:fill="D9F2D0" w:themeFill="accent6" w:themeFillTint="33"/>
-        <w:tabs>
-          <w:tab w:val="left" w:pos="2492"/>
-        </w:tabs>
-        <w:spacing w:after="0"/>
-        <w:jc w:val="both"/>
-        <w:rPr>
-          <w:rFonts w:ascii="Consolas" w:hAnsi="Consolas"/>
-          <w:b/>
-          <w:bCs/>
-          <w:sz w:val="22"/>
-          <w:szCs w:val="22"/>
-        </w:rPr>
-      </w:pPr>
-      <w:r>
-        <w:rPr>
-          <w:rFonts w:ascii="Consolas" w:hAnsi="Consolas"/>
-          <w:b/>
-          <w:bCs/>
-          <w:sz w:val="22"/>
-          <w:szCs w:val="22"/>
-        </w:rPr>
-        <w:t xml:space="preserve">    </w:t>
-      </w:r>
-      <w:proofErr w:type="spellStart"/>
-      <w:r>
-        <w:rPr>
-          <w:rFonts w:ascii="Consolas" w:hAnsi="Consolas"/>
-          <w:b/>
-          <w:bCs/>
-          <w:sz w:val="22"/>
-          <w:szCs w:val="22"/>
-        </w:rPr>
-        <w:t>private</w:t>
-      </w:r>
-      <w:proofErr w:type="spellEnd"/>
-      <w:r>
-        <w:rPr>
-          <w:rFonts w:ascii="Consolas" w:hAnsi="Consolas"/>
-          <w:b/>
-          <w:bCs/>
-          <w:sz w:val="22"/>
-          <w:szCs w:val="22"/>
-        </w:rPr>
-        <w:t xml:space="preserve"> </w:t>
-      </w:r>
-      <w:proofErr w:type="spellStart"/>
-      <w:r>
-        <w:rPr>
-          <w:rFonts w:ascii="Consolas" w:hAnsi="Consolas"/>
-          <w:b/>
-          <w:bCs/>
-          <w:sz w:val="22"/>
-          <w:szCs w:val="22"/>
-        </w:rPr>
-        <w:t>BombaCombustible</w:t>
-      </w:r>
-      <w:proofErr w:type="spellEnd"/>
-      <w:r>
-        <w:rPr>
-          <w:rFonts w:ascii="Consolas" w:hAnsi="Consolas"/>
-          <w:b/>
-          <w:bCs/>
-          <w:sz w:val="22"/>
-          <w:szCs w:val="22"/>
-        </w:rPr>
-        <w:t xml:space="preserve"> </w:t>
-      </w:r>
-      <w:proofErr w:type="spellStart"/>
-      <w:r>
-        <w:rPr>
-          <w:rFonts w:ascii="Consolas" w:hAnsi="Consolas"/>
-          <w:b/>
-          <w:bCs/>
-          <w:sz w:val="22"/>
-          <w:szCs w:val="22"/>
-        </w:rPr>
-        <w:t>bombaCombustible</w:t>
-      </w:r>
-      <w:proofErr w:type="spellEnd"/>
-      <w:r>
-        <w:rPr>
-          <w:rFonts w:ascii="Consolas" w:hAnsi="Consolas"/>
-          <w:b/>
-          <w:bCs/>
-          <w:sz w:val="22"/>
-          <w:szCs w:val="22"/>
-        </w:rPr>
-        <w:t>;</w:t>
-      </w:r>
-    </w:p>
-    <w:p>
-      <w:pPr>
-        <w:shd w:val="clear" w:color="auto" w:fill="D9F2D0" w:themeFill="accent6" w:themeFillTint="33"/>
-        <w:tabs>
-          <w:tab w:val="left" w:pos="2492"/>
-        </w:tabs>
-        <w:spacing w:after="0"/>
-        <w:jc w:val="both"/>
-        <w:rPr>
-          <w:rFonts w:ascii="Consolas" w:hAnsi="Consolas"/>
-          <w:b/>
-          <w:bCs/>
-          <w:sz w:val="22"/>
-          <w:szCs w:val="22"/>
-        </w:rPr>
-      </w:pPr>
-      <w:r>
-        <w:rPr>
-          <w:rFonts w:ascii="Consolas" w:hAnsi="Consolas"/>
-          <w:b/>
-          <w:bCs/>
-          <w:sz w:val="22"/>
-          <w:szCs w:val="22"/>
-        </w:rPr>
-        <w:t xml:space="preserve">    </w:t>
-      </w:r>
-      <w:proofErr w:type="spellStart"/>
-      <w:r>
-        <w:rPr>
-          <w:rFonts w:ascii="Consolas" w:hAnsi="Consolas"/>
-          <w:b/>
-          <w:bCs/>
-          <w:sz w:val="22"/>
-          <w:szCs w:val="22"/>
-        </w:rPr>
-        <w:t>private</w:t>
-      </w:r>
-      <w:proofErr w:type="spellEnd"/>
-      <w:r>
-        <w:rPr>
-          <w:rFonts w:ascii="Consolas" w:hAnsi="Consolas"/>
-          <w:b/>
-          <w:bCs/>
-          <w:sz w:val="22"/>
-          <w:szCs w:val="22"/>
-        </w:rPr>
-        <w:t xml:space="preserve"> </w:t>
-      </w:r>
-      <w:proofErr w:type="spellStart"/>
-      <w:r>
-        <w:rPr>
-          <w:rFonts w:ascii="Consolas" w:hAnsi="Consolas"/>
-          <w:b/>
-          <w:bCs/>
-          <w:sz w:val="22"/>
-          <w:szCs w:val="22"/>
-        </w:rPr>
-        <w:t>AireAcondicionado</w:t>
-      </w:r>
-      <w:proofErr w:type="spellEnd"/>
-      <w:r>
-        <w:rPr>
-          <w:rFonts w:ascii="Consolas" w:hAnsi="Consolas"/>
-          <w:b/>
-          <w:bCs/>
-          <w:sz w:val="22"/>
-          <w:szCs w:val="22"/>
-        </w:rPr>
-        <w:t xml:space="preserve"> </w:t>
-      </w:r>
-      <w:proofErr w:type="spellStart"/>
-      <w:r>
-        <w:rPr>
-          <w:rFonts w:ascii="Consolas" w:hAnsi="Consolas"/>
-          <w:b/>
-          <w:bCs/>
-          <w:sz w:val="22"/>
-          <w:szCs w:val="22"/>
-        </w:rPr>
-        <w:t>aireAcondicionado</w:t>
-      </w:r>
-      <w:proofErr w:type="spellEnd"/>
-      <w:r>
-        <w:rPr>
-          <w:rFonts w:ascii="Consolas" w:hAnsi="Consolas"/>
-          <w:b/>
-          <w:bCs/>
-          <w:sz w:val="22"/>
-          <w:szCs w:val="22"/>
-        </w:rPr>
-        <w:t>;</w:t>
-      </w:r>
-    </w:p>
-    <w:p>
-      <w:pPr>
-        <w:shd w:val="clear" w:color="auto" w:fill="D9F2D0" w:themeFill="accent6" w:themeFillTint="33"/>
-        <w:tabs>
-          <w:tab w:val="left" w:pos="2492"/>
-        </w:tabs>
-        <w:spacing w:after="0"/>
-        <w:jc w:val="both"/>
-        <w:rPr>
-          <w:rFonts w:ascii="Consolas" w:hAnsi="Consolas"/>
-          <w:b/>
-          <w:bCs/>
-          <w:sz w:val="22"/>
-          <w:szCs w:val="22"/>
-        </w:rPr>
-      </w:pPr>
-    </w:p>
-    <w:p>
-      <w:pPr>
-        <w:shd w:val="clear" w:color="auto" w:fill="D9F2D0" w:themeFill="accent6" w:themeFillTint="33"/>
-        <w:tabs>
-          <w:tab w:val="left" w:pos="2492"/>
-        </w:tabs>
-        <w:spacing w:after="0"/>
-        <w:jc w:val="both"/>
-        <w:rPr>
-          <w:rFonts w:ascii="Consolas" w:hAnsi="Consolas"/>
-          <w:b/>
-          <w:bCs/>
-          <w:sz w:val="22"/>
-          <w:szCs w:val="22"/>
-        </w:rPr>
-      </w:pPr>
-      <w:r>
-        <w:rPr>
-          <w:rFonts w:ascii="Consolas" w:hAnsi="Consolas"/>
-          <w:b/>
-          <w:bCs/>
-          <w:sz w:val="22"/>
-          <w:szCs w:val="22"/>
-        </w:rPr>
-        <w:t xml:space="preserve">    </w:t>
-      </w:r>
-      <w:r>
-        <w:rPr>
-          <w:rFonts w:ascii="Consolas" w:hAnsi="Consolas"/>
-          <w:b/>
-          <w:bCs/>
-          <w:sz w:val="22"/>
-          <w:szCs w:val="22"/>
-        </w:rPr>
-        <w:t>public FacadeAuto() {</w:t>
-      </w:r>
-    </w:p>
-    <w:p>
-      <w:pPr>
-        <w:shd w:val="clear" w:color="auto" w:fill="D9F2D0" w:themeFill="accent6" w:themeFillTint="33"/>
-        <w:tabs>
-          <w:tab w:val="left" w:pos="2492"/>
-        </w:tabs>
-        <w:spacing w:after="0"/>
-        <w:jc w:val="both"/>
-        <w:rPr>
-          <w:rFonts w:ascii="Consolas" w:hAnsi="Consolas"/>
-          <w:b/>
-          <w:bCs/>
-          <w:sz w:val="22"/>
-          <w:szCs w:val="22"/>
-          <w:lang w:val="en-GB"/>
-        </w:rPr>
-      </w:pPr>
-      <w:r>
-        <w:rPr>
-          <w:rFonts w:ascii="Consolas" w:hAnsi="Consolas"/>
-          <w:b/>
-          <w:bCs/>
-          <w:sz w:val="22"/>
-          <w:szCs w:val="22"/>
-        </w:rPr>
-        <w:t xml:space="preserve">        </w:t>
-      </w:r>
-      <w:proofErr w:type="spellStart"/>
-      <w:proofErr w:type="gramStart"/>
-      <w:r>
-        <w:rPr>
-          <w:rFonts w:ascii="Consolas" w:hAnsi="Consolas"/>
-          <w:b/>
-          <w:bCs/>
-          <w:sz w:val="22"/>
-          <w:szCs w:val="22"/>
-          <w:lang w:val="en-GB"/>
-        </w:rPr>
-        <w:t>this.motor</w:t>
-      </w:r>
-      <w:proofErr w:type="spellEnd"/>
-      <w:proofErr w:type="gramEnd"/>
-      <w:r>
-        <w:rPr>
-          <w:rFonts w:ascii="Consolas" w:hAnsi="Consolas"/>
-          <w:b/>
-          <w:bCs/>
-          <w:sz w:val="22"/>
-          <w:szCs w:val="22"/>
-          <w:lang w:val="en-GB"/>
-        </w:rPr>
-        <w:t xml:space="preserve"> = new </w:t>
-      </w:r>
-      <w:proofErr w:type="gramStart"/>
-      <w:r>
-        <w:rPr>
-          <w:rFonts w:ascii="Consolas" w:hAnsi="Consolas"/>
-          <w:b/>
-          <w:bCs/>
-          <w:sz w:val="22"/>
-          <w:szCs w:val="22"/>
-          <w:lang w:val="en-GB"/>
-        </w:rPr>
-        <w:t>Motor();</w:t>
-      </w:r>
-      <w:proofErr w:type="gramEnd"/>
-    </w:p>
-    <w:p>
-      <w:pPr>
-        <w:shd w:val="clear" w:color="auto" w:fill="D9F2D0" w:themeFill="accent6" w:themeFillTint="33"/>
-        <w:tabs>
-          <w:tab w:val="left" w:pos="2492"/>
-        </w:tabs>
-        <w:spacing w:after="0"/>
-        <w:jc w:val="both"/>
-        <w:rPr>
-          <w:rFonts w:ascii="Consolas" w:hAnsi="Consolas"/>
-          <w:b/>
-          <w:bCs/>
-          <w:sz w:val="22"/>
-          <w:szCs w:val="22"/>
-          <w:lang w:val="en-GB"/>
-        </w:rPr>
-      </w:pPr>
-      <w:r>
-        <w:rPr>
-          <w:rFonts w:ascii="Consolas" w:hAnsi="Consolas"/>
-          <w:b/>
-          <w:bCs/>
-          <w:sz w:val="22"/>
-          <w:szCs w:val="22"/>
-          <w:lang w:val="en-GB"/>
-        </w:rPr>
-        <w:t xml:space="preserve">        </w:t>
-      </w:r>
-      <w:proofErr w:type="spellStart"/>
-      <w:proofErr w:type="gramStart"/>
-      <w:r>
-        <w:rPr>
-          <w:rFonts w:ascii="Consolas" w:hAnsi="Consolas"/>
-          <w:b/>
-          <w:bCs/>
-          <w:sz w:val="22"/>
-          <w:szCs w:val="22"/>
-          <w:lang w:val="en-GB"/>
-        </w:rPr>
-        <w:t>this.bombaCombustible</w:t>
-      </w:r>
-      <w:proofErr w:type="spellEnd"/>
-      <w:proofErr w:type="gramEnd"/>
-      <w:r>
-        <w:rPr>
-          <w:rFonts w:ascii="Consolas" w:hAnsi="Consolas"/>
-          <w:b/>
-          <w:bCs/>
-          <w:sz w:val="22"/>
-          <w:szCs w:val="22"/>
-          <w:lang w:val="en-GB"/>
-        </w:rPr>
-        <w:t xml:space="preserve"> = new </w:t>
-      </w:r>
-      <w:proofErr w:type="spellStart"/>
-      <w:proofErr w:type="gramStart"/>
-      <w:r>
-        <w:rPr>
-          <w:rFonts w:ascii="Consolas" w:hAnsi="Consolas"/>
-          <w:b/>
-          <w:bCs/>
-          <w:sz w:val="22"/>
-          <w:szCs w:val="22"/>
-          <w:lang w:val="en-GB"/>
-        </w:rPr>
-        <w:t>BombaCombustible</w:t>
-      </w:r>
-      <w:proofErr w:type="spellEnd"/>
-      <w:r>
-        <w:rPr>
-          <w:rFonts w:ascii="Consolas" w:hAnsi="Consolas"/>
-          <w:b/>
-          <w:bCs/>
-          <w:sz w:val="22"/>
-          <w:szCs w:val="22"/>
-          <w:lang w:val="en-GB"/>
-        </w:rPr>
-        <w:t>();</w:t>
-      </w:r>
-      <w:proofErr w:type="gramEnd"/>
+          <w:lang w:val="en-GB"/>
+        </w:rPr>
+        <w:t>);</w:t>
+      </w:r>
     </w:p>
     <w:p>
       <w:pPr>
@@ -11633,8 +11576,513 @@
           <w:sz w:val="22"/>
           <w:szCs w:val="22"/>
         </w:rPr>
+        <w:t xml:space="preserve"> interface Componente {</w:t>
+      </w:r>
+    </w:p>
+    <w:p>
+      <w:pPr>
+        <w:shd w:val="clear" w:color="auto" w:fill="D9F2D0" w:themeFill="accent6" w:themeFillTint="33"/>
+        <w:tabs>
+          <w:tab w:val="left" w:pos="2492"/>
+        </w:tabs>
+        <w:spacing w:after="0"/>
+        <w:jc w:val="both"/>
+        <w:rPr>
+          <w:rFonts w:ascii="Consolas" w:hAnsi="Consolas"/>
+          <w:b/>
+          <w:bCs/>
+          <w:sz w:val="22"/>
+          <w:szCs w:val="22"/>
+          <w:lang w:val="en-GB"/>
+        </w:rPr>
+      </w:pPr>
+      <w:r>
+        <w:rPr>
+          <w:rFonts w:ascii="Consolas" w:hAnsi="Consolas"/>
+          <w:b/>
+          <w:bCs/>
+          <w:sz w:val="22"/>
+          <w:szCs w:val="22"/>
+        </w:rPr>
+        <w:t xml:space="preserve">    </w:t>
+      </w:r>
+      <w:r>
+        <w:rPr>
+          <w:rFonts w:ascii="Consolas" w:hAnsi="Consolas"/>
+          <w:b/>
+          <w:bCs/>
+          <w:sz w:val="22"/>
+          <w:szCs w:val="22"/>
+          <w:lang w:val="en-GB"/>
+        </w:rPr>
+        <w:t xml:space="preserve">void </w:t>
+      </w:r>
+      <w:proofErr w:type="spellStart"/>
+      <w:proofErr w:type="gramStart"/>
+      <w:r>
+        <w:rPr>
+          <w:rFonts w:ascii="Consolas" w:hAnsi="Consolas"/>
+          <w:b/>
+          <w:bCs/>
+          <w:sz w:val="22"/>
+          <w:szCs w:val="22"/>
+          <w:lang w:val="en-GB"/>
+        </w:rPr>
+        <w:t>mostrar</w:t>
+      </w:r>
+      <w:proofErr w:type="spellEnd"/>
+      <w:r>
+        <w:rPr>
+          <w:rFonts w:ascii="Consolas" w:hAnsi="Consolas"/>
+          <w:b/>
+          <w:bCs/>
+          <w:sz w:val="22"/>
+          <w:szCs w:val="22"/>
+          <w:lang w:val="en-GB"/>
+        </w:rPr>
+        <w:t>(</w:t>
+      </w:r>
+      <w:proofErr w:type="gramEnd"/>
+      <w:r>
+        <w:rPr>
+          <w:rFonts w:ascii="Consolas" w:hAnsi="Consolas"/>
+          <w:b/>
+          <w:bCs/>
+          <w:sz w:val="22"/>
+          <w:szCs w:val="22"/>
+          <w:lang w:val="en-GB"/>
+        </w:rPr>
+        <w:t>);</w:t>
+      </w:r>
+    </w:p>
+    <w:p>
+      <w:pPr>
+        <w:shd w:val="clear" w:color="auto" w:fill="D9F2D0" w:themeFill="accent6" w:themeFillTint="33"/>
+        <w:tabs>
+          <w:tab w:val="left" w:pos="2492"/>
+        </w:tabs>
+        <w:spacing w:after="0"/>
+        <w:jc w:val="both"/>
+        <w:rPr>
+          <w:rFonts w:ascii="Consolas" w:hAnsi="Consolas"/>
+          <w:b/>
+          <w:bCs/>
+          <w:sz w:val="22"/>
+          <w:szCs w:val="22"/>
+          <w:lang w:val="en-GB"/>
+        </w:rPr>
+      </w:pPr>
+      <w:r>
+        <w:rPr>
+          <w:rFonts w:ascii="Consolas" w:hAnsi="Consolas"/>
+          <w:b/>
+          <w:bCs/>
+          <w:sz w:val="22"/>
+          <w:szCs w:val="22"/>
+          <w:lang w:val="en-GB"/>
+        </w:rPr>
+        <w:t>}</w:t>
+      </w:r>
+    </w:p>
+    <w:p>
+      <w:pPr>
+        <w:rPr>
+          <w:b/>
+          <w:bCs/>
+          <w:sz w:val="22"/>
+          <w:szCs w:val="22"/>
+          <w:lang w:val="en-GB"/>
+        </w:rPr>
+      </w:pPr>
+      <w:r>
+        <w:rPr>
+          <w:b/>
+          <w:bCs/>
+          <w:sz w:val="22"/>
+          <w:szCs w:val="22"/>
+          <w:lang w:val="en-GB"/>
+        </w:rPr>
+        <w:t>Archivo.java</w:t>
+      </w:r>
+    </w:p>
+    <w:p>
+      <w:pPr>
+        <w:shd w:val="clear" w:color="auto" w:fill="D9F2D0" w:themeFill="accent6" w:themeFillTint="33"/>
+        <w:tabs>
+          <w:tab w:val="left" w:pos="2492"/>
+        </w:tabs>
+        <w:spacing w:after="0"/>
+        <w:jc w:val="both"/>
+        <w:rPr>
+          <w:rFonts w:ascii="Consolas" w:hAnsi="Consolas"/>
+          <w:b/>
+          <w:bCs/>
+          <w:sz w:val="22"/>
+          <w:szCs w:val="22"/>
+          <w:lang w:val="en-GB"/>
+        </w:rPr>
+      </w:pPr>
+      <w:r>
+        <w:rPr>
+          <w:rFonts w:ascii="Consolas" w:hAnsi="Consolas"/>
+          <w:b/>
+          <w:bCs/>
+          <w:sz w:val="22"/>
+          <w:szCs w:val="22"/>
+          <w:lang w:val="en-GB"/>
+        </w:rPr>
+        <w:t xml:space="preserve">public class </w:t>
+      </w:r>
+      <w:proofErr w:type="spellStart"/>
+      <w:r>
+        <w:rPr>
+          <w:rFonts w:ascii="Consolas" w:hAnsi="Consolas"/>
+          <w:b/>
+          <w:bCs/>
+          <w:sz w:val="22"/>
+          <w:szCs w:val="22"/>
+          <w:lang w:val="en-GB"/>
+        </w:rPr>
+        <w:t>Archivo</w:t>
+      </w:r>
+      <w:proofErr w:type="spellEnd"/>
+      <w:r>
+        <w:rPr>
+          <w:rFonts w:ascii="Consolas" w:hAnsi="Consolas"/>
+          <w:b/>
+          <w:bCs/>
+          <w:sz w:val="22"/>
+          <w:szCs w:val="22"/>
+          <w:lang w:val="en-GB"/>
+        </w:rPr>
+        <w:t xml:space="preserve"> implements </w:t>
+      </w:r>
+      <w:proofErr w:type="spellStart"/>
+      <w:r>
+        <w:rPr>
+          <w:rFonts w:ascii="Consolas" w:hAnsi="Consolas"/>
+          <w:b/>
+          <w:bCs/>
+          <w:sz w:val="22"/>
+          <w:szCs w:val="22"/>
+          <w:lang w:val="en-GB"/>
+        </w:rPr>
+        <w:t>Componente</w:t>
+      </w:r>
+      <w:proofErr w:type="spellEnd"/>
+      <w:r>
+        <w:rPr>
+          <w:rFonts w:ascii="Consolas" w:hAnsi="Consolas"/>
+          <w:b/>
+          <w:bCs/>
+          <w:sz w:val="22"/>
+          <w:szCs w:val="22"/>
+          <w:lang w:val="en-GB"/>
+        </w:rPr>
+        <w:t xml:space="preserve"> {</w:t>
+      </w:r>
+    </w:p>
+    <w:p>
+      <w:pPr>
+        <w:shd w:val="clear" w:color="auto" w:fill="D9F2D0" w:themeFill="accent6" w:themeFillTint="33"/>
+        <w:tabs>
+          <w:tab w:val="left" w:pos="2492"/>
+        </w:tabs>
+        <w:spacing w:after="0"/>
+        <w:jc w:val="both"/>
+        <w:rPr>
+          <w:rFonts w:ascii="Consolas" w:hAnsi="Consolas"/>
+          <w:b/>
+          <w:bCs/>
+          <w:sz w:val="22"/>
+          <w:szCs w:val="22"/>
+          <w:lang w:val="en-GB"/>
+        </w:rPr>
+      </w:pPr>
+      <w:r>
+        <w:rPr>
+          <w:rFonts w:ascii="Consolas" w:hAnsi="Consolas"/>
+          <w:b/>
+          <w:bCs/>
+          <w:sz w:val="22"/>
+          <w:szCs w:val="22"/>
+          <w:lang w:val="en-GB"/>
+        </w:rPr>
+        <w:t xml:space="preserve">    private String </w:t>
+      </w:r>
+      <w:proofErr w:type="spellStart"/>
+      <w:r>
+        <w:rPr>
+          <w:rFonts w:ascii="Consolas" w:hAnsi="Consolas"/>
+          <w:b/>
+          <w:bCs/>
+          <w:sz w:val="22"/>
+          <w:szCs w:val="22"/>
+          <w:lang w:val="en-GB"/>
+        </w:rPr>
+        <w:t>nombre</w:t>
+      </w:r>
+      <w:proofErr w:type="spellEnd"/>
+      <w:r>
+        <w:rPr>
+          <w:rFonts w:ascii="Consolas" w:hAnsi="Consolas"/>
+          <w:b/>
+          <w:bCs/>
+          <w:sz w:val="22"/>
+          <w:szCs w:val="22"/>
+          <w:lang w:val="en-GB"/>
+        </w:rPr>
+        <w:t>;</w:t>
+      </w:r>
+    </w:p>
+    <w:p>
+      <w:pPr>
+        <w:shd w:val="clear" w:color="auto" w:fill="D9F2D0" w:themeFill="accent6" w:themeFillTint="33"/>
+        <w:tabs>
+          <w:tab w:val="left" w:pos="2492"/>
+        </w:tabs>
+        <w:spacing w:after="0"/>
+        <w:jc w:val="both"/>
+        <w:rPr>
+          <w:rFonts w:ascii="Consolas" w:hAnsi="Consolas"/>
+          <w:b/>
+          <w:bCs/>
+          <w:sz w:val="22"/>
+          <w:szCs w:val="22"/>
+          <w:lang w:val="en-GB"/>
+        </w:rPr>
+      </w:pPr>
+    </w:p>
+    <w:p>
+      <w:pPr>
+        <w:shd w:val="clear" w:color="auto" w:fill="D9F2D0" w:themeFill="accent6" w:themeFillTint="33"/>
+        <w:tabs>
+          <w:tab w:val="left" w:pos="2492"/>
+        </w:tabs>
+        <w:spacing w:after="0"/>
+        <w:jc w:val="both"/>
+        <w:rPr>
+          <w:rFonts w:ascii="Consolas" w:hAnsi="Consolas"/>
+          <w:b/>
+          <w:bCs/>
+          <w:sz w:val="22"/>
+          <w:szCs w:val="22"/>
+        </w:rPr>
+      </w:pPr>
+      <w:r>
+        <w:rPr>
+          <w:rFonts w:ascii="Consolas" w:hAnsi="Consolas"/>
+          <w:b/>
+          <w:bCs/>
+          <w:sz w:val="22"/>
+          <w:szCs w:val="22"/>
+          <w:lang w:val="en-GB"/>
+        </w:rPr>
+        <w:t xml:space="preserve">    </w:t>
+      </w:r>
+      <w:r>
+        <w:rPr>
+          <w:rFonts w:ascii="Consolas" w:hAnsi="Consolas"/>
+          <w:b/>
+          <w:bCs/>
+          <w:sz w:val="22"/>
+          <w:szCs w:val="22"/>
+        </w:rPr>
+        <w:t>public Archivo(String nombre) {</w:t>
+      </w:r>
+    </w:p>
+    <w:p>
+      <w:pPr>
+        <w:shd w:val="clear" w:color="auto" w:fill="D9F2D0" w:themeFill="accent6" w:themeFillTint="33"/>
+        <w:tabs>
+          <w:tab w:val="left" w:pos="2492"/>
+        </w:tabs>
+        <w:spacing w:after="0"/>
+        <w:jc w:val="both"/>
+        <w:rPr>
+          <w:rFonts w:ascii="Consolas" w:hAnsi="Consolas"/>
+          <w:b/>
+          <w:bCs/>
+          <w:sz w:val="22"/>
+          <w:szCs w:val="22"/>
+        </w:rPr>
+      </w:pPr>
+      <w:r>
+        <w:rPr>
+          <w:rFonts w:ascii="Consolas" w:hAnsi="Consolas"/>
+          <w:b/>
+          <w:bCs/>
+          <w:sz w:val="22"/>
+          <w:szCs w:val="22"/>
+        </w:rPr>
+        <w:t xml:space="preserve">        </w:t>
+      </w:r>
+      <w:proofErr w:type="spellStart"/>
+      <w:proofErr w:type="gramStart"/>
+      <w:r>
+        <w:rPr>
+          <w:rFonts w:ascii="Consolas" w:hAnsi="Consolas"/>
+          <w:b/>
+          <w:bCs/>
+          <w:sz w:val="22"/>
+          <w:szCs w:val="22"/>
+        </w:rPr>
+        <w:t>this.nombre</w:t>
+      </w:r>
+      <w:proofErr w:type="spellEnd"/>
+      <w:proofErr w:type="gramEnd"/>
+      <w:r>
+        <w:rPr>
+          <w:rFonts w:ascii="Consolas" w:hAnsi="Consolas"/>
+          <w:b/>
+          <w:bCs/>
+          <w:sz w:val="22"/>
+          <w:szCs w:val="22"/>
+        </w:rPr>
+        <w:t xml:space="preserve"> = nombre;</w:t>
+      </w:r>
+    </w:p>
+    <w:p>
+      <w:pPr>
+        <w:shd w:val="clear" w:color="auto" w:fill="D9F2D0" w:themeFill="accent6" w:themeFillTint="33"/>
+        <w:tabs>
+          <w:tab w:val="left" w:pos="2492"/>
+        </w:tabs>
+        <w:spacing w:after="0"/>
+        <w:jc w:val="both"/>
+        <w:rPr>
+          <w:rFonts w:ascii="Consolas" w:hAnsi="Consolas"/>
+          <w:b/>
+          <w:bCs/>
+          <w:sz w:val="22"/>
+          <w:szCs w:val="22"/>
+        </w:rPr>
+      </w:pPr>
+      <w:r>
+        <w:rPr>
+          <w:rFonts w:ascii="Consolas" w:hAnsi="Consolas"/>
+          <w:b/>
+          <w:bCs/>
+          <w:sz w:val="22"/>
+          <w:szCs w:val="22"/>
+        </w:rPr>
+        <w:t xml:space="preserve">    }</w:t>
+      </w:r>
+    </w:p>
+    <w:p>
+      <w:pPr>
+        <w:shd w:val="clear" w:color="auto" w:fill="D9F2D0" w:themeFill="accent6" w:themeFillTint="33"/>
+        <w:tabs>
+          <w:tab w:val="left" w:pos="2492"/>
+        </w:tabs>
+        <w:spacing w:after="0"/>
+        <w:jc w:val="both"/>
+        <w:rPr>
+          <w:rFonts w:ascii="Consolas" w:hAnsi="Consolas"/>
+          <w:b/>
+          <w:bCs/>
+          <w:sz w:val="22"/>
+          <w:szCs w:val="22"/>
+        </w:rPr>
+      </w:pPr>
+    </w:p>
+    <w:p>
+      <w:pPr>
+        <w:shd w:val="clear" w:color="auto" w:fill="D9F2D0" w:themeFill="accent6" w:themeFillTint="33"/>
+        <w:tabs>
+          <w:tab w:val="left" w:pos="2492"/>
+        </w:tabs>
+        <w:spacing w:after="0"/>
+        <w:jc w:val="both"/>
+        <w:rPr>
+          <w:rFonts w:ascii="Consolas" w:hAnsi="Consolas"/>
+          <w:b/>
+          <w:bCs/>
+          <w:sz w:val="22"/>
+          <w:szCs w:val="22"/>
+        </w:rPr>
+      </w:pPr>
+      <w:r>
+        <w:rPr>
+          <w:rFonts w:ascii="Consolas" w:hAnsi="Consolas"/>
+          <w:b/>
+          <w:bCs/>
+          <w:sz w:val="22"/>
+          <w:szCs w:val="22"/>
+        </w:rPr>
+        <w:t xml:space="preserve">    @Override</w:t>
+      </w:r>
+    </w:p>
+    <w:p>
+      <w:pPr>
+        <w:shd w:val="clear" w:color="auto" w:fill="D9F2D0" w:themeFill="accent6" w:themeFillTint="33"/>
+        <w:tabs>
+          <w:tab w:val="left" w:pos="2492"/>
+        </w:tabs>
+        <w:spacing w:after="0"/>
+        <w:jc w:val="both"/>
+        <w:rPr>
+          <w:rFonts w:ascii="Consolas" w:hAnsi="Consolas"/>
+          <w:b/>
+          <w:bCs/>
+          <w:sz w:val="22"/>
+          <w:szCs w:val="22"/>
+        </w:rPr>
+      </w:pPr>
+      <w:r>
+        <w:rPr>
+          <w:rFonts w:ascii="Consolas" w:hAnsi="Consolas"/>
+          <w:b/>
+          <w:bCs/>
+          <w:sz w:val="22"/>
+          <w:szCs w:val="22"/>
+        </w:rPr>
+        <w:t xml:space="preserve">    </w:t>
+      </w:r>
+      <w:proofErr w:type="spellStart"/>
+      <w:r>
+        <w:rPr>
+          <w:rFonts w:ascii="Consolas" w:hAnsi="Consolas"/>
+          <w:b/>
+          <w:bCs/>
+          <w:sz w:val="22"/>
+          <w:szCs w:val="22"/>
+        </w:rPr>
+        <w:t>public</w:t>
+      </w:r>
+      <w:proofErr w:type="spellEnd"/>
+      <w:r>
+        <w:rPr>
+          <w:rFonts w:ascii="Consolas" w:hAnsi="Consolas"/>
+          <w:b/>
+          <w:bCs/>
+          <w:sz w:val="22"/>
+          <w:szCs w:val="22"/>
+        </w:rPr>
         <w:t xml:space="preserve"> </w:t>
       </w:r>
+      <w:proofErr w:type="spellStart"/>
+      <w:r>
+        <w:rPr>
+          <w:rFonts w:ascii="Consolas" w:hAnsi="Consolas"/>
+          <w:b/>
+          <w:bCs/>
+          <w:sz w:val="22"/>
+          <w:szCs w:val="22"/>
+        </w:rPr>
+        <w:t>void</w:t>
+      </w:r>
+      <w:proofErr w:type="spellEnd"/>
+      <w:r>
+        <w:rPr>
+          <w:rFonts w:ascii="Consolas" w:hAnsi="Consolas"/>
+          <w:b/>
+          <w:bCs/>
+          <w:sz w:val="22"/>
+          <w:szCs w:val="22"/>
+        </w:rPr>
+        <w:t xml:space="preserve"> </w:t>
+      </w:r>
       <w:proofErr w:type="gramStart"/>
       <w:r>
         <w:rPr>
@@ -11644,7 +12092,7 @@
           <w:sz w:val="22"/>
           <w:szCs w:val="22"/>
         </w:rPr>
-        <w:t>interface</w:t>
+        <w:t>mostrar(</w:t>
       </w:r>
       <w:proofErr w:type="gramEnd"/>
       <w:r>
@@ -11655,7 +12103,7 @@
           <w:sz w:val="22"/>
           <w:szCs w:val="22"/>
         </w:rPr>
-        <w:t xml:space="preserve"> Componente {</w:t>
+        <w:t>) {</w:t>
       </w:r>
     </w:p>
     <w:p>
@@ -11672,7 +12120,55 @@
           <w:bCs/>
           <w:sz w:val="22"/>
           <w:szCs w:val="22"/>
-          <w:lang w:val="en-GB"/>
+        </w:rPr>
+      </w:pPr>
+      <w:r>
+        <w:rPr>
+          <w:rFonts w:ascii="Consolas" w:hAnsi="Consolas"/>
+          <w:b/>
+          <w:bCs/>
+          <w:sz w:val="22"/>
+          <w:szCs w:val="22"/>
+        </w:rPr>
+        <w:t xml:space="preserve">        </w:t>
+      </w:r>
+      <w:proofErr w:type="spellStart"/>
+      <w:r>
+        <w:rPr>
+          <w:rFonts w:ascii="Consolas" w:hAnsi="Consolas"/>
+          <w:b/>
+          <w:bCs/>
+          <w:sz w:val="22"/>
+          <w:szCs w:val="22"/>
+        </w:rPr>
+        <w:t>System.out.println</w:t>
+      </w:r>
+      <w:proofErr w:type="spellEnd"/>
+      <w:r>
+        <w:rPr>
+          <w:rFonts w:ascii="Consolas" w:hAnsi="Consolas"/>
+          <w:b/>
+          <w:bCs/>
+          <w:sz w:val="22"/>
+          <w:szCs w:val="22"/>
+        </w:rPr>
+        <w:t>("Archivo: " + nombre);</w:t>
+      </w:r>
+    </w:p>
+    <w:p>
+      <w:pPr>
+        <w:shd w:val="clear" w:color="auto" w:fill="D9F2D0" w:themeFill="accent6" w:themeFillTint="33"/>
+        <w:tabs>
+          <w:tab w:val="left" w:pos="2492"/>
+        </w:tabs>
+        <w:spacing w:after="0"/>
+        <w:jc w:val="both"/>
+        <w:rPr>
+          <w:rFonts w:ascii="Consolas" w:hAnsi="Consolas"/>
+          <w:b/>
+          <w:bCs/>
+          <w:sz w:val="22"/>
+          <w:szCs w:val="22"/>
         </w:rPr>
       </w:pPr>
       <w:r>
@@ -11692,11 +12188,82 @@
           <w:bCs/>
           <w:sz w:val="22"/>
           <w:szCs w:val="22"/>
-          <w:lang w:val="en-GB"/>
-        </w:rPr>
-        <w:t xml:space="preserve">void </w:t>
-      </w:r>
-      <w:proofErr w:type="spellStart"/>
+        </w:rPr>
+        <w:t>}</w:t>
+      </w:r>
+    </w:p>
+    <w:p>
+      <w:pPr>
+        <w:shd w:val="clear" w:color="auto" w:fill="D9F2D0" w:themeFill="accent6" w:themeFillTint="33"/>
+        <w:tabs>
+          <w:tab w:val="left" w:pos="2492"/>
+        </w:tabs>
+        <w:spacing w:after="0"/>
+        <w:jc w:val="both"/>
+        <w:rPr>
+          <w:rFonts w:ascii="Consolas" w:hAnsi="Consolas"/>
+          <w:b/>
+          <w:bCs/>
+          <w:sz w:val="22"/>
+          <w:szCs w:val="22"/>
+        </w:rPr>
+      </w:pPr>
+      <w:r>
+        <w:rPr>
+          <w:rFonts w:ascii="Consolas" w:hAnsi="Consolas"/>
+          <w:b/>
+          <w:bCs/>
+          <w:sz w:val="22"/>
+          <w:szCs w:val="22"/>
+        </w:rPr>
+        <w:t>}</w:t>
+      </w:r>
+    </w:p>
+    <w:p>
+      <w:pPr>
+        <w:rPr>
+          <w:b/>
+          <w:bCs/>
+          <w:sz w:val="22"/>
+          <w:szCs w:val="22"/>
+        </w:rPr>
+      </w:pPr>
+      <w:r>
+        <w:rPr>
+          <w:b/>
+          <w:bCs/>
+          <w:sz w:val="22"/>
+          <w:szCs w:val="22"/>
+        </w:rPr>
+        <w:t>Directorio.java</w:t>
+      </w:r>
+    </w:p>
+    <w:p>
+      <w:pPr>
+        <w:shd w:val="clear" w:color="auto" w:fill="D9F2D0" w:themeFill="accent6" w:themeFillTint="33"/>
+        <w:tabs>
+          <w:tab w:val="left" w:pos="2492"/>
+        </w:tabs>
+        <w:spacing w:after="0"/>
+        <w:jc w:val="both"/>
+        <w:rPr>
+          <w:rFonts w:ascii="Consolas" w:hAnsi="Consolas"/>
+          <w:b/>
+          <w:bCs/>
+          <w:sz w:val="22"/>
+          <w:szCs w:val="22"/>
+        </w:rPr>
+      </w:pPr>
+      <w:r>
+        <w:rPr>
+          <w:rFonts w:ascii="Consolas" w:hAnsi="Consolas"/>
+          <w:b/>
+          <w:bCs/>
+          <w:sz w:val="22"/>
+          <w:szCs w:val="22"/>
+        </w:rPr>
+        <w:t>package com.</w:t>
+      </w:r>
       <w:proofErr w:type="gramStart"/>
       <w:r>
         <w:rPr>
@@ -11705,23 +12272,20 @@
           <w:bCs/>
           <w:sz w:val="22"/>
           <w:szCs w:val="22"/>
-          <w:lang w:val="en-GB"/>
-        </w:rPr>
-        <w:t>mostrar</w:t>
-      </w:r>
-      <w:proofErr w:type="spellEnd"/>
-      <w:r>
-        <w:rPr>
-          <w:rFonts w:ascii="Consolas" w:hAnsi="Consolas"/>
-          <w:b/>
-          <w:bCs/>
-          <w:sz w:val="22"/>
-          <w:szCs w:val="22"/>
-          <w:lang w:val="en-GB"/>
-        </w:rPr>
-        <w:t>();</w:t>
+        </w:rPr>
+        <w:t>example.composite</w:t>
       </w:r>
       <w:proofErr w:type="gramEnd"/>
+      <w:r>
+        <w:rPr>
+          <w:rFonts w:ascii="Consolas" w:hAnsi="Consolas"/>
+          <w:b/>
+          <w:bCs/>
+          <w:sz w:val="22"/>
+          <w:szCs w:val="22"/>
+        </w:rPr>
+        <w:t>;</w:t>
+      </w:r>
     </w:p>
     <w:p>
       <w:pPr>
@@ -11737,41 +12301,8 @@
           <w:bCs/>
           <w:sz w:val="22"/>
           <w:szCs w:val="22"/>
-          <w:lang w:val="en-GB"/>
-        </w:rPr>
-      </w:pPr>
-      <w:r>
-        <w:rPr>
-          <w:rFonts w:ascii="Consolas" w:hAnsi="Consolas"/>
-          <w:b/>
-          <w:bCs/>
-          <w:sz w:val="22"/>
-          <w:szCs w:val="22"/>
-          <w:lang w:val="en-GB"/>
-        </w:rPr>
-        <w:t>}</w:t>
-      </w:r>
-    </w:p>
-    <w:p>
-      <w:pPr>
-        <w:rPr>
-          <w:b/>
-          <w:bCs/>
-          <w:sz w:val="22"/>
-          <w:szCs w:val="22"/>
-          <w:lang w:val="en-GB"/>
-        </w:rPr>
-      </w:pPr>
-      <w:r>
-        <w:rPr>
-          <w:b/>
-          <w:bCs/>
-          <w:sz w:val="22"/>
-          <w:szCs w:val="22"/>
-          <w:lang w:val="en-GB"/>
-        </w:rPr>
-        <w:t>Archivo.java</w:t>
-      </w:r>
+        </w:rPr>
+      </w:pPr>
     </w:p>
     <w:p>
       <w:pPr>
@@ -11799,31 +12330,157 @@
           <w:szCs w:val="22"/>
           <w:lang w:val="en-GB"/>
         </w:rPr>
-        <w:t xml:space="preserve">public class </w:t>
-      </w:r>
-      <w:proofErr w:type="spellStart"/>
-      <w:r>
-        <w:rPr>
-          <w:rFonts w:ascii="Consolas" w:hAnsi="Consolas"/>
-          <w:b/>
-          <w:bCs/>
-          <w:sz w:val="22"/>
-          <w:szCs w:val="22"/>
-          <w:lang w:val="en-GB"/>
-        </w:rPr>
-        <w:t>Archivo</w:t>
-      </w:r>
-      <w:proofErr w:type="spellEnd"/>
-      <w:r>
-        <w:rPr>
-          <w:rFonts w:ascii="Consolas" w:hAnsi="Consolas"/>
-          <w:b/>
-          <w:bCs/>
-          <w:sz w:val="22"/>
-          <w:szCs w:val="22"/>
-          <w:lang w:val="en-GB"/>
-        </w:rPr>
-        <w:t xml:space="preserve"> implements </w:t>
+        <w:t xml:space="preserve">import </w:t>
+      </w:r>
+      <w:proofErr w:type="spellStart"/>
+      <w:proofErr w:type="gramStart"/>
+      <w:r>
+        <w:rPr>
+          <w:rFonts w:ascii="Consolas" w:hAnsi="Consolas"/>
+          <w:b/>
+          <w:bCs/>
+          <w:sz w:val="22"/>
+          <w:szCs w:val="22"/>
+          <w:lang w:val="en-GB"/>
+        </w:rPr>
+        <w:t>java.util</w:t>
+      </w:r>
+      <w:proofErr w:type="gramEnd"/>
+      <w:r>
+        <w:rPr>
+          <w:rFonts w:ascii="Consolas" w:hAnsi="Consolas"/>
+          <w:b/>
+          <w:bCs/>
+          <w:sz w:val="22"/>
+          <w:szCs w:val="22"/>
+          <w:lang w:val="en-GB"/>
+        </w:rPr>
+        <w:t>.ArrayList</w:t>
+      </w:r>
+      <w:proofErr w:type="spellEnd"/>
+      <w:r>
+        <w:rPr>
+          <w:rFonts w:ascii="Consolas" w:hAnsi="Consolas"/>
+          <w:b/>
+          <w:bCs/>
+          <w:sz w:val="22"/>
+          <w:szCs w:val="22"/>
+          <w:lang w:val="en-GB"/>
+        </w:rPr>
+        <w:t>;</w:t>
+      </w:r>
+    </w:p>
+    <w:p>
+      <w:pPr>
+        <w:shd w:val="clear" w:color="auto" w:fill="D9F2D0" w:themeFill="accent6" w:themeFillTint="33"/>
+        <w:tabs>
+          <w:tab w:val="left" w:pos="2492"/>
+        </w:tabs>
+        <w:spacing w:after="0"/>
+        <w:jc w:val="both"/>
+        <w:rPr>
+          <w:rFonts w:ascii="Consolas" w:hAnsi="Consolas"/>
+          <w:b/>
+          <w:bCs/>
+          <w:sz w:val="22"/>
+          <w:szCs w:val="22"/>
+          <w:lang w:val="en-GB"/>
+        </w:rPr>
+      </w:pPr>
+      <w:r>
+        <w:rPr>
+          <w:rFonts w:ascii="Consolas" w:hAnsi="Consolas"/>
+          <w:b/>
+          <w:bCs/>
+          <w:sz w:val="22"/>
+          <w:szCs w:val="22"/>
+          <w:lang w:val="en-GB"/>
+        </w:rPr>
+        <w:t xml:space="preserve">import </w:t>
+      </w:r>
+      <w:proofErr w:type="spellStart"/>
+      <w:proofErr w:type="gramStart"/>
+      <w:r>
+        <w:rPr>
+          <w:rFonts w:ascii="Consolas" w:hAnsi="Consolas"/>
+          <w:b/>
+          <w:bCs/>
+          <w:sz w:val="22"/>
+          <w:szCs w:val="22"/>
+          <w:lang w:val="en-GB"/>
+        </w:rPr>
+        <w:t>java.util</w:t>
+      </w:r>
+      <w:proofErr w:type="gramEnd"/>
+      <w:r>
+        <w:rPr>
+          <w:rFonts w:ascii="Consolas" w:hAnsi="Consolas"/>
+          <w:b/>
+          <w:bCs/>
+          <w:sz w:val="22"/>
+          <w:szCs w:val="22"/>
+          <w:lang w:val="en-GB"/>
+        </w:rPr>
+        <w:t>.List</w:t>
+      </w:r>
+      <w:proofErr w:type="spellEnd"/>
+      <w:r>
+        <w:rPr>
+          <w:rFonts w:ascii="Consolas" w:hAnsi="Consolas"/>
+          <w:b/>
+          <w:bCs/>
+          <w:sz w:val="22"/>
+          <w:szCs w:val="22"/>
+          <w:lang w:val="en-GB"/>
+        </w:rPr>
+        <w:t>;</w:t>
+      </w:r>
+    </w:p>
+    <w:p>
+      <w:pPr>
+        <w:shd w:val="clear" w:color="auto" w:fill="D9F2D0" w:themeFill="accent6" w:themeFillTint="33"/>
+        <w:tabs>
+          <w:tab w:val="left" w:pos="2492"/>
+        </w:tabs>
+        <w:spacing w:after="0"/>
+        <w:jc w:val="both"/>
+        <w:rPr>
+          <w:rFonts w:ascii="Consolas" w:hAnsi="Consolas"/>
+          <w:b/>
+          <w:bCs/>
+          <w:sz w:val="22"/>
+          <w:szCs w:val="22"/>
+          <w:lang w:val="en-GB"/>
+        </w:rPr>
+      </w:pPr>
+    </w:p>
+    <w:p>
+      <w:pPr>
+        <w:shd w:val="clear" w:color="auto" w:fill="D9F2D0" w:themeFill="accent6" w:themeFillTint="33"/>
+        <w:tabs>
+          <w:tab w:val="left" w:pos="2492"/>
+        </w:tabs>
+        <w:spacing w:after="0"/>
+        <w:jc w:val="both"/>
+        <w:rPr>
+          <w:rFonts w:ascii="Consolas" w:hAnsi="Consolas"/>
+          <w:b/>
+          <w:bCs/>
+          <w:sz w:val="22"/>
+          <w:szCs w:val="22"/>
+          <w:lang w:val="en-GB"/>
+        </w:rPr>
+      </w:pPr>
+      <w:r>
+        <w:rPr>
+          <w:rFonts w:ascii="Consolas" w:hAnsi="Consolas"/>
+          <w:b/>
+          <w:bCs/>
+          <w:sz w:val="22"/>
+          <w:szCs w:val="22"/>
+          <w:lang w:val="en-GB"/>
+        </w:rPr>
+        <w:t xml:space="preserve">public class Directorio implements </w:t>
       </w:r>
       <w:proofErr w:type="spellStart"/>
       <w:r>
@@ -11879,6 +12536,130 @@
         <w:t xml:space="preserve">    private String </w:t>
       </w:r>
       <w:proofErr w:type="spellStart"/>
+      <w:r>
+        <w:rPr>
+          <w:rFonts w:ascii="Consolas" w:hAnsi="Consolas"/>
+          <w:b/>
+          <w:bCs/>
+          <w:sz w:val="22"/>
+          <w:szCs w:val="22"/>
+          <w:lang w:val="en-GB"/>
+        </w:rPr>
+        <w:t>nombre</w:t>
+      </w:r>
+      <w:proofErr w:type="spellEnd"/>
+      <w:r>
+        <w:rPr>
+          <w:rFonts w:ascii="Consolas" w:hAnsi="Consolas"/>
+          <w:b/>
+          <w:bCs/>
+          <w:sz w:val="22"/>
+          <w:szCs w:val="22"/>
+          <w:lang w:val="en-GB"/>
+        </w:rPr>
+        <w:t>;</w:t>
+      </w:r>
+    </w:p>
+    <w:p>
+      <w:pPr>
+        <w:shd w:val="clear" w:color="auto" w:fill="D9F2D0" w:themeFill="accent6" w:themeFillTint="33"/>
+        <w:tabs>
+          <w:tab w:val="left" w:pos="2492"/>
+        </w:tabs>
+        <w:spacing w:after="0"/>
+        <w:jc w:val="both"/>
+        <w:rPr>
+          <w:rFonts w:ascii="Consolas" w:hAnsi="Consolas"/>
+          <w:b/>
+          <w:bCs/>
+          <w:sz w:val="22"/>
+          <w:szCs w:val="22"/>
+          <w:lang w:val="en-GB"/>
+        </w:rPr>
+      </w:pPr>
+      <w:r>
+        <w:rPr>
+          <w:rFonts w:ascii="Consolas" w:hAnsi="Consolas"/>
+          <w:b/>
+          <w:bCs/>
+          <w:sz w:val="22"/>
+          <w:szCs w:val="22"/>
+          <w:lang w:val="en-GB"/>
+        </w:rPr>
+        <w:t xml:space="preserve">    private List&lt;</w:t>
+      </w:r>
+      <w:proofErr w:type="spellStart"/>
+      <w:r>
+        <w:rPr>
+          <w:rFonts w:ascii="Consolas" w:hAnsi="Consolas"/>
+          <w:b/>
+          <w:bCs/>
+          <w:sz w:val="22"/>
+          <w:szCs w:val="22"/>
+          <w:lang w:val="en-GB"/>
+        </w:rPr>
+        <w:t>Componente</w:t>
+      </w:r>
+      <w:proofErr w:type="spellEnd"/>
+      <w:r>
+        <w:rPr>
+          <w:rFonts w:ascii="Consolas" w:hAnsi="Consolas"/>
+          <w:b/>
+          <w:bCs/>
+          <w:sz w:val="22"/>
+          <w:szCs w:val="22"/>
+          <w:lang w:val="en-GB"/>
+        </w:rPr>
+        <w:t xml:space="preserve">&gt; </w:t>
+      </w:r>
+      <w:proofErr w:type="spellStart"/>
+      <w:r>
+        <w:rPr>
+          <w:rFonts w:ascii="Consolas" w:hAnsi="Consolas"/>
+          <w:b/>
+          <w:bCs/>
+          <w:sz w:val="22"/>
+          <w:szCs w:val="22"/>
+          <w:lang w:val="en-GB"/>
+        </w:rPr>
+        <w:t>componentes</w:t>
+      </w:r>
+      <w:proofErr w:type="spellEnd"/>
+      <w:r>
+        <w:rPr>
+          <w:rFonts w:ascii="Consolas" w:hAnsi="Consolas"/>
+          <w:b/>
+          <w:bCs/>
+          <w:sz w:val="22"/>
+          <w:szCs w:val="22"/>
+          <w:lang w:val="en-GB"/>
+        </w:rPr>
+        <w:t xml:space="preserve"> = new </w:t>
+      </w:r>
+      <w:proofErr w:type="spellStart"/>
+      <w:r>
+        <w:rPr>
+          <w:rFonts w:ascii="Consolas" w:hAnsi="Consolas"/>
+          <w:b/>
+          <w:bCs/>
+          <w:sz w:val="22"/>
+          <w:szCs w:val="22"/>
+          <w:lang w:val="en-GB"/>
+        </w:rPr>
+        <w:t>ArrayList</w:t>
+      </w:r>
+      <w:proofErr w:type="spellEnd"/>
+      <w:r>
+        <w:rPr>
+          <w:rFonts w:ascii="Consolas" w:hAnsi="Consolas"/>
+          <w:b/>
+          <w:bCs/>
+          <w:sz w:val="22"/>
+          <w:szCs w:val="22"/>
+          <w:lang w:val="en-GB"/>
+        </w:rPr>
+        <w:t>&lt;</w:t>
+      </w:r>
       <w:proofErr w:type="gramStart"/>
       <w:r>
         <w:rPr>
@@ -11889,888 +12670,20 @@
           <w:szCs w:val="22"/>
           <w:lang w:val="en-GB"/>
         </w:rPr>
-        <w:t>nombre</w:t>
-      </w:r>
-      <w:proofErr w:type="spellEnd"/>
-      <w:r>
-        <w:rPr>
-          <w:rFonts w:ascii="Consolas" w:hAnsi="Consolas"/>
-          <w:b/>
-          <w:bCs/>
-          <w:sz w:val="22"/>
-          <w:szCs w:val="22"/>
-          <w:lang w:val="en-GB"/>
-        </w:rPr>
-        <w:t>;</w:t>
+        <w:t>&gt;(</w:t>
       </w:r>
       <w:proofErr w:type="gramEnd"/>
-    </w:p>
-    <w:p>
-      <w:pPr>
-        <w:shd w:val="clear" w:color="auto" w:fill="D9F2D0" w:themeFill="accent6" w:themeFillTint="33"/>
-        <w:tabs>
-          <w:tab w:val="left" w:pos="2492"/>
-        </w:tabs>
-        <w:spacing w:after="0"/>
-        <w:jc w:val="both"/>
-        <w:rPr>
-          <w:rFonts w:ascii="Consolas" w:hAnsi="Consolas"/>
-          <w:b/>
-          <w:bCs/>
-          <w:sz w:val="22"/>
-          <w:szCs w:val="22"/>
-          <w:lang w:val="en-GB"/>
-        </w:rPr>
-      </w:pPr>
-    </w:p>
-    <w:p>
-      <w:pPr>
-        <w:shd w:val="clear" w:color="auto" w:fill="D9F2D0" w:themeFill="accent6" w:themeFillTint="33"/>
-        <w:tabs>
-          <w:tab w:val="left" w:pos="2492"/>
-        </w:tabs>
-        <w:spacing w:after="0"/>
-        <w:jc w:val="both"/>
-        <w:rPr>
-          <w:rFonts w:ascii="Consolas" w:hAnsi="Consolas"/>
-          <w:b/>
-          <w:bCs/>
-          <w:sz w:val="22"/>
-          <w:szCs w:val="22"/>
-        </w:rPr>
-      </w:pPr>
-      <w:r>
-        <w:rPr>
-          <w:rFonts w:ascii="Consolas" w:hAnsi="Consolas"/>
-          <w:b/>
-          <w:bCs/>
-          <w:sz w:val="22"/>
-          <w:szCs w:val="22"/>
-          <w:lang w:val="en-GB"/>
-        </w:rPr>
-        <w:t xml:space="preserve">    </w:t>
-      </w:r>
-      <w:r>
-        <w:rPr>
-          <w:rFonts w:ascii="Consolas" w:hAnsi="Consolas"/>
-          <w:b/>
-          <w:bCs/>
-          <w:sz w:val="22"/>
-          <w:szCs w:val="22"/>
-        </w:rPr>
-        <w:t>public Archivo(String nombre) {</w:t>
-      </w:r>
-    </w:p>
-    <w:p>
-      <w:pPr>
-        <w:shd w:val="clear" w:color="auto" w:fill="D9F2D0" w:themeFill="accent6" w:themeFillTint="33"/>
-        <w:tabs>
-          <w:tab w:val="left" w:pos="2492"/>
-        </w:tabs>
-        <w:spacing w:after="0"/>
-        <w:jc w:val="both"/>
-        <w:rPr>
-          <w:rFonts w:ascii="Consolas" w:hAnsi="Consolas"/>
-          <w:b/>
-          <w:bCs/>
-          <w:sz w:val="22"/>
-          <w:szCs w:val="22"/>
-        </w:rPr>
-      </w:pPr>
-      <w:r>
-        <w:rPr>
-          <w:rFonts w:ascii="Consolas" w:hAnsi="Consolas"/>
-          <w:b/>
-          <w:bCs/>
-          <w:sz w:val="22"/>
-          <w:szCs w:val="22"/>
-        </w:rPr>
-        <w:t xml:space="preserve">        </w:t>
-      </w:r>
-      <w:proofErr w:type="spellStart"/>
-      <w:proofErr w:type="gramStart"/>
-      <w:r>
-        <w:rPr>
-          <w:rFonts w:ascii="Consolas" w:hAnsi="Consolas"/>
-          <w:b/>
-          <w:bCs/>
-          <w:sz w:val="22"/>
-          <w:szCs w:val="22"/>
-        </w:rPr>
-        <w:t>this.nombre</w:t>
-      </w:r>
-      <w:proofErr w:type="spellEnd"/>
-      <w:proofErr w:type="gramEnd"/>
-      <w:r>
-        <w:rPr>
-          <w:rFonts w:ascii="Consolas" w:hAnsi="Consolas"/>
-          <w:b/>
-          <w:bCs/>
-          <w:sz w:val="22"/>
-          <w:szCs w:val="22"/>
-        </w:rPr>
-        <w:t xml:space="preserve"> = nombre;</w:t>
-      </w:r>
-    </w:p>
-    <w:p>
-      <w:pPr>
-        <w:shd w:val="clear" w:color="auto" w:fill="D9F2D0" w:themeFill="accent6" w:themeFillTint="33"/>
-        <w:tabs>
-          <w:tab w:val="left" w:pos="2492"/>
-        </w:tabs>
-        <w:spacing w:after="0"/>
-        <w:jc w:val="both"/>
-        <w:rPr>
-          <w:rFonts w:ascii="Consolas" w:hAnsi="Consolas"/>
-          <w:b/>
-          <w:bCs/>
-          <w:sz w:val="22"/>
-          <w:szCs w:val="22"/>
-        </w:rPr>
-      </w:pPr>
-      <w:r>
-        <w:rPr>
-          <w:rFonts w:ascii="Consolas" w:hAnsi="Consolas"/>
-          <w:b/>
-          <w:bCs/>
-          <w:sz w:val="22"/>
-          <w:szCs w:val="22"/>
-        </w:rPr>
-        <w:t xml:space="preserve">    }</w:t>
-      </w:r>
-    </w:p>
-    <w:p>
-      <w:pPr>
-        <w:shd w:val="clear" w:color="auto" w:fill="D9F2D0" w:themeFill="accent6" w:themeFillTint="33"/>
-        <w:tabs>
-          <w:tab w:val="left" w:pos="2492"/>
-        </w:tabs>
-        <w:spacing w:after="0"/>
-        <w:jc w:val="both"/>
-        <w:rPr>
-          <w:rFonts w:ascii="Consolas" w:hAnsi="Consolas"/>
-          <w:b/>
-          <w:bCs/>
-          <w:sz w:val="22"/>
-          <w:szCs w:val="22"/>
-        </w:rPr>
-      </w:pPr>
-    </w:p>
-    <w:p>
-      <w:pPr>
-        <w:shd w:val="clear" w:color="auto" w:fill="D9F2D0" w:themeFill="accent6" w:themeFillTint="33"/>
-        <w:tabs>
-          <w:tab w:val="left" w:pos="2492"/>
-        </w:tabs>
-        <w:spacing w:after="0"/>
-        <w:jc w:val="both"/>
-        <w:rPr>
-          <w:rFonts w:ascii="Consolas" w:hAnsi="Consolas"/>
-          <w:b/>
-          <w:bCs/>
-          <w:sz w:val="22"/>
-          <w:szCs w:val="22"/>
-        </w:rPr>
-      </w:pPr>
-      <w:r>
-        <w:rPr>
-          <w:rFonts w:ascii="Consolas" w:hAnsi="Consolas"/>
-          <w:b/>
-          <w:bCs/>
-          <w:sz w:val="22"/>
-          <w:szCs w:val="22"/>
-        </w:rPr>
-        <w:t xml:space="preserve">    @Override</w:t>
-      </w:r>
-    </w:p>
-    <w:p>
-      <w:pPr>
-        <w:shd w:val="clear" w:color="auto" w:fill="D9F2D0" w:themeFill="accent6" w:themeFillTint="33"/>
-        <w:tabs>
-          <w:tab w:val="left" w:pos="2492"/>
-        </w:tabs>
-        <w:spacing w:after="0"/>
-        <w:jc w:val="both"/>
-        <w:rPr>
-          <w:rFonts w:ascii="Consolas" w:hAnsi="Consolas"/>
-          <w:b/>
-          <w:bCs/>
-          <w:sz w:val="22"/>
-          <w:szCs w:val="22"/>
-        </w:rPr>
-      </w:pPr>
-      <w:r>
-        <w:rPr>
-          <w:rFonts w:ascii="Consolas" w:hAnsi="Consolas"/>
-          <w:b/>
-          <w:bCs/>
-          <w:sz w:val="22"/>
-          <w:szCs w:val="22"/>
-        </w:rPr>
-        <w:t xml:space="preserve">    </w:t>
-      </w:r>
-      <w:proofErr w:type="spellStart"/>
-      <w:r>
-        <w:rPr>
-          <w:rFonts w:ascii="Consolas" w:hAnsi="Consolas"/>
-          <w:b/>
-          <w:bCs/>
-          <w:sz w:val="22"/>
-          <w:szCs w:val="22"/>
-        </w:rPr>
-        <w:t>public</w:t>
-      </w:r>
-      <w:proofErr w:type="spellEnd"/>
-      <w:r>
-        <w:rPr>
-          <w:rFonts w:ascii="Consolas" w:hAnsi="Consolas"/>
-          <w:b/>
-          <w:bCs/>
-          <w:sz w:val="22"/>
-          <w:szCs w:val="22"/>
-        </w:rPr>
-        <w:t xml:space="preserve"> </w:t>
-      </w:r>
-      <w:proofErr w:type="spellStart"/>
-      <w:r>
-        <w:rPr>
-          <w:rFonts w:ascii="Consolas" w:hAnsi="Consolas"/>
-          <w:b/>
-          <w:bCs/>
-          <w:sz w:val="22"/>
-          <w:szCs w:val="22"/>
-        </w:rPr>
-        <w:t>void</w:t>
-      </w:r>
-      <w:proofErr w:type="spellEnd"/>
-      <w:r>
-        <w:rPr>
-          <w:rFonts w:ascii="Consolas" w:hAnsi="Consolas"/>
-          <w:b/>
-          <w:bCs/>
-          <w:sz w:val="22"/>
-          <w:szCs w:val="22"/>
-        </w:rPr>
-        <w:t xml:space="preserve"> </w:t>
-      </w:r>
-      <w:proofErr w:type="gramStart"/>
-      <w:r>
-        <w:rPr>
-          <w:rFonts w:ascii="Consolas" w:hAnsi="Consolas"/>
-          <w:b/>
-          <w:bCs/>
-          <w:sz w:val="22"/>
-          <w:szCs w:val="22"/>
-        </w:rPr>
-        <w:t>mostrar(</w:t>
-      </w:r>
-      <w:proofErr w:type="gramEnd"/>
-      <w:r>
-        <w:rPr>
-          <w:rFonts w:ascii="Consolas" w:hAnsi="Consolas"/>
-          <w:b/>
-          <w:bCs/>
-          <w:sz w:val="22"/>
-          <w:szCs w:val="22"/>
-        </w:rPr>
-        <w:t>) {</w:t>
-      </w:r>
-    </w:p>
-    <w:p>
-      <w:pPr>
-        <w:shd w:val="clear" w:color="auto" w:fill="D9F2D0" w:themeFill="accent6" w:themeFillTint="33"/>
-        <w:tabs>
-          <w:tab w:val="left" w:pos="2492"/>
-        </w:tabs>
-        <w:spacing w:after="0"/>
-        <w:jc w:val="both"/>
-        <w:rPr>
-          <w:rFonts w:ascii="Consolas" w:hAnsi="Consolas"/>
-          <w:b/>
-          <w:bCs/>
-          <w:sz w:val="22"/>
-          <w:szCs w:val="22"/>
-        </w:rPr>
-      </w:pPr>
-      <w:r>
-        <w:rPr>
-          <w:rFonts w:ascii="Consolas" w:hAnsi="Consolas"/>
-          <w:b/>
-          <w:bCs/>
-          <w:sz w:val="22"/>
-          <w:szCs w:val="22"/>
-        </w:rPr>
-        <w:t xml:space="preserve">        </w:t>
-      </w:r>
-      <w:proofErr w:type="spellStart"/>
-      <w:r>
-        <w:rPr>
-          <w:rFonts w:ascii="Consolas" w:hAnsi="Consolas"/>
-          <w:b/>
-          <w:bCs/>
-          <w:sz w:val="22"/>
-          <w:szCs w:val="22"/>
-        </w:rPr>
-        <w:t>System.out.println</w:t>
-      </w:r>
-      <w:proofErr w:type="spellEnd"/>
-      <w:r>
-        <w:rPr>
-          <w:rFonts w:ascii="Consolas" w:hAnsi="Consolas"/>
-          <w:b/>
-          <w:bCs/>
-          <w:sz w:val="22"/>
-          <w:szCs w:val="22"/>
-        </w:rPr>
-        <w:t>("Archivo: " + nombre);</w:t>
-      </w:r>
-    </w:p>
-    <w:p>
-      <w:pPr>
-        <w:shd w:val="clear" w:color="auto" w:fill="D9F2D0" w:themeFill="accent6" w:themeFillTint="33"/>
-        <w:tabs>
-          <w:tab w:val="left" w:pos="2492"/>
-        </w:tabs>
-        <w:spacing w:after="0"/>
-        <w:jc w:val="both"/>
-        <w:rPr>
-          <w:rFonts w:ascii="Consolas" w:hAnsi="Consolas"/>
-          <w:b/>
-          <w:bCs/>
-          <w:sz w:val="22"/>
-          <w:szCs w:val="22"/>
-        </w:rPr>
-      </w:pPr>
-      <w:r>
-        <w:rPr>
-          <w:rFonts w:ascii="Consolas" w:hAnsi="Consolas"/>
-          <w:b/>
-          <w:bCs/>
-          <w:sz w:val="22"/>
-          <w:szCs w:val="22"/>
-        </w:rPr>
-        <w:t xml:space="preserve">    </w:t>
-      </w:r>
-      <w:r>
-        <w:rPr>
-          <w:rFonts w:ascii="Consolas" w:hAnsi="Consolas"/>
-          <w:b/>
-          <w:bCs/>
-          <w:sz w:val="22"/>
-          <w:szCs w:val="22"/>
-        </w:rPr>
-        <w:t>}</w:t>
-      </w:r>
-    </w:p>
-    <w:p>
-      <w:pPr>
-        <w:shd w:val="clear" w:color="auto" w:fill="D9F2D0" w:themeFill="accent6" w:themeFillTint="33"/>
-        <w:tabs>
-          <w:tab w:val="left" w:pos="2492"/>
-        </w:tabs>
-        <w:spacing w:after="0"/>
-        <w:jc w:val="both"/>
-        <w:rPr>
-          <w:rFonts w:ascii="Consolas" w:hAnsi="Consolas"/>
-          <w:b/>
-          <w:bCs/>
-          <w:sz w:val="22"/>
-          <w:szCs w:val="22"/>
-        </w:rPr>
-      </w:pPr>
-      <w:r>
-        <w:rPr>
-          <w:rFonts w:ascii="Consolas" w:hAnsi="Consolas"/>
-          <w:b/>
-          <w:bCs/>
-          <w:sz w:val="22"/>
-          <w:szCs w:val="22"/>
-        </w:rPr>
-        <w:t>}</w:t>
-      </w:r>
-    </w:p>
-    <w:p>
-      <w:pPr>
-        <w:rPr>
-          <w:b/>
-          <w:bCs/>
-          <w:sz w:val="22"/>
-          <w:szCs w:val="22"/>
-        </w:rPr>
-      </w:pPr>
-      <w:r>
-        <w:rPr>
-          <w:b/>
-          <w:bCs/>
-          <w:sz w:val="22"/>
-          <w:szCs w:val="22"/>
-        </w:rPr>
-        <w:t>Directorio.java</w:t>
-      </w:r>
-    </w:p>
-    <w:p>
-      <w:pPr>
-        <w:shd w:val="clear" w:color="auto" w:fill="D9F2D0" w:themeFill="accent6" w:themeFillTint="33"/>
-        <w:tabs>
-          <w:tab w:val="left" w:pos="2492"/>
-        </w:tabs>
-        <w:spacing w:after="0"/>
-        <w:jc w:val="both"/>
-        <w:rPr>
-          <w:rFonts w:ascii="Consolas" w:hAnsi="Consolas"/>
-          <w:b/>
-          <w:bCs/>
-          <w:sz w:val="22"/>
-          <w:szCs w:val="22"/>
-        </w:rPr>
-      </w:pPr>
-      <w:r>
-        <w:rPr>
-          <w:rFonts w:ascii="Consolas" w:hAnsi="Consolas"/>
-          <w:b/>
-          <w:bCs/>
-          <w:sz w:val="22"/>
-          <w:szCs w:val="22"/>
-        </w:rPr>
-        <w:t>package com.</w:t>
-      </w:r>
-      <w:proofErr w:type="gramStart"/>
-      <w:r>
-        <w:rPr>
-          <w:rFonts w:ascii="Consolas" w:hAnsi="Consolas"/>
-          <w:b/>
-          <w:bCs/>
-          <w:sz w:val="22"/>
-          <w:szCs w:val="22"/>
-        </w:rPr>
-        <w:t>example.composite</w:t>
-      </w:r>
-      <w:proofErr w:type="gramEnd"/>
-      <w:r>
-        <w:rPr>
-          <w:rFonts w:ascii="Consolas" w:hAnsi="Consolas"/>
-          <w:b/>
-          <w:bCs/>
-          <w:sz w:val="22"/>
-          <w:szCs w:val="22"/>
-        </w:rPr>
-        <w:t>;</w:t>
-      </w:r>
-    </w:p>
-    <w:p>
-      <w:pPr>
-        <w:shd w:val="clear" w:color="auto" w:fill="D9F2D0" w:themeFill="accent6" w:themeFillTint="33"/>
-        <w:tabs>
-          <w:tab w:val="left" w:pos="2492"/>
-        </w:tabs>
-        <w:spacing w:after="0"/>
-        <w:jc w:val="both"/>
-        <w:rPr>
-          <w:rFonts w:ascii="Consolas" w:hAnsi="Consolas"/>
-          <w:b/>
-          <w:bCs/>
-          <w:sz w:val="22"/>
-          <w:szCs w:val="22"/>
-        </w:rPr>
-      </w:pPr>
-    </w:p>
-    <w:p>
-      <w:pPr>
-        <w:shd w:val="clear" w:color="auto" w:fill="D9F2D0" w:themeFill="accent6" w:themeFillTint="33"/>
-        <w:tabs>
-          <w:tab w:val="left" w:pos="2492"/>
-        </w:tabs>
-        <w:spacing w:after="0"/>
-        <w:jc w:val="both"/>
-        <w:rPr>
-          <w:rFonts w:ascii="Consolas" w:hAnsi="Consolas"/>
-          <w:b/>
-          <w:bCs/>
-          <w:sz w:val="22"/>
-          <w:szCs w:val="22"/>
-          <w:lang w:val="en-GB"/>
-        </w:rPr>
-      </w:pPr>
-      <w:r>
-        <w:rPr>
-          <w:rFonts w:ascii="Consolas" w:hAnsi="Consolas"/>
-          <w:b/>
-          <w:bCs/>
-          <w:sz w:val="22"/>
-          <w:szCs w:val="22"/>
-          <w:lang w:val="en-GB"/>
-        </w:rPr>
-        <w:t xml:space="preserve">import </w:t>
-      </w:r>
-      <w:proofErr w:type="spellStart"/>
-      <w:proofErr w:type="gramStart"/>
-      <w:r>
-        <w:rPr>
-          <w:rFonts w:ascii="Consolas" w:hAnsi="Consolas"/>
-          <w:b/>
-          <w:bCs/>
-          <w:sz w:val="22"/>
-          <w:szCs w:val="22"/>
-          <w:lang w:val="en-GB"/>
-        </w:rPr>
-        <w:t>java.util</w:t>
-      </w:r>
-      <w:proofErr w:type="gramEnd"/>
-      <w:r>
-        <w:rPr>
-          <w:rFonts w:ascii="Consolas" w:hAnsi="Consolas"/>
-          <w:b/>
-          <w:bCs/>
-          <w:sz w:val="22"/>
-          <w:szCs w:val="22"/>
-          <w:lang w:val="en-GB"/>
-        </w:rPr>
-        <w:t>.</w:t>
-      </w:r>
-      <w:proofErr w:type="gramStart"/>
-      <w:r>
-        <w:rPr>
-          <w:rFonts w:ascii="Consolas" w:hAnsi="Consolas"/>
-          <w:b/>
-          <w:bCs/>
-          <w:sz w:val="22"/>
-          <w:szCs w:val="22"/>
-          <w:lang w:val="en-GB"/>
-        </w:rPr>
-        <w:t>ArrayList</w:t>
-      </w:r>
-      <w:proofErr w:type="spellEnd"/>
-      <w:r>
-        <w:rPr>
-          <w:rFonts w:ascii="Consolas" w:hAnsi="Consolas"/>
-          <w:b/>
-          <w:bCs/>
-          <w:sz w:val="22"/>
-          <w:szCs w:val="22"/>
-          <w:lang w:val="en-GB"/>
-        </w:rPr>
-        <w:t>;</w:t>
-      </w:r>
-      <w:proofErr w:type="gramEnd"/>
-    </w:p>
-    <w:p>
-      <w:pPr>
-        <w:shd w:val="clear" w:color="auto" w:fill="D9F2D0" w:themeFill="accent6" w:themeFillTint="33"/>
-        <w:tabs>
-          <w:tab w:val="left" w:pos="2492"/>
-        </w:tabs>
-        <w:spacing w:after="0"/>
-        <w:jc w:val="both"/>
-        <w:rPr>
-          <w:rFonts w:ascii="Consolas" w:hAnsi="Consolas"/>
-          <w:b/>
-          <w:bCs/>
-          <w:sz w:val="22"/>
-          <w:szCs w:val="22"/>
-          <w:lang w:val="en-GB"/>
-        </w:rPr>
-      </w:pPr>
-      <w:r>
-        <w:rPr>
-          <w:rFonts w:ascii="Consolas" w:hAnsi="Consolas"/>
-          <w:b/>
-          <w:bCs/>
-          <w:sz w:val="22"/>
-          <w:szCs w:val="22"/>
-          <w:lang w:val="en-GB"/>
-        </w:rPr>
-        <w:t xml:space="preserve">import </w:t>
-      </w:r>
-      <w:proofErr w:type="spellStart"/>
-      <w:proofErr w:type="gramStart"/>
-      <w:r>
-        <w:rPr>
-          <w:rFonts w:ascii="Consolas" w:hAnsi="Consolas"/>
-          <w:b/>
-          <w:bCs/>
-          <w:sz w:val="22"/>
-          <w:szCs w:val="22"/>
-          <w:lang w:val="en-GB"/>
-        </w:rPr>
-        <w:t>java.util</w:t>
-      </w:r>
-      <w:proofErr w:type="gramEnd"/>
-      <w:r>
-        <w:rPr>
-          <w:rFonts w:ascii="Consolas" w:hAnsi="Consolas"/>
-          <w:b/>
-          <w:bCs/>
-          <w:sz w:val="22"/>
-          <w:szCs w:val="22"/>
-          <w:lang w:val="en-GB"/>
-        </w:rPr>
-        <w:t>.</w:t>
-      </w:r>
-      <w:proofErr w:type="gramStart"/>
-      <w:r>
-        <w:rPr>
-          <w:rFonts w:ascii="Consolas" w:hAnsi="Consolas"/>
-          <w:b/>
-          <w:bCs/>
-          <w:sz w:val="22"/>
-          <w:szCs w:val="22"/>
-          <w:lang w:val="en-GB"/>
-        </w:rPr>
-        <w:t>List</w:t>
-      </w:r>
-      <w:proofErr w:type="spellEnd"/>
-      <w:r>
-        <w:rPr>
-          <w:rFonts w:ascii="Consolas" w:hAnsi="Consolas"/>
-          <w:b/>
-          <w:bCs/>
-          <w:sz w:val="22"/>
-          <w:szCs w:val="22"/>
-          <w:lang w:val="en-GB"/>
-        </w:rPr>
-        <w:t>;</w:t>
-      </w:r>
-      <w:proofErr w:type="gramEnd"/>
-    </w:p>
-    <w:p>
-      <w:pPr>
-        <w:shd w:val="clear" w:color="auto" w:fill="D9F2D0" w:themeFill="accent6" w:themeFillTint="33"/>
-        <w:tabs>
-          <w:tab w:val="left" w:pos="2492"/>
-        </w:tabs>
-        <w:spacing w:after="0"/>
-        <w:jc w:val="both"/>
-        <w:rPr>
-          <w:rFonts w:ascii="Consolas" w:hAnsi="Consolas"/>
-          <w:b/>
-          <w:bCs/>
-          <w:sz w:val="22"/>
-          <w:szCs w:val="22"/>
-          <w:lang w:val="en-GB"/>
-        </w:rPr>
-      </w:pPr>
-    </w:p>
-    <w:p>
-      <w:pPr>
-        <w:shd w:val="clear" w:color="auto" w:fill="D9F2D0" w:themeFill="accent6" w:themeFillTint="33"/>
-        <w:tabs>
-          <w:tab w:val="left" w:pos="2492"/>
-        </w:tabs>
-        <w:spacing w:after="0"/>
-        <w:jc w:val="both"/>
-        <w:rPr>
-          <w:rFonts w:ascii="Consolas" w:hAnsi="Consolas"/>
-          <w:b/>
-          <w:bCs/>
-          <w:sz w:val="22"/>
-          <w:szCs w:val="22"/>
-          <w:lang w:val="en-GB"/>
-        </w:rPr>
-      </w:pPr>
-      <w:r>
-        <w:rPr>
-          <w:rFonts w:ascii="Consolas" w:hAnsi="Consolas"/>
-          <w:b/>
-          <w:bCs/>
-          <w:sz w:val="22"/>
-          <w:szCs w:val="22"/>
-          <w:lang w:val="en-GB"/>
-        </w:rPr>
-        <w:t xml:space="preserve">public class Directorio implements </w:t>
-      </w:r>
-      <w:proofErr w:type="spellStart"/>
-      <w:r>
-        <w:rPr>
-          <w:rFonts w:ascii="Consolas" w:hAnsi="Consolas"/>
-          <w:b/>
-          <w:bCs/>
-          <w:sz w:val="22"/>
-          <w:szCs w:val="22"/>
-          <w:lang w:val="en-GB"/>
-        </w:rPr>
-        <w:t>Componente</w:t>
-      </w:r>
-      <w:proofErr w:type="spellEnd"/>
-      <w:r>
-        <w:rPr>
-          <w:rFonts w:ascii="Consolas" w:hAnsi="Consolas"/>
-          <w:b/>
-          <w:bCs/>
-          <w:sz w:val="22"/>
-          <w:szCs w:val="22"/>
-          <w:lang w:val="en-GB"/>
-        </w:rPr>
-        <w:t xml:space="preserve"> {</w:t>
-      </w:r>
-    </w:p>
-    <w:p>
-      <w:pPr>
-        <w:shd w:val="clear" w:color="auto" w:fill="D9F2D0" w:themeFill="accent6" w:themeFillTint="33"/>
-        <w:tabs>
-          <w:tab w:val="left" w:pos="2492"/>
-        </w:tabs>
-        <w:spacing w:after="0"/>
-        <w:jc w:val="both"/>
-        <w:rPr>
-          <w:rFonts w:ascii="Consolas" w:hAnsi="Consolas"/>
-          <w:b/>
-          <w:bCs/>
-          <w:sz w:val="22"/>
-          <w:szCs w:val="22"/>
-          <w:lang w:val="en-GB"/>
-        </w:rPr>
-      </w:pPr>
-      <w:r>
-        <w:rPr>
-          <w:rFonts w:ascii="Consolas" w:hAnsi="Consolas"/>
-          <w:b/>
-          <w:bCs/>
-          <w:sz w:val="22"/>
-          <w:szCs w:val="22"/>
-          <w:lang w:val="en-GB"/>
-        </w:rPr>
-        <w:t xml:space="preserve">    private String </w:t>
-      </w:r>
-      <w:proofErr w:type="spellStart"/>
-      <w:proofErr w:type="gramStart"/>
-      <w:r>
-        <w:rPr>
-          <w:rFonts w:ascii="Consolas" w:hAnsi="Consolas"/>
-          <w:b/>
-          <w:bCs/>
-          <w:sz w:val="22"/>
-          <w:szCs w:val="22"/>
-          <w:lang w:val="en-GB"/>
-        </w:rPr>
-        <w:t>nombre</w:t>
-      </w:r>
-      <w:proofErr w:type="spellEnd"/>
-      <w:r>
-        <w:rPr>
-          <w:rFonts w:ascii="Consolas" w:hAnsi="Consolas"/>
-          <w:b/>
-          <w:bCs/>
-          <w:sz w:val="22"/>
-          <w:szCs w:val="22"/>
-          <w:lang w:val="en-GB"/>
-        </w:rPr>
-        <w:t>;</w:t>
-      </w:r>
-      <w:proofErr w:type="gramEnd"/>
-    </w:p>
-    <w:p>
-      <w:pPr>
-        <w:shd w:val="clear" w:color="auto" w:fill="D9F2D0" w:themeFill="accent6" w:themeFillTint="33"/>
-        <w:tabs>
-          <w:tab w:val="left" w:pos="2492"/>
-        </w:tabs>
-        <w:spacing w:after="0"/>
-        <w:jc w:val="both"/>
-        <w:rPr>
-          <w:rFonts w:ascii="Consolas" w:hAnsi="Consolas"/>
-          <w:b/>
-          <w:bCs/>
-          <w:sz w:val="22"/>
-          <w:szCs w:val="22"/>
-          <w:lang w:val="en-GB"/>
-        </w:rPr>
-      </w:pPr>
-      <w:r>
-        <w:rPr>
-          <w:rFonts w:ascii="Consolas" w:hAnsi="Consolas"/>
-          <w:b/>
-          <w:bCs/>
-          <w:sz w:val="22"/>
-          <w:szCs w:val="22"/>
-          <w:lang w:val="en-GB"/>
-        </w:rPr>
-        <w:t xml:space="preserve">    private List&lt;</w:t>
-      </w:r>
-      <w:proofErr w:type="spellStart"/>
-      <w:r>
-        <w:rPr>
-          <w:rFonts w:ascii="Consolas" w:hAnsi="Consolas"/>
-          <w:b/>
-          <w:bCs/>
-          <w:sz w:val="22"/>
-          <w:szCs w:val="22"/>
-          <w:lang w:val="en-GB"/>
-        </w:rPr>
-        <w:t>Componente</w:t>
-      </w:r>
-      <w:proofErr w:type="spellEnd"/>
-      <w:r>
-        <w:rPr>
-          <w:rFonts w:ascii="Consolas" w:hAnsi="Consolas"/>
-          <w:b/>
-          <w:bCs/>
-          <w:sz w:val="22"/>
-          <w:szCs w:val="22"/>
-          <w:lang w:val="en-GB"/>
-        </w:rPr>
-        <w:t xml:space="preserve">&gt; </w:t>
-      </w:r>
-      <w:proofErr w:type="spellStart"/>
-      <w:r>
-        <w:rPr>
-          <w:rFonts w:ascii="Consolas" w:hAnsi="Consolas"/>
-          <w:b/>
-          <w:bCs/>
-          <w:sz w:val="22"/>
-          <w:szCs w:val="22"/>
-          <w:lang w:val="en-GB"/>
-        </w:rPr>
-        <w:t>componentes</w:t>
-      </w:r>
-      <w:proofErr w:type="spellEnd"/>
-      <w:r>
-        <w:rPr>
-          <w:rFonts w:ascii="Consolas" w:hAnsi="Consolas"/>
-          <w:b/>
-          <w:bCs/>
-          <w:sz w:val="22"/>
-          <w:szCs w:val="22"/>
-          <w:lang w:val="en-GB"/>
-        </w:rPr>
-        <w:t xml:space="preserve"> = new </w:t>
-      </w:r>
-      <w:proofErr w:type="spellStart"/>
-      <w:r>
-        <w:rPr>
-          <w:rFonts w:ascii="Consolas" w:hAnsi="Consolas"/>
-          <w:b/>
-          <w:bCs/>
-          <w:sz w:val="22"/>
-          <w:szCs w:val="22"/>
-          <w:lang w:val="en-GB"/>
-        </w:rPr>
-        <w:t>ArrayList</w:t>
-      </w:r>
-      <w:proofErr w:type="spellEnd"/>
-      <w:r>
-        <w:rPr>
-          <w:rFonts w:ascii="Consolas" w:hAnsi="Consolas"/>
-          <w:b/>
-          <w:bCs/>
-          <w:sz w:val="22"/>
-          <w:szCs w:val="22"/>
-          <w:lang w:val="en-GB"/>
-        </w:rPr>
-        <w:t>&lt;</w:t>
-      </w:r>
-      <w:proofErr w:type="gramStart"/>
-      <w:r>
-        <w:rPr>
-          <w:rFonts w:ascii="Consolas" w:hAnsi="Consolas"/>
-          <w:b/>
-          <w:bCs/>
-          <w:sz w:val="22"/>
-          <w:szCs w:val="22"/>
-          <w:lang w:val="en-GB"/>
-        </w:rPr>
-        <w:t>&gt;();</w:t>
-      </w:r>
-      <w:proofErr w:type="gramEnd"/>
+      <w:r>
+        <w:rPr>
+          <w:rFonts w:ascii="Consolas" w:hAnsi="Consolas"/>
+          <w:b/>
+          <w:bCs/>
+          <w:sz w:val="22"/>
+          <w:szCs w:val="22"/>
+          <w:lang w:val="en-GB"/>
+        </w:rPr>
+        <w:t>);</w:t>
+      </w:r>
     </w:p>
     <w:p>
       <w:pPr>
@@ -13951,21 +13864,8 @@
           <w:szCs w:val="22"/>
           <w:lang w:val="en-GB"/>
         </w:rPr>
-        <w:t>(</w:t>
-      </w:r>
-      <w:proofErr w:type="gramStart"/>
-      <w:r>
-        <w:rPr>
-          <w:rFonts w:ascii="Consolas" w:hAnsi="Consolas"/>
-          <w:b/>
-          <w:bCs/>
-          <w:sz w:val="22"/>
-          <w:szCs w:val="22"/>
-          <w:lang w:val="en-GB"/>
-        </w:rPr>
-        <w:t>);</w:t>
-      </w:r>
-      <w:proofErr w:type="gramEnd"/>
+        <w:t>();</w:t>
+      </w:r>
     </w:p>
     <w:p>
       <w:pPr>
@@ -14456,29 +14356,7 @@
           <w:sz w:val="22"/>
           <w:szCs w:val="22"/>
         </w:rPr>
-        <w:t xml:space="preserve"> </w:t>
-      </w:r>
-      <w:proofErr w:type="gramStart"/>
-      <w:r>
-        <w:rPr>
-          <w:rFonts w:ascii="Consolas" w:hAnsi="Consolas"/>
-          <w:b/>
-          <w:bCs/>
-          <w:sz w:val="22"/>
-          <w:szCs w:val="22"/>
-        </w:rPr>
-        <w:t>interface</w:t>
-      </w:r>
-      <w:proofErr w:type="gramEnd"/>
-      <w:r>
-        <w:rPr>
-          <w:rFonts w:ascii="Consolas" w:hAnsi="Consolas"/>
-          <w:b/>
-          <w:bCs/>
-          <w:sz w:val="22"/>
-          <w:szCs w:val="22"/>
-        </w:rPr>
-        <w:t xml:space="preserve"> Documento {</w:t>
+        <w:t xml:space="preserve"> interface Documento {</w:t>
       </w:r>
     </w:p>
     <w:p>
@@ -16728,21 +16606,8 @@
           <w:szCs w:val="22"/>
           <w:lang w:val="en-GB"/>
         </w:rPr>
-        <w:t>(</w:t>
-      </w:r>
-      <w:proofErr w:type="gramStart"/>
-      <w:r>
-        <w:rPr>
-          <w:rFonts w:ascii="Consolas" w:hAnsi="Consolas"/>
-          <w:b/>
-          <w:bCs/>
-          <w:sz w:val="22"/>
-          <w:szCs w:val="22"/>
-          <w:lang w:val="en-GB"/>
-        </w:rPr>
-        <w:t>);</w:t>
-      </w:r>
-      <w:proofErr w:type="gramEnd"/>
+        <w:t>();</w:t>
+      </w:r>
     </w:p>
     <w:p>
       <w:pPr>
@@ -17112,6 +16977,14 @@
         </w:rPr>
         <w:t>, composite y proxy basados en los ejercicios anteriores.</w:t>
       </w:r>
+    </w:p>
+    <w:p>
+      <w:pPr>
+        <w:rPr>
+          <w:sz w:val="22"/>
+          <w:szCs w:val="22"/>
+        </w:rPr>
+      </w:pPr>
     </w:p>
     <w:p>
       <w:pPr>
